--- a/index.docx
+++ b/index.docx
@@ -165,7 +165,7 @@
         <w:pStyle w:val="BodyText"/>
       </w:pPr>
       <w:r>
-        <w:t xml:space="preserve">Author roles were classified using the Contributor Role Taxonomy (CRediT; https://credit.niso.org) as follows: </w:t>
+        <w:t xml:space="preserve">Author roles were classified using the Contributor Role Taxonomy (CRediT; https://credit.niso.org/) as follows: </w:t>
       </w:r>
       <w:r>
         <w:rPr>
@@ -554,7 +554,7 @@
 </file>
 
 <file path=word/footer1.xml><?xml version="1.0" encoding="utf-8"?>
-<w:ftr xmlns:wpc="http://schemas.microsoft.com/office/word/2010/wordprocessingCanvas" xmlns:cx="http://schemas.microsoft.com/office/drawing/2014/chartex" xmlns:cx1="http://schemas.microsoft.com/office/drawing/2015/9/8/chartex" xmlns:cx2="http://schemas.microsoft.com/office/drawing/2015/10/21/chartex" xmlns:cx3="http://schemas.microsoft.com/office/drawing/2016/5/9/chartex" xmlns:cx4="http://schemas.microsoft.com/office/drawing/2016/5/10/chartex" xmlns:cx5="http://schemas.microsoft.com/office/drawing/2016/5/11/chartex" xmlns:cx6="http://schemas.microsoft.com/office/drawing/2016/5/12/chartex" xmlns:cx7="http://schemas.microsoft.com/office/drawing/2016/5/13/chartex" xmlns:cx8="http://schemas.microsoft.com/office/drawing/2016/5/14/chartex" xmlns:mc="http://schemas.openxmlformats.org/markup-compatibility/2006" xmlns:aink="http://schemas.microsoft.com/office/drawing/2016/ink" xmlns:am3d="http://schemas.microsoft.com/office/drawing/2017/model3d" xmlns:o="urn:schemas-microsoft-com:office:office" xmlns:oel="http://schemas.microsoft.com/office/2019/extlst" xmlns:r="http://schemas.openxmlformats.org/officeDocument/2006/relationships" xmlns:m="http://schemas.openxmlformats.org/officeDocument/2006/math" xmlns:v="urn:schemas-microsoft-com:vml" xmlns:wp14="http://schemas.microsoft.com/office/word/2010/wordprocessingDrawing" xmlns:wp="http://schemas.openxmlformats.org/drawingml/2006/wordprocessingDrawing" xmlns:w10="urn:schemas-microsoft-com:office:word" xmlns:w="http://schemas.openxmlformats.org/wordprocessingml/2006/main" xmlns:w14="http://schemas.microsoft.com/office/word/2010/wordml" xmlns:w15="http://schemas.microsoft.com/office/word/2012/wordml" xmlns:w16cex="http://schemas.microsoft.com/office/word/2018/wordml/cex" xmlns:w16cid="http://schemas.microsoft.com/office/word/2016/wordml/cid" xmlns:w16="http://schemas.microsoft.com/office/word/2018/wordml" xmlns:w16du="http://schemas.microsoft.com/office/word/2023/wordml/word16du" xmlns:w16sdtdh="http://schemas.microsoft.com/office/word/2020/wordml/sdtdatahash" xmlns:w16se="http://schemas.microsoft.com/office/word/2015/wordml/symex" xmlns:wpg="http://schemas.microsoft.com/office/word/2010/wordprocessingGroup" xmlns:wpi="http://schemas.microsoft.com/office/word/2010/wordprocessingInk" xmlns:wne="http://schemas.microsoft.com/office/word/2006/wordml" xmlns:wps="http://schemas.microsoft.com/office/word/2010/wordprocessingShape" mc:Ignorable="w14 w15 w16se w16cid w16 w16cex w16sdtdh w16du wp14">
+<w:ftr xmlns:wpc="http://schemas.microsoft.com/office/word/2010/wordprocessingCanvas" xmlns:cx="http://schemas.microsoft.com/office/drawing/2014/chartex" xmlns:cx1="http://schemas.microsoft.com/office/drawing/2015/9/8/chartex" xmlns:cx2="http://schemas.microsoft.com/office/drawing/2015/10/21/chartex" xmlns:cx3="http://schemas.microsoft.com/office/drawing/2016/5/9/chartex" xmlns:cx4="http://schemas.microsoft.com/office/drawing/2016/5/10/chartex" xmlns:cx5="http://schemas.microsoft.com/office/drawing/2016/5/11/chartex" xmlns:cx6="http://schemas.microsoft.com/office/drawing/2016/5/12/chartex" xmlns:cx7="http://schemas.microsoft.com/office/drawing/2016/5/13/chartex" xmlns:cx8="http://schemas.microsoft.com/office/drawing/2016/5/14/chartex" xmlns:mc="http://schemas.openxmlformats.org/markup-compatibility/2006" xmlns:aink="http://schemas.microsoft.com/office/drawing/2016/ink" xmlns:am3d="http://schemas.microsoft.com/office/drawing/2017/model3d" xmlns:o="urn:schemas-microsoft-com:office:office" xmlns:oel="http://schemas.microsoft.com/office/2019/extlst" xmlns:r="http://schemas.openxmlformats.org/officeDocument/2006/relationships" xmlns:m="http://schemas.openxmlformats.org/officeDocument/2006/math" xmlns:v="urn:schemas-microsoft-com:vml" xmlns:wp14="http://schemas.microsoft.com/office/word/2010/wordprocessingDrawing" xmlns:wp="http://schemas.openxmlformats.org/drawingml/2006/wordprocessingDrawing" xmlns:w10="urn:schemas-microsoft-com:office:word" xmlns:w="http://schemas.openxmlformats.org/wordprocessingml/2006/main" xmlns:w14="http://schemas.microsoft.com/office/word/2010/wordml" xmlns:w15="http://schemas.microsoft.com/office/word/2012/wordml" xmlns:w16cex="http://schemas.microsoft.com/office/word/2018/wordml/cex" xmlns:w16cid="http://schemas.microsoft.com/office/word/2016/wordml/cid" xmlns:w16="http://schemas.microsoft.com/office/word/2018/wordml" xmlns:w16du="http://schemas.microsoft.com/office/word/2023/wordml/word16du" xmlns:w16sdtdh="http://schemas.microsoft.com/office/word/2020/wordml/sdtdatahash" xmlns:w16sdtfl="http://schemas.microsoft.com/office/word/2024/wordml/sdtformatlock" xmlns:w16se="http://schemas.microsoft.com/office/word/2015/wordml/symex" xmlns:wpg="http://schemas.microsoft.com/office/word/2010/wordprocessingGroup" xmlns:wpi="http://schemas.microsoft.com/office/word/2010/wordprocessingInk" xmlns:wne="http://schemas.microsoft.com/office/word/2006/wordml" xmlns:wps="http://schemas.microsoft.com/office/word/2010/wordprocessingShape" mc:Ignorable="w14 w15 w16se w16cid w16 w16cex w16sdtdh w16sdtfl w16du wp14">
   <w:p>
     <w:pPr>
       <w:pStyle w:val="Footer"/>
@@ -564,7 +564,7 @@
 </file>
 
 <file path=word/footer2.xml><?xml version="1.0" encoding="utf-8"?>
-<w:ftr xmlns:wpc="http://schemas.microsoft.com/office/word/2010/wordprocessingCanvas" xmlns:cx="http://schemas.microsoft.com/office/drawing/2014/chartex" xmlns:cx1="http://schemas.microsoft.com/office/drawing/2015/9/8/chartex" xmlns:cx2="http://schemas.microsoft.com/office/drawing/2015/10/21/chartex" xmlns:cx3="http://schemas.microsoft.com/office/drawing/2016/5/9/chartex" xmlns:cx4="http://schemas.microsoft.com/office/drawing/2016/5/10/chartex" xmlns:cx5="http://schemas.microsoft.com/office/drawing/2016/5/11/chartex" xmlns:cx6="http://schemas.microsoft.com/office/drawing/2016/5/12/chartex" xmlns:cx7="http://schemas.microsoft.com/office/drawing/2016/5/13/chartex" xmlns:cx8="http://schemas.microsoft.com/office/drawing/2016/5/14/chartex" xmlns:mc="http://schemas.openxmlformats.org/markup-compatibility/2006" xmlns:aink="http://schemas.microsoft.com/office/drawing/2016/ink" xmlns:am3d="http://schemas.microsoft.com/office/drawing/2017/model3d" xmlns:o="urn:schemas-microsoft-com:office:office" xmlns:oel="http://schemas.microsoft.com/office/2019/extlst" xmlns:r="http://schemas.openxmlformats.org/officeDocument/2006/relationships" xmlns:m="http://schemas.openxmlformats.org/officeDocument/2006/math" xmlns:v="urn:schemas-microsoft-com:vml" xmlns:wp14="http://schemas.microsoft.com/office/word/2010/wordprocessingDrawing" xmlns:wp="http://schemas.openxmlformats.org/drawingml/2006/wordprocessingDrawing" xmlns:w10="urn:schemas-microsoft-com:office:word" xmlns:w="http://schemas.openxmlformats.org/wordprocessingml/2006/main" xmlns:w14="http://schemas.microsoft.com/office/word/2010/wordml" xmlns:w15="http://schemas.microsoft.com/office/word/2012/wordml" xmlns:w16cex="http://schemas.microsoft.com/office/word/2018/wordml/cex" xmlns:w16cid="http://schemas.microsoft.com/office/word/2016/wordml/cid" xmlns:w16="http://schemas.microsoft.com/office/word/2018/wordml" xmlns:w16du="http://schemas.microsoft.com/office/word/2023/wordml/word16du" xmlns:w16sdtdh="http://schemas.microsoft.com/office/word/2020/wordml/sdtdatahash" xmlns:w16se="http://schemas.microsoft.com/office/word/2015/wordml/symex" xmlns:wpg="http://schemas.microsoft.com/office/word/2010/wordprocessingGroup" xmlns:wpi="http://schemas.microsoft.com/office/word/2010/wordprocessingInk" xmlns:wne="http://schemas.microsoft.com/office/word/2006/wordml" xmlns:wps="http://schemas.microsoft.com/office/word/2010/wordprocessingShape" mc:Ignorable="w14 w15 w16se w16cid w16 w16cex w16sdtdh w16du wp14">
+<w:ftr xmlns:wpc="http://schemas.microsoft.com/office/word/2010/wordprocessingCanvas" xmlns:cx="http://schemas.microsoft.com/office/drawing/2014/chartex" xmlns:cx1="http://schemas.microsoft.com/office/drawing/2015/9/8/chartex" xmlns:cx2="http://schemas.microsoft.com/office/drawing/2015/10/21/chartex" xmlns:cx3="http://schemas.microsoft.com/office/drawing/2016/5/9/chartex" xmlns:cx4="http://schemas.microsoft.com/office/drawing/2016/5/10/chartex" xmlns:cx5="http://schemas.microsoft.com/office/drawing/2016/5/11/chartex" xmlns:cx6="http://schemas.microsoft.com/office/drawing/2016/5/12/chartex" xmlns:cx7="http://schemas.microsoft.com/office/drawing/2016/5/13/chartex" xmlns:cx8="http://schemas.microsoft.com/office/drawing/2016/5/14/chartex" xmlns:mc="http://schemas.openxmlformats.org/markup-compatibility/2006" xmlns:aink="http://schemas.microsoft.com/office/drawing/2016/ink" xmlns:am3d="http://schemas.microsoft.com/office/drawing/2017/model3d" xmlns:o="urn:schemas-microsoft-com:office:office" xmlns:oel="http://schemas.microsoft.com/office/2019/extlst" xmlns:r="http://schemas.openxmlformats.org/officeDocument/2006/relationships" xmlns:m="http://schemas.openxmlformats.org/officeDocument/2006/math" xmlns:v="urn:schemas-microsoft-com:vml" xmlns:wp14="http://schemas.microsoft.com/office/word/2010/wordprocessingDrawing" xmlns:wp="http://schemas.openxmlformats.org/drawingml/2006/wordprocessingDrawing" xmlns:w10="urn:schemas-microsoft-com:office:word" xmlns:w="http://schemas.openxmlformats.org/wordprocessingml/2006/main" xmlns:w14="http://schemas.microsoft.com/office/word/2010/wordml" xmlns:w15="http://schemas.microsoft.com/office/word/2012/wordml" xmlns:w16cex="http://schemas.microsoft.com/office/word/2018/wordml/cex" xmlns:w16cid="http://schemas.microsoft.com/office/word/2016/wordml/cid" xmlns:w16="http://schemas.microsoft.com/office/word/2018/wordml" xmlns:w16du="http://schemas.microsoft.com/office/word/2023/wordml/word16du" xmlns:w16sdtdh="http://schemas.microsoft.com/office/word/2020/wordml/sdtdatahash" xmlns:w16sdtfl="http://schemas.microsoft.com/office/word/2024/wordml/sdtformatlock" xmlns:w16se="http://schemas.microsoft.com/office/word/2015/wordml/symex" xmlns:wpg="http://schemas.microsoft.com/office/word/2010/wordprocessingGroup" xmlns:wpi="http://schemas.microsoft.com/office/word/2010/wordprocessingInk" xmlns:wne="http://schemas.microsoft.com/office/word/2006/wordml" xmlns:wps="http://schemas.microsoft.com/office/word/2010/wordprocessingShape" mc:Ignorable="w14 w15 w16se w16cid w16 w16cex w16sdtdh w16sdtfl w16du wp14">
   <w:p>
     <w:pPr>
       <w:pStyle w:val="Footer"/>
@@ -574,7 +574,7 @@
 </file>
 
 <file path=word/footer3.xml><?xml version="1.0" encoding="utf-8"?>
-<w:ftr xmlns:wpc="http://schemas.microsoft.com/office/word/2010/wordprocessingCanvas" xmlns:cx="http://schemas.microsoft.com/office/drawing/2014/chartex" xmlns:cx1="http://schemas.microsoft.com/office/drawing/2015/9/8/chartex" xmlns:cx2="http://schemas.microsoft.com/office/drawing/2015/10/21/chartex" xmlns:cx3="http://schemas.microsoft.com/office/drawing/2016/5/9/chartex" xmlns:cx4="http://schemas.microsoft.com/office/drawing/2016/5/10/chartex" xmlns:cx5="http://schemas.microsoft.com/office/drawing/2016/5/11/chartex" xmlns:cx6="http://schemas.microsoft.com/office/drawing/2016/5/12/chartex" xmlns:cx7="http://schemas.microsoft.com/office/drawing/2016/5/13/chartex" xmlns:cx8="http://schemas.microsoft.com/office/drawing/2016/5/14/chartex" xmlns:mc="http://schemas.openxmlformats.org/markup-compatibility/2006" xmlns:aink="http://schemas.microsoft.com/office/drawing/2016/ink" xmlns:am3d="http://schemas.microsoft.com/office/drawing/2017/model3d" xmlns:o="urn:schemas-microsoft-com:office:office" xmlns:oel="http://schemas.microsoft.com/office/2019/extlst" xmlns:r="http://schemas.openxmlformats.org/officeDocument/2006/relationships" xmlns:m="http://schemas.openxmlformats.org/officeDocument/2006/math" xmlns:v="urn:schemas-microsoft-com:vml" xmlns:wp14="http://schemas.microsoft.com/office/word/2010/wordprocessingDrawing" xmlns:wp="http://schemas.openxmlformats.org/drawingml/2006/wordprocessingDrawing" xmlns:w10="urn:schemas-microsoft-com:office:word" xmlns:w="http://schemas.openxmlformats.org/wordprocessingml/2006/main" xmlns:w14="http://schemas.microsoft.com/office/word/2010/wordml" xmlns:w15="http://schemas.microsoft.com/office/word/2012/wordml" xmlns:w16cex="http://schemas.microsoft.com/office/word/2018/wordml/cex" xmlns:w16cid="http://schemas.microsoft.com/office/word/2016/wordml/cid" xmlns:w16="http://schemas.microsoft.com/office/word/2018/wordml" xmlns:w16du="http://schemas.microsoft.com/office/word/2023/wordml/word16du" xmlns:w16sdtdh="http://schemas.microsoft.com/office/word/2020/wordml/sdtdatahash" xmlns:w16se="http://schemas.microsoft.com/office/word/2015/wordml/symex" xmlns:wpg="http://schemas.microsoft.com/office/word/2010/wordprocessingGroup" xmlns:wpi="http://schemas.microsoft.com/office/word/2010/wordprocessingInk" xmlns:wne="http://schemas.microsoft.com/office/word/2006/wordml" xmlns:wps="http://schemas.microsoft.com/office/word/2010/wordprocessingShape" mc:Ignorable="w14 w15 w16se w16cid w16 w16cex w16sdtdh w16du wp14">
+<w:ftr xmlns:wpc="http://schemas.microsoft.com/office/word/2010/wordprocessingCanvas" xmlns:cx="http://schemas.microsoft.com/office/drawing/2014/chartex" xmlns:cx1="http://schemas.microsoft.com/office/drawing/2015/9/8/chartex" xmlns:cx2="http://schemas.microsoft.com/office/drawing/2015/10/21/chartex" xmlns:cx3="http://schemas.microsoft.com/office/drawing/2016/5/9/chartex" xmlns:cx4="http://schemas.microsoft.com/office/drawing/2016/5/10/chartex" xmlns:cx5="http://schemas.microsoft.com/office/drawing/2016/5/11/chartex" xmlns:cx6="http://schemas.microsoft.com/office/drawing/2016/5/12/chartex" xmlns:cx7="http://schemas.microsoft.com/office/drawing/2016/5/13/chartex" xmlns:cx8="http://schemas.microsoft.com/office/drawing/2016/5/14/chartex" xmlns:mc="http://schemas.openxmlformats.org/markup-compatibility/2006" xmlns:aink="http://schemas.microsoft.com/office/drawing/2016/ink" xmlns:am3d="http://schemas.microsoft.com/office/drawing/2017/model3d" xmlns:o="urn:schemas-microsoft-com:office:office" xmlns:oel="http://schemas.microsoft.com/office/2019/extlst" xmlns:r="http://schemas.openxmlformats.org/officeDocument/2006/relationships" xmlns:m="http://schemas.openxmlformats.org/officeDocument/2006/math" xmlns:v="urn:schemas-microsoft-com:vml" xmlns:wp14="http://schemas.microsoft.com/office/word/2010/wordprocessingDrawing" xmlns:wp="http://schemas.openxmlformats.org/drawingml/2006/wordprocessingDrawing" xmlns:w10="urn:schemas-microsoft-com:office:word" xmlns:w="http://schemas.openxmlformats.org/wordprocessingml/2006/main" xmlns:w14="http://schemas.microsoft.com/office/word/2010/wordml" xmlns:w15="http://schemas.microsoft.com/office/word/2012/wordml" xmlns:w16cex="http://schemas.microsoft.com/office/word/2018/wordml/cex" xmlns:w16cid="http://schemas.microsoft.com/office/word/2016/wordml/cid" xmlns:w16="http://schemas.microsoft.com/office/word/2018/wordml" xmlns:w16du="http://schemas.microsoft.com/office/word/2023/wordml/word16du" xmlns:w16sdtdh="http://schemas.microsoft.com/office/word/2020/wordml/sdtdatahash" xmlns:w16sdtfl="http://schemas.microsoft.com/office/word/2024/wordml/sdtformatlock" xmlns:w16se="http://schemas.microsoft.com/office/word/2015/wordml/symex" xmlns:wpg="http://schemas.microsoft.com/office/word/2010/wordprocessingGroup" xmlns:wpi="http://schemas.microsoft.com/office/word/2010/wordprocessingInk" xmlns:wne="http://schemas.microsoft.com/office/word/2006/wordml" xmlns:wps="http://schemas.microsoft.com/office/word/2010/wordprocessingShape" mc:Ignorable="w14 w15 w16se w16cid w16 w16cex w16sdtdh w16sdtfl w16du wp14">
   <w:p>
     <w:pPr>
       <w:pStyle w:val="Footer"/>
@@ -603,7 +603,7 @@
 </file>
 
 <file path=word/header1.xml><?xml version="1.0" encoding="utf-8"?>
-<w:hdr xmlns:wpc="http://schemas.microsoft.com/office/word/2010/wordprocessingCanvas" xmlns:cx="http://schemas.microsoft.com/office/drawing/2014/chartex" xmlns:cx1="http://schemas.microsoft.com/office/drawing/2015/9/8/chartex" xmlns:cx2="http://schemas.microsoft.com/office/drawing/2015/10/21/chartex" xmlns:cx3="http://schemas.microsoft.com/office/drawing/2016/5/9/chartex" xmlns:cx4="http://schemas.microsoft.com/office/drawing/2016/5/10/chartex" xmlns:cx5="http://schemas.microsoft.com/office/drawing/2016/5/11/chartex" xmlns:cx6="http://schemas.microsoft.com/office/drawing/2016/5/12/chartex" xmlns:cx7="http://schemas.microsoft.com/office/drawing/2016/5/13/chartex" xmlns:cx8="http://schemas.microsoft.com/office/drawing/2016/5/14/chartex" xmlns:mc="http://schemas.openxmlformats.org/markup-compatibility/2006" xmlns:aink="http://schemas.microsoft.com/office/drawing/2016/ink" xmlns:am3d="http://schemas.microsoft.com/office/drawing/2017/model3d" xmlns:o="urn:schemas-microsoft-com:office:office" xmlns:oel="http://schemas.microsoft.com/office/2019/extlst" xmlns:r="http://schemas.openxmlformats.org/officeDocument/2006/relationships" xmlns:m="http://schemas.openxmlformats.org/officeDocument/2006/math" xmlns:v="urn:schemas-microsoft-com:vml" xmlns:wp14="http://schemas.microsoft.com/office/word/2010/wordprocessingDrawing" xmlns:wp="http://schemas.openxmlformats.org/drawingml/2006/wordprocessingDrawing" xmlns:w10="urn:schemas-microsoft-com:office:word" xmlns:w="http://schemas.openxmlformats.org/wordprocessingml/2006/main" xmlns:w14="http://schemas.microsoft.com/office/word/2010/wordml" xmlns:w15="http://schemas.microsoft.com/office/word/2012/wordml" xmlns:w16cex="http://schemas.microsoft.com/office/word/2018/wordml/cex" xmlns:w16cid="http://schemas.microsoft.com/office/word/2016/wordml/cid" xmlns:w16="http://schemas.microsoft.com/office/word/2018/wordml" xmlns:w16du="http://schemas.microsoft.com/office/word/2023/wordml/word16du" xmlns:w16sdtdh="http://schemas.microsoft.com/office/word/2020/wordml/sdtdatahash" xmlns:w16se="http://schemas.microsoft.com/office/word/2015/wordml/symex" xmlns:wpg="http://schemas.microsoft.com/office/word/2010/wordprocessingGroup" xmlns:wpi="http://schemas.microsoft.com/office/word/2010/wordprocessingInk" xmlns:wne="http://schemas.microsoft.com/office/word/2006/wordml" xmlns:wps="http://schemas.microsoft.com/office/word/2010/wordprocessingShape" mc:Ignorable="w14 w15 w16se w16cid w16 w16cex w16sdtdh w16du wp14">
+<w:hdr xmlns:wpc="http://schemas.microsoft.com/office/word/2010/wordprocessingCanvas" xmlns:cx="http://schemas.microsoft.com/office/drawing/2014/chartex" xmlns:cx1="http://schemas.microsoft.com/office/drawing/2015/9/8/chartex" xmlns:cx2="http://schemas.microsoft.com/office/drawing/2015/10/21/chartex" xmlns:cx3="http://schemas.microsoft.com/office/drawing/2016/5/9/chartex" xmlns:cx4="http://schemas.microsoft.com/office/drawing/2016/5/10/chartex" xmlns:cx5="http://schemas.microsoft.com/office/drawing/2016/5/11/chartex" xmlns:cx6="http://schemas.microsoft.com/office/drawing/2016/5/12/chartex" xmlns:cx7="http://schemas.microsoft.com/office/drawing/2016/5/13/chartex" xmlns:cx8="http://schemas.microsoft.com/office/drawing/2016/5/14/chartex" xmlns:mc="http://schemas.openxmlformats.org/markup-compatibility/2006" xmlns:aink="http://schemas.microsoft.com/office/drawing/2016/ink" xmlns:am3d="http://schemas.microsoft.com/office/drawing/2017/model3d" xmlns:o="urn:schemas-microsoft-com:office:office" xmlns:oel="http://schemas.microsoft.com/office/2019/extlst" xmlns:r="http://schemas.openxmlformats.org/officeDocument/2006/relationships" xmlns:m="http://schemas.openxmlformats.org/officeDocument/2006/math" xmlns:v="urn:schemas-microsoft-com:vml" xmlns:wp14="http://schemas.microsoft.com/office/word/2010/wordprocessingDrawing" xmlns:wp="http://schemas.openxmlformats.org/drawingml/2006/wordprocessingDrawing" xmlns:w10="urn:schemas-microsoft-com:office:word" xmlns:w="http://schemas.openxmlformats.org/wordprocessingml/2006/main" xmlns:w14="http://schemas.microsoft.com/office/word/2010/wordml" xmlns:w15="http://schemas.microsoft.com/office/word/2012/wordml" xmlns:w16cex="http://schemas.microsoft.com/office/word/2018/wordml/cex" xmlns:w16cid="http://schemas.microsoft.com/office/word/2016/wordml/cid" xmlns:w16="http://schemas.microsoft.com/office/word/2018/wordml" xmlns:w16du="http://schemas.microsoft.com/office/word/2023/wordml/word16du" xmlns:w16sdtdh="http://schemas.microsoft.com/office/word/2020/wordml/sdtdatahash" xmlns:w16sdtfl="http://schemas.microsoft.com/office/word/2024/wordml/sdtformatlock" xmlns:w16se="http://schemas.microsoft.com/office/word/2015/wordml/symex" xmlns:wpg="http://schemas.microsoft.com/office/word/2010/wordprocessingGroup" xmlns:wpi="http://schemas.microsoft.com/office/word/2010/wordprocessingInk" xmlns:wne="http://schemas.microsoft.com/office/word/2006/wordml" xmlns:wps="http://schemas.microsoft.com/office/word/2010/wordprocessingShape" mc:Ignorable="w14 w15 w16se w16cid w16 w16cex w16sdtdh w16sdtfl w16du wp14">
   <w:p>
     <w:pPr>
       <w:pStyle w:val="Header"/>
@@ -613,13 +613,14 @@
 </file>
 
 <file path=word/header2.xml><?xml version="1.0" encoding="utf-8"?>
-<w:hdr xmlns:wpc="http://schemas.microsoft.com/office/word/2010/wordprocessingCanvas" xmlns:cx="http://schemas.microsoft.com/office/drawing/2014/chartex" xmlns:cx1="http://schemas.microsoft.com/office/drawing/2015/9/8/chartex" xmlns:cx2="http://schemas.microsoft.com/office/drawing/2015/10/21/chartex" xmlns:cx3="http://schemas.microsoft.com/office/drawing/2016/5/9/chartex" xmlns:cx4="http://schemas.microsoft.com/office/drawing/2016/5/10/chartex" xmlns:cx5="http://schemas.microsoft.com/office/drawing/2016/5/11/chartex" xmlns:cx6="http://schemas.microsoft.com/office/drawing/2016/5/12/chartex" xmlns:cx7="http://schemas.microsoft.com/office/drawing/2016/5/13/chartex" xmlns:cx8="http://schemas.microsoft.com/office/drawing/2016/5/14/chartex" xmlns:mc="http://schemas.openxmlformats.org/markup-compatibility/2006" xmlns:aink="http://schemas.microsoft.com/office/drawing/2016/ink" xmlns:am3d="http://schemas.microsoft.com/office/drawing/2017/model3d" xmlns:o="urn:schemas-microsoft-com:office:office" xmlns:oel="http://schemas.microsoft.com/office/2019/extlst" xmlns:r="http://schemas.openxmlformats.org/officeDocument/2006/relationships" xmlns:m="http://schemas.openxmlformats.org/officeDocument/2006/math" xmlns:v="urn:schemas-microsoft-com:vml" xmlns:wp14="http://schemas.microsoft.com/office/word/2010/wordprocessingDrawing" xmlns:wp="http://schemas.openxmlformats.org/drawingml/2006/wordprocessingDrawing" xmlns:w10="urn:schemas-microsoft-com:office:word" xmlns:w="http://schemas.openxmlformats.org/wordprocessingml/2006/main" xmlns:w14="http://schemas.microsoft.com/office/word/2010/wordml" xmlns:w15="http://schemas.microsoft.com/office/word/2012/wordml" xmlns:w16cex="http://schemas.microsoft.com/office/word/2018/wordml/cex" xmlns:w16cid="http://schemas.microsoft.com/office/word/2016/wordml/cid" xmlns:w16="http://schemas.microsoft.com/office/word/2018/wordml" xmlns:w16du="http://schemas.microsoft.com/office/word/2023/wordml/word16du" xmlns:w16sdtdh="http://schemas.microsoft.com/office/word/2020/wordml/sdtdatahash" xmlns:w16se="http://schemas.microsoft.com/office/word/2015/wordml/symex" xmlns:wpg="http://schemas.microsoft.com/office/word/2010/wordprocessingGroup" xmlns:wpi="http://schemas.microsoft.com/office/word/2010/wordprocessingInk" xmlns:wne="http://schemas.microsoft.com/office/word/2006/wordml" xmlns:wps="http://schemas.microsoft.com/office/word/2010/wordprocessingShape" mc:Ignorable="w14 w15 w16se w16cid w16 w16cex w16sdtdh w16du wp14">
+<w:hdr xmlns:wpc="http://schemas.microsoft.com/office/word/2010/wordprocessingCanvas" xmlns:cx="http://schemas.microsoft.com/office/drawing/2014/chartex" xmlns:cx1="http://schemas.microsoft.com/office/drawing/2015/9/8/chartex" xmlns:cx2="http://schemas.microsoft.com/office/drawing/2015/10/21/chartex" xmlns:cx3="http://schemas.microsoft.com/office/drawing/2016/5/9/chartex" xmlns:cx4="http://schemas.microsoft.com/office/drawing/2016/5/10/chartex" xmlns:cx5="http://schemas.microsoft.com/office/drawing/2016/5/11/chartex" xmlns:cx6="http://schemas.microsoft.com/office/drawing/2016/5/12/chartex" xmlns:cx7="http://schemas.microsoft.com/office/drawing/2016/5/13/chartex" xmlns:cx8="http://schemas.microsoft.com/office/drawing/2016/5/14/chartex" xmlns:mc="http://schemas.openxmlformats.org/markup-compatibility/2006" xmlns:aink="http://schemas.microsoft.com/office/drawing/2016/ink" xmlns:am3d="http://schemas.microsoft.com/office/drawing/2017/model3d" xmlns:o="urn:schemas-microsoft-com:office:office" xmlns:oel="http://schemas.microsoft.com/office/2019/extlst" xmlns:r="http://schemas.openxmlformats.org/officeDocument/2006/relationships" xmlns:m="http://schemas.openxmlformats.org/officeDocument/2006/math" xmlns:v="urn:schemas-microsoft-com:vml" xmlns:wp14="http://schemas.microsoft.com/office/word/2010/wordprocessingDrawing" xmlns:wp="http://schemas.openxmlformats.org/drawingml/2006/wordprocessingDrawing" xmlns:w10="urn:schemas-microsoft-com:office:word" xmlns:w="http://schemas.openxmlformats.org/wordprocessingml/2006/main" xmlns:w14="http://schemas.microsoft.com/office/word/2010/wordml" xmlns:w15="http://schemas.microsoft.com/office/word/2012/wordml" xmlns:w16cex="http://schemas.microsoft.com/office/word/2018/wordml/cex" xmlns:w16cid="http://schemas.microsoft.com/office/word/2016/wordml/cid" xmlns:w16="http://schemas.microsoft.com/office/word/2018/wordml" xmlns:w16du="http://schemas.microsoft.com/office/word/2023/wordml/word16du" xmlns:w16sdtdh="http://schemas.microsoft.com/office/word/2020/wordml/sdtdatahash" xmlns:w16sdtfl="http://schemas.microsoft.com/office/word/2024/wordml/sdtformatlock" xmlns:w16se="http://schemas.microsoft.com/office/word/2015/wordml/symex" xmlns:wpg="http://schemas.microsoft.com/office/word/2010/wordprocessingGroup" xmlns:wpi="http://schemas.microsoft.com/office/word/2010/wordprocessingInk" xmlns:wne="http://schemas.microsoft.com/office/word/2006/wordml" xmlns:wps="http://schemas.microsoft.com/office/word/2010/wordprocessingShape" mc:Ignorable="w14 w15 w16se w16cid w16 w16cex w16sdtdh w16sdtfl w16du wp14">
   <w:p>
     <w:pPr>
       <w:tabs>
         <w:tab w:val="right" w:pos="9360"/>
       </w:tabs>
     </w:pPr>
+    <!-- apaquarto-original-runninghead: <w:sdt><w:sdtPr><w:alias w:val="Comments"/><w:tag w:val=""/><w:id w:val="411821190"/><w:placeholder><w:docPart w:val="0C02FC99099648D19246354A6487E13A"/></w:placeholder><w:showingPlcHdr/><w:dataBinding w:prefixMappings="xmlns:ns0='http://purl.org/dc/elements/1.1/' xmlns:ns1='http://schemas.openxmlformats.org/package/2006/metadata/core-properties' " w:xpath="/ns1:coreProperties[1]/ns0:description[1]" w:storeItemID="{6C3C8BC8-F283-45AE-878A-BAB7291924A1}"/><w:text w:multiLine="1"/></w:sdtPr><w:sdtContent><w:r><w:rPr><w:rStyle w:val="PlaceholderText"/></w:rPr><w:t>[Comments]</w:t></w:r></w:sdtContent></w:sdt> -->
     <w:sdt>
       <w:sdtPr>
         <w:alias w:val="Comments"/>
@@ -628,16 +629,12 @@
         <w:placeholder>
           <w:docPart w:val="0C02FC99099648D19246354A6487E13A"/>
         </w:placeholder>
-        <w:showingPlcHdr/>
         <w:dataBinding w:prefixMappings="xmlns:ns0='http://purl.org/dc/elements/1.1/' xmlns:ns1='http://schemas.openxmlformats.org/package/2006/metadata/core-properties' " w:xpath="/ns1:coreProperties[1]/ns0:description[1]" w:storeItemID="{6C3C8BC8-F283-45AE-878A-BAB7291924A1}"/>
         <w:text w:multiLine="1"/>
       </w:sdtPr>
       <w:sdtContent>
         <w:r>
-          <w:rPr>
-            <w:rStyle w:val="PlaceholderText"/>
-          </w:rPr>
-          <w:t>[Comments]</w:t>
+          <w:t xml:space="preserve">SHORT TITLE FOR RUNNING HEAD</w:t>
         </w:r>
       </w:sdtContent>
     </w:sdt>
@@ -675,7 +672,7 @@
 </file>
 
 <file path=word/header3.xml><?xml version="1.0" encoding="utf-8"?>
-<w:hdr xmlns:wpc="http://schemas.microsoft.com/office/word/2010/wordprocessingCanvas" xmlns:cx="http://schemas.microsoft.com/office/drawing/2014/chartex" xmlns:cx1="http://schemas.microsoft.com/office/drawing/2015/9/8/chartex" xmlns:cx2="http://schemas.microsoft.com/office/drawing/2015/10/21/chartex" xmlns:cx3="http://schemas.microsoft.com/office/drawing/2016/5/9/chartex" xmlns:cx4="http://schemas.microsoft.com/office/drawing/2016/5/10/chartex" xmlns:cx5="http://schemas.microsoft.com/office/drawing/2016/5/11/chartex" xmlns:cx6="http://schemas.microsoft.com/office/drawing/2016/5/12/chartex" xmlns:cx7="http://schemas.microsoft.com/office/drawing/2016/5/13/chartex" xmlns:cx8="http://schemas.microsoft.com/office/drawing/2016/5/14/chartex" xmlns:mc="http://schemas.openxmlformats.org/markup-compatibility/2006" xmlns:aink="http://schemas.microsoft.com/office/drawing/2016/ink" xmlns:am3d="http://schemas.microsoft.com/office/drawing/2017/model3d" xmlns:o="urn:schemas-microsoft-com:office:office" xmlns:oel="http://schemas.microsoft.com/office/2019/extlst" xmlns:r="http://schemas.openxmlformats.org/officeDocument/2006/relationships" xmlns:m="http://schemas.openxmlformats.org/officeDocument/2006/math" xmlns:v="urn:schemas-microsoft-com:vml" xmlns:wp14="http://schemas.microsoft.com/office/word/2010/wordprocessingDrawing" xmlns:wp="http://schemas.openxmlformats.org/drawingml/2006/wordprocessingDrawing" xmlns:w10="urn:schemas-microsoft-com:office:word" xmlns:w="http://schemas.openxmlformats.org/wordprocessingml/2006/main" xmlns:w14="http://schemas.microsoft.com/office/word/2010/wordml" xmlns:w15="http://schemas.microsoft.com/office/word/2012/wordml" xmlns:w16cex="http://schemas.microsoft.com/office/word/2018/wordml/cex" xmlns:w16cid="http://schemas.microsoft.com/office/word/2016/wordml/cid" xmlns:w16="http://schemas.microsoft.com/office/word/2018/wordml" xmlns:w16du="http://schemas.microsoft.com/office/word/2023/wordml/word16du" xmlns:w16sdtdh="http://schemas.microsoft.com/office/word/2020/wordml/sdtdatahash" xmlns:w16se="http://schemas.microsoft.com/office/word/2015/wordml/symex" xmlns:wpg="http://schemas.microsoft.com/office/word/2010/wordprocessingGroup" xmlns:wpi="http://schemas.microsoft.com/office/word/2010/wordprocessingInk" xmlns:wne="http://schemas.microsoft.com/office/word/2006/wordml" xmlns:wps="http://schemas.microsoft.com/office/word/2010/wordprocessingShape" mc:Ignorable="w14 w15 w16se w16cid w16 w16cex w16sdtdh w16du wp14">
+<w:hdr xmlns:wpc="http://schemas.microsoft.com/office/word/2010/wordprocessingCanvas" xmlns:cx="http://schemas.microsoft.com/office/drawing/2014/chartex" xmlns:cx1="http://schemas.microsoft.com/office/drawing/2015/9/8/chartex" xmlns:cx2="http://schemas.microsoft.com/office/drawing/2015/10/21/chartex" xmlns:cx3="http://schemas.microsoft.com/office/drawing/2016/5/9/chartex" xmlns:cx4="http://schemas.microsoft.com/office/drawing/2016/5/10/chartex" xmlns:cx5="http://schemas.microsoft.com/office/drawing/2016/5/11/chartex" xmlns:cx6="http://schemas.microsoft.com/office/drawing/2016/5/12/chartex" xmlns:cx7="http://schemas.microsoft.com/office/drawing/2016/5/13/chartex" xmlns:cx8="http://schemas.microsoft.com/office/drawing/2016/5/14/chartex" xmlns:mc="http://schemas.openxmlformats.org/markup-compatibility/2006" xmlns:aink="http://schemas.microsoft.com/office/drawing/2016/ink" xmlns:am3d="http://schemas.microsoft.com/office/drawing/2017/model3d" xmlns:o="urn:schemas-microsoft-com:office:office" xmlns:oel="http://schemas.microsoft.com/office/2019/extlst" xmlns:r="http://schemas.openxmlformats.org/officeDocument/2006/relationships" xmlns:m="http://schemas.openxmlformats.org/officeDocument/2006/math" xmlns:v="urn:schemas-microsoft-com:vml" xmlns:wp14="http://schemas.microsoft.com/office/word/2010/wordprocessingDrawing" xmlns:wp="http://schemas.openxmlformats.org/drawingml/2006/wordprocessingDrawing" xmlns:w10="urn:schemas-microsoft-com:office:word" xmlns:w="http://schemas.openxmlformats.org/wordprocessingml/2006/main" xmlns:w14="http://schemas.microsoft.com/office/word/2010/wordml" xmlns:w15="http://schemas.microsoft.com/office/word/2012/wordml" xmlns:w16cex="http://schemas.microsoft.com/office/word/2018/wordml/cex" xmlns:w16cid="http://schemas.microsoft.com/office/word/2016/wordml/cid" xmlns:w16="http://schemas.microsoft.com/office/word/2018/wordml" xmlns:w16du="http://schemas.microsoft.com/office/word/2023/wordml/word16du" xmlns:w16sdtdh="http://schemas.microsoft.com/office/word/2020/wordml/sdtdatahash" xmlns:w16sdtfl="http://schemas.microsoft.com/office/word/2024/wordml/sdtformatlock" xmlns:w16se="http://schemas.microsoft.com/office/word/2015/wordml/symex" xmlns:wpg="http://schemas.microsoft.com/office/word/2010/wordprocessingGroup" xmlns:wpi="http://schemas.microsoft.com/office/word/2010/wordprocessingInk" xmlns:wne="http://schemas.microsoft.com/office/word/2006/wordml" xmlns:wps="http://schemas.microsoft.com/office/word/2010/wordprocessingShape" mc:Ignorable="w14 w15 w16se w16cid w16 w16cex w16sdtdh w16sdtfl w16du wp14">
   <w:p>
     <w:pPr>
       <w:pStyle w:val="Header"/>
@@ -685,7 +682,7 @@
 </file>
 
 <file path=word/numbering.xml><?xml version="1.0" encoding="utf-8"?>
-<w:numbering xmlns:aink="http://schemas.microsoft.com/office/drawing/2016/ink" xmlns:am3d="http://schemas.microsoft.com/office/drawing/2017/model3d" xmlns:cx="http://schemas.microsoft.com/office/drawing/2014/chartex" xmlns:cx1="http://schemas.microsoft.com/office/drawing/2015/9/8/chartex" xmlns:cx2="http://schemas.microsoft.com/office/drawing/2015/10/21/chartex" xmlns:cx3="http://schemas.microsoft.com/office/drawing/2016/5/9/chartex" xmlns:cx4="http://schemas.microsoft.com/office/drawing/2016/5/10/chartex" xmlns:cx5="http://schemas.microsoft.com/office/drawing/2016/5/11/chartex" xmlns:cx6="http://schemas.microsoft.com/office/drawing/2016/5/12/chartex" xmlns:cx7="http://schemas.microsoft.com/office/drawing/2016/5/13/chartex" xmlns:cx8="http://schemas.microsoft.com/office/drawing/2016/5/14/chartex" xmlns:m="http://schemas.openxmlformats.org/officeDocument/2006/math" xmlns:mc="http://schemas.openxmlformats.org/markup-compatibility/2006" xmlns:o="urn:schemas-microsoft-com:office:office" xmlns:oel="http://schemas.microsoft.com/office/2019/extlst" xmlns:r="http://schemas.openxmlformats.org/officeDocument/2006/relationships" xmlns:v="urn:schemas-microsoft-com:vml" xmlns:w="http://schemas.openxmlformats.org/wordprocessingml/2006/main" xmlns:w10="urn:schemas-microsoft-com:office:word" xmlns:w14="http://schemas.microsoft.com/office/word/2010/wordml" xmlns:w15="http://schemas.microsoft.com/office/word/2012/wordml" xmlns:w16="http://schemas.microsoft.com/office/word/2018/wordml" xmlns:w16cex="http://schemas.microsoft.com/office/word/2018/wordml/cex" xmlns:w16cid="http://schemas.microsoft.com/office/word/2016/wordml/cid" xmlns:w16du="http://schemas.microsoft.com/office/word/2023/wordml/word16du" xmlns:w16sdtdh="http://schemas.microsoft.com/office/word/2020/wordml/sdtdatahash" xmlns:w16se="http://schemas.microsoft.com/office/word/2015/wordml/symex" xmlns:wne="http://schemas.microsoft.com/office/word/2006/wordml" xmlns:wp="http://schemas.openxmlformats.org/drawingml/2006/wordprocessingDrawing" xmlns:wp14="http://schemas.microsoft.com/office/word/2010/wordprocessingDrawing" xmlns:wpc="http://schemas.microsoft.com/office/word/2010/wordprocessingCanvas" xmlns:wpg="http://schemas.microsoft.com/office/word/2010/wordprocessingGroup" xmlns:wpi="http://schemas.microsoft.com/office/word/2010/wordprocessingInk" xmlns:wps="http://schemas.microsoft.com/office/word/2010/wordprocessingShape" mc:Ignorable="w14 w15 w16se w16cid w16 w16cex w16sdtdh w16du wp14">
+<w:numbering xmlns:aink="http://schemas.microsoft.com/office/drawing/2016/ink" xmlns:am3d="http://schemas.microsoft.com/office/drawing/2017/model3d" xmlns:cx="http://schemas.microsoft.com/office/drawing/2014/chartex" xmlns:cx1="http://schemas.microsoft.com/office/drawing/2015/9/8/chartex" xmlns:cx2="http://schemas.microsoft.com/office/drawing/2015/10/21/chartex" xmlns:cx3="http://schemas.microsoft.com/office/drawing/2016/5/9/chartex" xmlns:cx4="http://schemas.microsoft.com/office/drawing/2016/5/10/chartex" xmlns:cx5="http://schemas.microsoft.com/office/drawing/2016/5/11/chartex" xmlns:cx6="http://schemas.microsoft.com/office/drawing/2016/5/12/chartex" xmlns:cx7="http://schemas.microsoft.com/office/drawing/2016/5/13/chartex" xmlns:cx8="http://schemas.microsoft.com/office/drawing/2016/5/14/chartex" xmlns:m="http://schemas.openxmlformats.org/officeDocument/2006/math" xmlns:mc="http://schemas.openxmlformats.org/markup-compatibility/2006" xmlns:o="urn:schemas-microsoft-com:office:office" xmlns:oel="http://schemas.microsoft.com/office/2019/extlst" xmlns:r="http://schemas.openxmlformats.org/officeDocument/2006/relationships" xmlns:v="urn:schemas-microsoft-com:vml" xmlns:w="http://schemas.openxmlformats.org/wordprocessingml/2006/main" xmlns:w10="urn:schemas-microsoft-com:office:word" xmlns:w14="http://schemas.microsoft.com/office/word/2010/wordml" xmlns:w15="http://schemas.microsoft.com/office/word/2012/wordml" xmlns:w16="http://schemas.microsoft.com/office/word/2018/wordml" xmlns:w16cex="http://schemas.microsoft.com/office/word/2018/wordml/cex" xmlns:w16cid="http://schemas.microsoft.com/office/word/2016/wordml/cid" xmlns:w16du="http://schemas.microsoft.com/office/word/2023/wordml/word16du" xmlns:w16sdtdh="http://schemas.microsoft.com/office/word/2020/wordml/sdtdatahash" xmlns:w16sdtfl="http://schemas.microsoft.com/office/word/2024/wordml/sdtformatlock" xmlns:w16se="http://schemas.microsoft.com/office/word/2015/wordml/symex" xmlns:wne="http://schemas.microsoft.com/office/word/2006/wordml" xmlns:wp="http://schemas.openxmlformats.org/drawingml/2006/wordprocessingDrawing" xmlns:wp14="http://schemas.microsoft.com/office/word/2010/wordprocessingDrawing" xmlns:wpc="http://schemas.microsoft.com/office/word/2010/wordprocessingCanvas" xmlns:wpg="http://schemas.microsoft.com/office/word/2010/wordprocessingGroup" xmlns:wpi="http://schemas.microsoft.com/office/word/2010/wordprocessingInk" xmlns:wps="http://schemas.microsoft.com/office/word/2010/wordprocessingShape" mc:Ignorable="w14 w15 w16se w16cid w16 w16cex w16sdtdh w16sdtfl w16du wp14">
   <w:abstractNum w15:restartNumberingAfterBreak="0" w:abstractNumId="0">
     <w:nsid w:val="FFFFFF7C"/>
     <w:multiLevelType w:val="singleLevel"/>
@@ -1107,7 +1104,7 @@
 </file>
 
 <file path=word/styles.xml><?xml version="1.0" encoding="utf-8"?>
-<w:styles xmlns:mc="http://schemas.openxmlformats.org/markup-compatibility/2006" xmlns:r="http://schemas.openxmlformats.org/officeDocument/2006/relationships" xmlns:w="http://schemas.openxmlformats.org/wordprocessingml/2006/main" xmlns:w14="http://schemas.microsoft.com/office/word/2010/wordml" xmlns:w15="http://schemas.microsoft.com/office/word/2012/wordml" xmlns:w16="http://schemas.microsoft.com/office/word/2018/wordml" xmlns:w16cex="http://schemas.microsoft.com/office/word/2018/wordml/cex" xmlns:w16cid="http://schemas.microsoft.com/office/word/2016/wordml/cid" xmlns:w16du="http://schemas.microsoft.com/office/word/2023/wordml/word16du" xmlns:w16sdtdh="http://schemas.microsoft.com/office/word/2020/wordml/sdtdatahash" xmlns:w16se="http://schemas.microsoft.com/office/word/2015/wordml/symex" mc:Ignorable="w14 w15 w16se w16cid w16 w16cex w16sdtdh w16du">
+<w:styles xmlns:mc="http://schemas.openxmlformats.org/markup-compatibility/2006" xmlns:r="http://schemas.openxmlformats.org/officeDocument/2006/relationships" xmlns:w="http://schemas.openxmlformats.org/wordprocessingml/2006/main" xmlns:w14="http://schemas.microsoft.com/office/word/2010/wordml" xmlns:w15="http://schemas.microsoft.com/office/word/2012/wordml" xmlns:w16="http://schemas.microsoft.com/office/word/2018/wordml" xmlns:w16cex="http://schemas.microsoft.com/office/word/2018/wordml/cex" xmlns:w16cid="http://schemas.microsoft.com/office/word/2016/wordml/cid" xmlns:w16du="http://schemas.microsoft.com/office/word/2023/wordml/word16du" xmlns:w16sdtdh="http://schemas.microsoft.com/office/word/2020/wordml/sdtdatahash" xmlns:w16sdtfl="http://schemas.microsoft.com/office/word/2024/wordml/sdtformatlock" xmlns:w16se="http://schemas.microsoft.com/office/word/2015/wordml/symex" mc:Ignorable="w14 w15 w16se w16cid w16 w16cex w16sdtdh w16sdtfl w16du">
   <w:docDefaults>
     <w:rPrDefault>
       <w:rPr>
@@ -1576,7 +1573,6 @@
     <w:next w:val="BodyText"/>
     <w:uiPriority w:val="9"/>
     <w:unhideWhenUsed/>
-    <w:qFormat/>
     <w:pPr>
       <w:keepNext/>
       <w:keepLines/>
@@ -1594,7 +1590,6 @@
     <w:next w:val="BodyText"/>
     <w:uiPriority w:val="9"/>
     <w:unhideWhenUsed/>
-    <w:qFormat/>
     <w:pPr>
       <w:keepNext/>
       <w:keepLines/>
@@ -1612,7 +1607,6 @@
     <w:next w:val="BodyText"/>
     <w:uiPriority w:val="9"/>
     <w:unhideWhenUsed/>
-    <w:qFormat/>
     <w:pPr>
       <w:keepNext/>
       <w:keepLines/>
@@ -1630,7 +1624,6 @@
     <w:next w:val="BodyText"/>
     <w:uiPriority w:val="9"/>
     <w:unhideWhenUsed/>
-    <w:qFormat/>
     <w:pPr>
       <w:keepNext/>
       <w:keepLines/>
@@ -1893,10 +1886,10 @@
     <w:name w:val="Verbatim Char"/>
     <w:basedOn w:val="CaptionChar"/>
     <w:link w:val="SourceCode"/>
-    <w:rPr>
-      <w:rFonts w:ascii="Consolas" w:hAnsi="Consolas"/>
-      <w:i/>
-      <w:sz w:val="22"/>
+    <w:rsid w:val="00036EDA"/>
+    <w:rPr>
+      <w:i w:val="0"/>
+      <w:shd w:color="auto" w:fill="F1F3F5" w:val="clear"/>
     </w:rPr>
   </w:style>
   <w:style w:customStyle="1" w:styleId="SectionNumber" w:type="character">
@@ -1969,9 +1962,12 @@
     <w:name w:val="Source Code"/>
     <w:basedOn w:val="Normal"/>
     <w:link w:val="VerbatimChar"/>
+    <w:rsid w:val="00036EDA"/>
     <w:pPr>
       <w:shd w:color="auto" w:fill="F1F3F5" w:val="clear"/>
       <w:wordWrap w:val="0"/>
+      <w:spacing w:after="240" w:line="240" w:lineRule="auto"/>
+      <w:contextualSpacing/>
     </w:pPr>
   </w:style>
   <w:style w:customStyle="1" w:styleId="KeywordTok" w:type="character">
@@ -1979,7 +1975,7 @@
     <w:basedOn w:val="VerbatimChar"/>
     <w:rPr>
       <w:rFonts w:ascii="Consolas" w:hAnsi="Consolas"/>
-      <w:i/>
+      <w:i w:val="0"/>
       <w:color w:val="003B4F"/>
       <w:sz w:val="22"/>
       <w:shd w:color="auto" w:fill="F1F3F5" w:val="clear"/>
@@ -1990,7 +1986,7 @@
     <w:basedOn w:val="VerbatimChar"/>
     <w:rPr>
       <w:rFonts w:ascii="Consolas" w:hAnsi="Consolas"/>
-      <w:i/>
+      <w:i w:val="0"/>
       <w:color w:val="AD0000"/>
       <w:sz w:val="22"/>
       <w:shd w:color="auto" w:fill="F1F3F5" w:val="clear"/>
@@ -2001,7 +1997,7 @@
     <w:basedOn w:val="VerbatimChar"/>
     <w:rPr>
       <w:rFonts w:ascii="Consolas" w:hAnsi="Consolas"/>
-      <w:i/>
+      <w:i w:val="0"/>
       <w:color w:val="AD0000"/>
       <w:sz w:val="22"/>
       <w:shd w:color="auto" w:fill="F1F3F5" w:val="clear"/>
@@ -2012,7 +2008,7 @@
     <w:basedOn w:val="VerbatimChar"/>
     <w:rPr>
       <w:rFonts w:ascii="Consolas" w:hAnsi="Consolas"/>
-      <w:i/>
+      <w:i w:val="0"/>
       <w:color w:val="AD0000"/>
       <w:sz w:val="22"/>
       <w:shd w:color="auto" w:fill="F1F3F5" w:val="clear"/>
@@ -2023,7 +2019,7 @@
     <w:basedOn w:val="VerbatimChar"/>
     <w:rPr>
       <w:rFonts w:ascii="Consolas" w:hAnsi="Consolas"/>
-      <w:i/>
+      <w:i w:val="0"/>
       <w:color w:val="AD0000"/>
       <w:sz w:val="22"/>
       <w:shd w:color="auto" w:fill="F1F3F5" w:val="clear"/>
@@ -2034,7 +2030,7 @@
     <w:basedOn w:val="VerbatimChar"/>
     <w:rPr>
       <w:rFonts w:ascii="Consolas" w:hAnsi="Consolas"/>
-      <w:i/>
+      <w:i w:val="0"/>
       <w:color w:val="8F5902"/>
       <w:sz w:val="22"/>
       <w:shd w:color="auto" w:fill="F1F3F5" w:val="clear"/>
@@ -2045,7 +2041,7 @@
     <w:basedOn w:val="VerbatimChar"/>
     <w:rPr>
       <w:rFonts w:ascii="Consolas" w:hAnsi="Consolas"/>
-      <w:i/>
+      <w:i w:val="0"/>
       <w:color w:val="20794D"/>
       <w:sz w:val="22"/>
       <w:shd w:color="auto" w:fill="F1F3F5" w:val="clear"/>
@@ -2056,58 +2052,91 @@
     <w:basedOn w:val="VerbatimChar"/>
     <w:rPr>
       <w:rFonts w:ascii="Consolas" w:hAnsi="Consolas"/>
+      <w:i w:val="0"/>
+      <w:color w:val="5E5E5E"/>
+      <w:sz w:val="22"/>
+      <w:shd w:color="auto" w:fill="F1F3F5" w:val="clear"/>
+    </w:rPr>
+  </w:style>
+  <w:style w:customStyle="1" w:styleId="StringTok" w:type="character">
+    <w:name w:val="StringTok"/>
+    <w:basedOn w:val="VerbatimChar"/>
+    <w:rPr>
+      <w:rFonts w:ascii="Consolas" w:hAnsi="Consolas"/>
+      <w:i w:val="0"/>
+      <w:color w:val="20794D"/>
+      <w:sz w:val="22"/>
+      <w:shd w:color="auto" w:fill="F1F3F5" w:val="clear"/>
+    </w:rPr>
+  </w:style>
+  <w:style w:customStyle="1" w:styleId="VerbatimStringTok" w:type="character">
+    <w:name w:val="VerbatimStringTok"/>
+    <w:basedOn w:val="VerbatimChar"/>
+    <w:rPr>
+      <w:rFonts w:ascii="Consolas" w:hAnsi="Consolas"/>
+      <w:i w:val="0"/>
+      <w:color w:val="20794D"/>
+      <w:sz w:val="22"/>
+      <w:shd w:color="auto" w:fill="F1F3F5" w:val="clear"/>
+    </w:rPr>
+  </w:style>
+  <w:style w:customStyle="1" w:styleId="SpecialStringTok" w:type="character">
+    <w:name w:val="SpecialStringTok"/>
+    <w:basedOn w:val="VerbatimChar"/>
+    <w:rPr>
+      <w:rFonts w:ascii="Consolas" w:hAnsi="Consolas"/>
+      <w:i w:val="0"/>
+      <w:color w:val="20794D"/>
+      <w:sz w:val="22"/>
+      <w:shd w:color="auto" w:fill="F1F3F5" w:val="clear"/>
+    </w:rPr>
+  </w:style>
+  <w:style w:customStyle="1" w:styleId="ImportTok" w:type="character">
+    <w:name w:val="ImportTok"/>
+    <w:basedOn w:val="VerbatimChar"/>
+    <w:rPr>
+      <w:rFonts w:ascii="Consolas" w:hAnsi="Consolas"/>
+      <w:i w:val="0"/>
+      <w:color w:val="00769E"/>
+      <w:sz w:val="22"/>
+      <w:shd w:color="auto" w:fill="F1F3F5" w:val="clear"/>
+    </w:rPr>
+  </w:style>
+  <w:style w:customStyle="1" w:styleId="CommentTok" w:type="character">
+    <w:name w:val="CommentTok"/>
+    <w:basedOn w:val="VerbatimChar"/>
+    <w:rPr>
+      <w:rFonts w:ascii="Consolas" w:hAnsi="Consolas"/>
+      <w:i w:val="0"/>
+      <w:color w:val="5E5E5E"/>
+      <w:sz w:val="22"/>
+      <w:shd w:color="auto" w:fill="F1F3F5" w:val="clear"/>
+    </w:rPr>
+  </w:style>
+  <w:style w:customStyle="1" w:styleId="DocumentationTok" w:type="character">
+    <w:name w:val="DocumentationTok"/>
+    <w:basedOn w:val="VerbatimChar"/>
+    <w:rPr>
+      <w:rFonts w:ascii="Consolas" w:hAnsi="Consolas"/>
       <w:i/>
       <w:color w:val="5E5E5E"/>
       <w:sz w:val="22"/>
       <w:shd w:color="auto" w:fill="F1F3F5" w:val="clear"/>
     </w:rPr>
   </w:style>
-  <w:style w:customStyle="1" w:styleId="StringTok" w:type="character">
-    <w:name w:val="StringTok"/>
-    <w:basedOn w:val="VerbatimChar"/>
-    <w:rPr>
-      <w:rFonts w:ascii="Consolas" w:hAnsi="Consolas"/>
-      <w:i/>
-      <w:color w:val="20794D"/>
-      <w:sz w:val="22"/>
-      <w:shd w:color="auto" w:fill="F1F3F5" w:val="clear"/>
-    </w:rPr>
-  </w:style>
-  <w:style w:customStyle="1" w:styleId="VerbatimStringTok" w:type="character">
-    <w:name w:val="VerbatimStringTok"/>
-    <w:basedOn w:val="VerbatimChar"/>
-    <w:rPr>
-      <w:rFonts w:ascii="Consolas" w:hAnsi="Consolas"/>
-      <w:i/>
-      <w:color w:val="20794D"/>
-      <w:sz w:val="22"/>
-      <w:shd w:color="auto" w:fill="F1F3F5" w:val="clear"/>
-    </w:rPr>
-  </w:style>
-  <w:style w:customStyle="1" w:styleId="SpecialStringTok" w:type="character">
-    <w:name w:val="SpecialStringTok"/>
-    <w:basedOn w:val="VerbatimChar"/>
-    <w:rPr>
-      <w:rFonts w:ascii="Consolas" w:hAnsi="Consolas"/>
-      <w:i/>
-      <w:color w:val="20794D"/>
-      <w:sz w:val="22"/>
-      <w:shd w:color="auto" w:fill="F1F3F5" w:val="clear"/>
-    </w:rPr>
-  </w:style>
-  <w:style w:customStyle="1" w:styleId="ImportTok" w:type="character">
-    <w:name w:val="ImportTok"/>
-    <w:basedOn w:val="VerbatimChar"/>
-    <w:rPr>
-      <w:rFonts w:ascii="Consolas" w:hAnsi="Consolas"/>
-      <w:i/>
-      <w:color w:val="00769E"/>
-      <w:sz w:val="22"/>
-      <w:shd w:color="auto" w:fill="F1F3F5" w:val="clear"/>
-    </w:rPr>
-  </w:style>
-  <w:style w:customStyle="1" w:styleId="CommentTok" w:type="character">
-    <w:name w:val="CommentTok"/>
+  <w:style w:customStyle="1" w:styleId="AnnotationTok" w:type="character">
+    <w:name w:val="AnnotationTok"/>
+    <w:basedOn w:val="VerbatimChar"/>
+    <w:rPr>
+      <w:rFonts w:ascii="Consolas" w:hAnsi="Consolas"/>
+      <w:i w:val="0"/>
+      <w:color w:val="5E5E5E"/>
+      <w:sz w:val="22"/>
+      <w:shd w:color="auto" w:fill="F1F3F5" w:val="clear"/>
+    </w:rPr>
+  </w:style>
+  <w:style w:customStyle="1" w:styleId="CommentVarTok" w:type="character">
+    <w:name w:val="CommentVarTok"/>
     <w:basedOn w:val="VerbatimChar"/>
     <w:rPr>
       <w:rFonts w:ascii="Consolas" w:hAnsi="Consolas"/>
@@ -2117,8 +2146,52 @@
       <w:shd w:color="auto" w:fill="F1F3F5" w:val="clear"/>
     </w:rPr>
   </w:style>
-  <w:style w:customStyle="1" w:styleId="DocumentationTok" w:type="character">
-    <w:name w:val="DocumentationTok"/>
+  <w:style w:customStyle="1" w:styleId="OtherTok" w:type="character">
+    <w:name w:val="OtherTok"/>
+    <w:basedOn w:val="VerbatimChar"/>
+    <w:rPr>
+      <w:rFonts w:ascii="Consolas" w:hAnsi="Consolas"/>
+      <w:i w:val="0"/>
+      <w:color w:val="003B4F"/>
+      <w:sz w:val="22"/>
+      <w:shd w:color="auto" w:fill="F1F3F5" w:val="clear"/>
+    </w:rPr>
+  </w:style>
+  <w:style w:customStyle="1" w:styleId="FunctionTok" w:type="character">
+    <w:name w:val="FunctionTok"/>
+    <w:basedOn w:val="VerbatimChar"/>
+    <w:rPr>
+      <w:rFonts w:ascii="Consolas" w:hAnsi="Consolas"/>
+      <w:i w:val="0"/>
+      <w:color w:val="4758AB"/>
+      <w:sz w:val="22"/>
+      <w:shd w:color="auto" w:fill="F1F3F5" w:val="clear"/>
+    </w:rPr>
+  </w:style>
+  <w:style w:customStyle="1" w:styleId="VariableTok" w:type="character">
+    <w:name w:val="VariableTok"/>
+    <w:basedOn w:val="VerbatimChar"/>
+    <w:rPr>
+      <w:rFonts w:ascii="Consolas" w:hAnsi="Consolas"/>
+      <w:i w:val="0"/>
+      <w:color w:val="111111"/>
+      <w:sz w:val="22"/>
+      <w:shd w:color="auto" w:fill="F1F3F5" w:val="clear"/>
+    </w:rPr>
+  </w:style>
+  <w:style w:customStyle="1" w:styleId="ControlFlowTok" w:type="character">
+    <w:name w:val="ControlFlowTok"/>
+    <w:basedOn w:val="VerbatimChar"/>
+    <w:rPr>
+      <w:rFonts w:ascii="Consolas" w:hAnsi="Consolas"/>
+      <w:i w:val="0"/>
+      <w:color w:val="003B4F"/>
+      <w:sz w:val="22"/>
+      <w:shd w:color="auto" w:fill="F1F3F5" w:val="clear"/>
+    </w:rPr>
+  </w:style>
+  <w:style w:customStyle="1" w:styleId="OperatorTok" w:type="character">
+    <w:name w:val="OperatorTok"/>
     <w:basedOn w:val="VerbatimChar"/>
     <w:rPr>
       <w:rFonts w:ascii="Consolas" w:hAnsi="Consolas"/>
@@ -2128,8 +2201,74 @@
       <w:shd w:color="auto" w:fill="F1F3F5" w:val="clear"/>
     </w:rPr>
   </w:style>
-  <w:style w:customStyle="1" w:styleId="AnnotationTok" w:type="character">
-    <w:name w:val="AnnotationTok"/>
+  <w:style w:customStyle="1" w:styleId="BuiltInTok" w:type="character">
+    <w:name w:val="BuiltInTok"/>
+    <w:basedOn w:val="VerbatimChar"/>
+    <w:rPr>
+      <w:rFonts w:ascii="Consolas" w:hAnsi="Consolas"/>
+      <w:i w:val="0"/>
+      <w:color w:val="003B4F"/>
+      <w:sz w:val="22"/>
+      <w:shd w:color="auto" w:fill="F1F3F5" w:val="clear"/>
+    </w:rPr>
+  </w:style>
+  <w:style w:customStyle="1" w:styleId="ExtensionTok" w:type="character">
+    <w:name w:val="ExtensionTok"/>
+    <w:basedOn w:val="VerbatimChar"/>
+    <w:rPr>
+      <w:rFonts w:ascii="Consolas" w:hAnsi="Consolas"/>
+      <w:i w:val="0"/>
+      <w:color w:val="003B4F"/>
+      <w:sz w:val="22"/>
+      <w:shd w:color="auto" w:fill="F1F3F5" w:val="clear"/>
+    </w:rPr>
+  </w:style>
+  <w:style w:customStyle="1" w:styleId="PreprocessorTok" w:type="character">
+    <w:name w:val="PreprocessorTok"/>
+    <w:basedOn w:val="VerbatimChar"/>
+    <w:rPr>
+      <w:rFonts w:ascii="Consolas" w:hAnsi="Consolas"/>
+      <w:i w:val="0"/>
+      <w:color w:val="AD0000"/>
+      <w:sz w:val="22"/>
+      <w:shd w:color="auto" w:fill="F1F3F5" w:val="clear"/>
+    </w:rPr>
+  </w:style>
+  <w:style w:customStyle="1" w:styleId="AttributeTok" w:type="character">
+    <w:name w:val="AttributeTok"/>
+    <w:basedOn w:val="VerbatimChar"/>
+    <w:rPr>
+      <w:rFonts w:ascii="Consolas" w:hAnsi="Consolas"/>
+      <w:i w:val="0"/>
+      <w:color w:val="657422"/>
+      <w:sz w:val="22"/>
+      <w:shd w:color="auto" w:fill="F1F3F5" w:val="clear"/>
+    </w:rPr>
+  </w:style>
+  <w:style w:customStyle="1" w:styleId="RegionMarkerTok" w:type="character">
+    <w:name w:val="RegionMarkerTok"/>
+    <w:basedOn w:val="VerbatimChar"/>
+    <w:rPr>
+      <w:rFonts w:ascii="Consolas" w:hAnsi="Consolas"/>
+      <w:i w:val="0"/>
+      <w:color w:val="003B4F"/>
+      <w:sz w:val="22"/>
+      <w:shd w:color="auto" w:fill="F1F3F5" w:val="clear"/>
+    </w:rPr>
+  </w:style>
+  <w:style w:customStyle="1" w:styleId="InformationTok" w:type="character">
+    <w:name w:val="InformationTok"/>
+    <w:basedOn w:val="VerbatimChar"/>
+    <w:rPr>
+      <w:rFonts w:ascii="Consolas" w:hAnsi="Consolas"/>
+      <w:i w:val="0"/>
+      <w:color w:val="5E5E5E"/>
+      <w:sz w:val="22"/>
+      <w:shd w:color="auto" w:fill="F1F3F5" w:val="clear"/>
+    </w:rPr>
+  </w:style>
+  <w:style w:customStyle="1" w:styleId="WarningTok" w:type="character">
+    <w:name w:val="WarningTok"/>
     <w:basedOn w:val="VerbatimChar"/>
     <w:rPr>
       <w:rFonts w:ascii="Consolas" w:hAnsi="Consolas"/>
@@ -2139,155 +2278,12 @@
       <w:shd w:color="auto" w:fill="F1F3F5" w:val="clear"/>
     </w:rPr>
   </w:style>
-  <w:style w:customStyle="1" w:styleId="CommentVarTok" w:type="character">
-    <w:name w:val="CommentVarTok"/>
-    <w:basedOn w:val="VerbatimChar"/>
-    <w:rPr>
-      <w:rFonts w:ascii="Consolas" w:hAnsi="Consolas"/>
-      <w:i w:val="0"/>
-      <w:color w:val="5E5E5E"/>
-      <w:sz w:val="22"/>
-      <w:shd w:color="auto" w:fill="F1F3F5" w:val="clear"/>
-    </w:rPr>
-  </w:style>
-  <w:style w:customStyle="1" w:styleId="OtherTok" w:type="character">
-    <w:name w:val="OtherTok"/>
-    <w:basedOn w:val="VerbatimChar"/>
-    <w:rPr>
-      <w:rFonts w:ascii="Consolas" w:hAnsi="Consolas"/>
-      <w:i/>
-      <w:color w:val="003B4F"/>
-      <w:sz w:val="22"/>
-      <w:shd w:color="auto" w:fill="F1F3F5" w:val="clear"/>
-    </w:rPr>
-  </w:style>
-  <w:style w:customStyle="1" w:styleId="FunctionTok" w:type="character">
-    <w:name w:val="FunctionTok"/>
-    <w:basedOn w:val="VerbatimChar"/>
-    <w:rPr>
-      <w:rFonts w:ascii="Consolas" w:hAnsi="Consolas"/>
-      <w:i/>
-      <w:color w:val="4758AB"/>
-      <w:sz w:val="22"/>
-      <w:shd w:color="auto" w:fill="F1F3F5" w:val="clear"/>
-    </w:rPr>
-  </w:style>
-  <w:style w:customStyle="1" w:styleId="VariableTok" w:type="character">
-    <w:name w:val="VariableTok"/>
-    <w:basedOn w:val="VerbatimChar"/>
-    <w:rPr>
-      <w:rFonts w:ascii="Consolas" w:hAnsi="Consolas"/>
-      <w:i/>
-      <w:color w:val="111111"/>
-      <w:sz w:val="22"/>
-      <w:shd w:color="auto" w:fill="F1F3F5" w:val="clear"/>
-    </w:rPr>
-  </w:style>
-  <w:style w:customStyle="1" w:styleId="ControlFlowTok" w:type="character">
-    <w:name w:val="ControlFlowTok"/>
-    <w:basedOn w:val="VerbatimChar"/>
-    <w:rPr>
-      <w:rFonts w:ascii="Consolas" w:hAnsi="Consolas"/>
-      <w:i/>
-      <w:color w:val="003B4F"/>
-      <w:sz w:val="22"/>
-      <w:shd w:color="auto" w:fill="F1F3F5" w:val="clear"/>
-    </w:rPr>
-  </w:style>
-  <w:style w:customStyle="1" w:styleId="OperatorTok" w:type="character">
-    <w:name w:val="OperatorTok"/>
-    <w:basedOn w:val="VerbatimChar"/>
-    <w:rPr>
-      <w:rFonts w:ascii="Consolas" w:hAnsi="Consolas"/>
-      <w:i/>
-      <w:color w:val="5E5E5E"/>
-      <w:sz w:val="22"/>
-      <w:shd w:color="auto" w:fill="F1F3F5" w:val="clear"/>
-    </w:rPr>
-  </w:style>
-  <w:style w:customStyle="1" w:styleId="BuiltInTok" w:type="character">
-    <w:name w:val="BuiltInTok"/>
-    <w:basedOn w:val="VerbatimChar"/>
-    <w:rPr>
-      <w:rFonts w:ascii="Consolas" w:hAnsi="Consolas"/>
-      <w:i/>
-      <w:color w:val="003B4F"/>
-      <w:sz w:val="22"/>
-      <w:shd w:color="auto" w:fill="F1F3F5" w:val="clear"/>
-    </w:rPr>
-  </w:style>
-  <w:style w:customStyle="1" w:styleId="ExtensionTok" w:type="character">
-    <w:name w:val="ExtensionTok"/>
-    <w:basedOn w:val="VerbatimChar"/>
-    <w:rPr>
-      <w:rFonts w:ascii="Consolas" w:hAnsi="Consolas"/>
-      <w:i/>
-      <w:color w:val="003B4F"/>
-      <w:sz w:val="22"/>
-      <w:shd w:color="auto" w:fill="F1F3F5" w:val="clear"/>
-    </w:rPr>
-  </w:style>
-  <w:style w:customStyle="1" w:styleId="PreprocessorTok" w:type="character">
-    <w:name w:val="PreprocessorTok"/>
-    <w:basedOn w:val="VerbatimChar"/>
-    <w:rPr>
-      <w:rFonts w:ascii="Consolas" w:hAnsi="Consolas"/>
-      <w:i/>
-      <w:color w:val="AD0000"/>
-      <w:sz w:val="22"/>
-      <w:shd w:color="auto" w:fill="F1F3F5" w:val="clear"/>
-    </w:rPr>
-  </w:style>
-  <w:style w:customStyle="1" w:styleId="AttributeTok" w:type="character">
-    <w:name w:val="AttributeTok"/>
-    <w:basedOn w:val="VerbatimChar"/>
-    <w:rPr>
-      <w:rFonts w:ascii="Consolas" w:hAnsi="Consolas"/>
-      <w:i/>
-      <w:color w:val="657422"/>
-      <w:sz w:val="22"/>
-      <w:shd w:color="auto" w:fill="F1F3F5" w:val="clear"/>
-    </w:rPr>
-  </w:style>
-  <w:style w:customStyle="1" w:styleId="RegionMarkerTok" w:type="character">
-    <w:name w:val="RegionMarkerTok"/>
-    <w:basedOn w:val="VerbatimChar"/>
-    <w:rPr>
-      <w:rFonts w:ascii="Consolas" w:hAnsi="Consolas"/>
-      <w:i/>
-      <w:color w:val="003B4F"/>
-      <w:sz w:val="22"/>
-      <w:shd w:color="auto" w:fill="F1F3F5" w:val="clear"/>
-    </w:rPr>
-  </w:style>
-  <w:style w:customStyle="1" w:styleId="InformationTok" w:type="character">
-    <w:name w:val="InformationTok"/>
-    <w:basedOn w:val="VerbatimChar"/>
-    <w:rPr>
-      <w:rFonts w:ascii="Consolas" w:hAnsi="Consolas"/>
-      <w:i/>
-      <w:color w:val="5E5E5E"/>
-      <w:sz w:val="22"/>
-      <w:shd w:color="auto" w:fill="F1F3F5" w:val="clear"/>
-    </w:rPr>
-  </w:style>
-  <w:style w:customStyle="1" w:styleId="WarningTok" w:type="character">
-    <w:name w:val="WarningTok"/>
-    <w:basedOn w:val="VerbatimChar"/>
-    <w:rPr>
-      <w:rFonts w:ascii="Consolas" w:hAnsi="Consolas"/>
-      <w:i w:val="0"/>
-      <w:color w:val="5E5E5E"/>
-      <w:sz w:val="22"/>
-      <w:shd w:color="auto" w:fill="F1F3F5" w:val="clear"/>
-    </w:rPr>
-  </w:style>
   <w:style w:customStyle="1" w:styleId="AlertTok" w:type="character">
     <w:name w:val="AlertTok"/>
     <w:basedOn w:val="VerbatimChar"/>
     <w:rPr>
       <w:rFonts w:ascii="Consolas" w:hAnsi="Consolas"/>
-      <w:i/>
+      <w:i w:val="0"/>
       <w:color w:val="AD0000"/>
       <w:sz w:val="22"/>
       <w:shd w:color="auto" w:fill="F1F3F5" w:val="clear"/>
@@ -2298,7 +2294,7 @@
     <w:basedOn w:val="VerbatimChar"/>
     <w:rPr>
       <w:rFonts w:ascii="Consolas" w:hAnsi="Consolas"/>
-      <w:i/>
+      <w:i w:val="0"/>
       <w:color w:val="AD0000"/>
       <w:sz w:val="22"/>
       <w:shd w:color="auto" w:fill="F1F3F5" w:val="clear"/>
@@ -2309,7 +2305,7 @@
     <w:basedOn w:val="VerbatimChar"/>
     <w:rPr>
       <w:rFonts w:ascii="Consolas" w:hAnsi="Consolas"/>
-      <w:i/>
+      <w:i w:val="0"/>
       <w:color w:val="003B4F"/>
       <w:sz w:val="22"/>
       <w:shd w:color="auto" w:fill="F1F3F5" w:val="clear"/>

--- a/index.docx
+++ b/index.docx
@@ -255,7 +255,7 @@
       </w:r>
     </w:p>
     <w:bookmarkEnd w:id="31"/>
-    <w:bookmarkStart w:id="39" w:name="firstheader"/>
+    <w:bookmarkStart w:id="38" w:name="firstheader"/>
     <w:p>
       <w:pPr>
         <w:pStyle w:val="Heading1"/>
@@ -387,153 +387,7 @@
       </w:hyperlink>
     </w:p>
     <w:bookmarkEnd w:id="37"/>
-    <w:bookmarkStart w:id="38" w:name="another-section-in-introduction"/>
-    <w:p>
-      <w:pPr>
-        <w:pStyle w:val="Heading2"/>
-      </w:pPr>
-      <w:r>
-        <w:t xml:space="preserve">Another Section in Introduction</w:t>
-      </w:r>
-    </w:p>
     <w:bookmarkEnd w:id="38"/>
-    <w:bookmarkEnd w:id="39"/>
-    <w:bookmarkStart w:id="44" w:name="method"/>
-    <w:p>
-      <w:pPr>
-        <w:pStyle w:val="Heading1"/>
-      </w:pPr>
-      <w:r>
-        <w:t xml:space="preserve">Method</w:t>
-      </w:r>
-    </w:p>
-    <w:bookmarkStart w:id="40" w:name="participants"/>
-    <w:p>
-      <w:pPr>
-        <w:pStyle w:val="Heading2"/>
-      </w:pPr>
-      <w:r>
-        <w:t xml:space="preserve">Participants</w:t>
-      </w:r>
-    </w:p>
-    <w:bookmarkEnd w:id="40"/>
-    <w:bookmarkStart w:id="41" w:name="procedure"/>
-    <w:p>
-      <w:pPr>
-        <w:pStyle w:val="Heading2"/>
-      </w:pPr>
-      <w:r>
-        <w:t xml:space="preserve">Procedure</w:t>
-      </w:r>
-    </w:p>
-    <w:bookmarkEnd w:id="41"/>
-    <w:bookmarkStart w:id="42" w:name="measures"/>
-    <w:p>
-      <w:pPr>
-        <w:pStyle w:val="Heading2"/>
-      </w:pPr>
-      <w:r>
-        <w:t xml:space="preserve">Measures</w:t>
-      </w:r>
-    </w:p>
-    <w:bookmarkEnd w:id="42"/>
-    <w:bookmarkStart w:id="43" w:name="statistical-analysis"/>
-    <w:p>
-      <w:pPr>
-        <w:pStyle w:val="Heading2"/>
-      </w:pPr>
-      <w:r>
-        <w:t xml:space="preserve">Statistical Analysis</w:t>
-      </w:r>
-    </w:p>
-    <w:bookmarkEnd w:id="43"/>
-    <w:bookmarkEnd w:id="44"/>
-    <w:bookmarkStart w:id="45" w:name="results"/>
-    <w:p>
-      <w:pPr>
-        <w:pStyle w:val="Heading1"/>
-      </w:pPr>
-      <w:r>
-        <w:t xml:space="preserve">Results</w:t>
-      </w:r>
-    </w:p>
-    <w:bookmarkEnd w:id="45"/>
-    <w:bookmarkStart w:id="48" w:name="discussion"/>
-    <w:p>
-      <w:pPr>
-        <w:pStyle w:val="Heading1"/>
-      </w:pPr>
-      <w:r>
-        <w:t xml:space="preserve">Discussion</w:t>
-      </w:r>
-    </w:p>
-    <w:bookmarkStart w:id="46" w:name="limitations-and-future-directions"/>
-    <w:p>
-      <w:pPr>
-        <w:pStyle w:val="Heading2"/>
-      </w:pPr>
-      <w:r>
-        <w:t xml:space="preserve">Limitations and Future Directions</w:t>
-      </w:r>
-    </w:p>
-    <w:bookmarkEnd w:id="46"/>
-    <w:bookmarkStart w:id="47" w:name="conclusion"/>
-    <w:p>
-      <w:pPr>
-        <w:pStyle w:val="Heading2"/>
-      </w:pPr>
-      <w:r>
-        <w:t xml:space="preserve">Conclusion</w:t>
-      </w:r>
-    </w:p>
-    <w:p>
-      <w:r>
-        <w:br w:type="page"/>
-      </w:r>
-    </w:p>
-    <w:bookmarkEnd w:id="47"/>
-    <w:bookmarkEnd w:id="48"/>
-    <w:p>
-      <w:pPr>
-        <w:pStyle w:val="Heading1"/>
-      </w:pPr>
-      <w:r>
-        <w:t xml:space="preserve">Appendix A</w:t>
-      </w:r>
-    </w:p>
-    <w:bookmarkStart w:id="49" w:name="apx-a"/>
-    <w:p>
-      <w:pPr>
-        <w:pStyle w:val="Heading1"/>
-      </w:pPr>
-      <w:r>
-        <w:t xml:space="preserve">This Section Is an Appendix</w:t>
-      </w:r>
-    </w:p>
-    <w:p>
-      <w:r>
-        <w:br w:type="page"/>
-      </w:r>
-    </w:p>
-    <w:bookmarkEnd w:id="49"/>
-    <w:p>
-      <w:pPr>
-        <w:pStyle w:val="Heading1"/>
-      </w:pPr>
-      <w:r>
-        <w:t xml:space="preserve">Appendix B</w:t>
-      </w:r>
-    </w:p>
-    <w:bookmarkStart w:id="50" w:name="apx-b"/>
-    <w:p>
-      <w:pPr>
-        <w:pStyle w:val="Heading1"/>
-      </w:pPr>
-      <w:r>
-        <w:t xml:space="preserve">Another Appendix</w:t>
-      </w:r>
-    </w:p>
-    <w:bookmarkEnd w:id="50"/>
     <w:sectPr>
       <w:headerReference r:id="rId8" w:type="even"/>
       <w:headerReference r:id="rId9" w:type="default"/>

--- a/index.docx
+++ b/index.docx
@@ -255,7 +255,7 @@
       </w:r>
     </w:p>
     <w:bookmarkEnd w:id="31"/>
-    <w:bookmarkStart w:id="38" w:name="firstheader"/>
+    <w:bookmarkStart w:id="58" w:name="firstheader"/>
     <w:p>
       <w:pPr>
         <w:pStyle w:val="Heading1"/>
@@ -314,7 +314,7 @@
     </w:p>
     <w:p>
       <w:pPr>
-        <w:pStyle w:val="FigureWithoutNote"/>
+        <w:pStyle w:val="FigureWithNote"/>
       </w:pPr>
       <w:r>
         <w:drawing>
@@ -362,7 +362,22 @@
     <w:bookmarkEnd w:id="35"/>
     <w:p>
       <w:pPr>
-        <w:pStyle w:val="FigureWithoutNote"/>
+        <w:pStyle w:val="FigureNote"/>
+      </w:pPr>
+      <w:r>
+        <w:rPr>
+          <w:i/>
+          <w:iCs/>
+        </w:rPr>
+        <w:t xml:space="preserve">Note</w:t>
+      </w:r>
+      <w:r>
+        <w:t xml:space="preserve">. My APA-style figure note.</w:t>
+      </w:r>
+    </w:p>
+    <w:p>
+      <w:pPr>
+        <w:pStyle w:val="FigureWithNote"/>
       </w:pPr>
       <w:r>
         <w:rPr>
@@ -387,7 +402,470 @@
       </w:hyperlink>
     </w:p>
     <w:bookmarkEnd w:id="37"/>
-    <w:bookmarkEnd w:id="38"/>
+    <w:bookmarkStart w:id="57" w:name="another-section"/>
+    <w:p>
+      <w:pPr>
+        <w:pStyle w:val="Heading2"/>
+      </w:pPr>
+      <w:r>
+        <w:t xml:space="preserve">Another Section</w:t>
+      </w:r>
+    </w:p>
+    <w:p>
+      <w:pPr>
+        <w:pStyle w:val="FirstParagraph"/>
+      </w:pPr>
+      <w:r>
+        <w:t xml:space="preserve">This works and gives no error (</w:t>
+      </w:r>
+      <w:hyperlink w:anchor="fig-exampleA">
+        <w:r>
+          <w:rPr>
+            <w:rStyle w:val="Hyperlink"/>
+          </w:rPr>
+          <w:t xml:space="preserve">Figure 2</w:t>
+        </w:r>
+      </w:hyperlink>
+      <w:r>
+        <w:t xml:space="preserve">):</w:t>
+      </w:r>
+    </w:p>
+    <w:bookmarkStart w:id="41" w:name="fig-exampleA"/>
+    <w:p>
+      <w:pPr>
+        <w:pStyle w:val="FigureTitle"/>
+      </w:pPr>
+      <w:r>
+        <w:t xml:space="preserve">Figure 2</w:t>
+      </w:r>
+    </w:p>
+    <w:p>
+      <w:pPr>
+        <w:pStyle w:val="Caption"/>
+      </w:pPr>
+      <w:r>
+        <w:t xml:space="preserve">Sample Image 1.</w:t>
+      </w:r>
+    </w:p>
+    <w:p>
+      <w:pPr>
+        <w:pStyle w:val="FigureWithNote"/>
+      </w:pPr>
+      <w:r>
+        <w:drawing>
+          <wp:inline>
+            <wp:extent cx="5943600" cy="4245428"/>
+            <wp:effectExtent b="0" l="0" r="0" t="0"/>
+            <wp:docPr descr="" title="" id="39" name="Picture"/>
+            <a:graphic>
+              <a:graphicData uri="http://schemas.openxmlformats.org/drawingml/2006/picture">
+                <pic:pic>
+                  <pic:nvPicPr>
+                    <pic:cNvPr descr="Figures/sampleImage1.png" id="40" name="Picture"/>
+                    <pic:cNvPicPr>
+                      <a:picLocks noChangeArrowheads="1" noChangeAspect="1"/>
+                    </pic:cNvPicPr>
+                  </pic:nvPicPr>
+                  <pic:blipFill>
+                    <a:blip r:embed="rId38"/>
+                    <a:stretch>
+                      <a:fillRect/>
+                    </a:stretch>
+                  </pic:blipFill>
+                  <pic:spPr bwMode="auto">
+                    <a:xfrm>
+                      <a:off x="0" y="0"/>
+                      <a:ext cx="5943600" cy="4245428"/>
+                    </a:xfrm>
+                    <a:prstGeom prst="rect">
+                      <a:avLst/>
+                    </a:prstGeom>
+                    <a:noFill/>
+                    <a:ln w="9525">
+                      <a:noFill/>
+                      <a:headEnd/>
+                      <a:tailEnd/>
+                    </a:ln>
+                  </pic:spPr>
+                </pic:pic>
+              </a:graphicData>
+            </a:graphic>
+          </wp:inline>
+        </w:drawing>
+      </w:r>
+    </w:p>
+    <w:bookmarkEnd w:id="41"/>
+    <w:p>
+      <w:pPr>
+        <w:pStyle w:val="FigureNote"/>
+      </w:pPr>
+      <w:r>
+        <w:rPr>
+          <w:i/>
+          <w:iCs/>
+        </w:rPr>
+        <w:t xml:space="preserve">Note</w:t>
+      </w:r>
+      <w:r>
+        <w:t xml:space="preserve">. Variable A indirectly causes Variable C.</w:t>
+      </w:r>
+    </w:p>
+    <w:p>
+      <w:pPr>
+        <w:pStyle w:val="BodyText"/>
+      </w:pPr>
+      <w:r>
+        <w:t xml:space="preserve">This results in an error and/or no figure note (</w:t>
+      </w:r>
+      <w:hyperlink w:anchor="fig-exampleB">
+        <w:r>
+          <w:rPr>
+            <w:rStyle w:val="Hyperlink"/>
+          </w:rPr>
+          <w:t xml:space="preserve">Figure 3</w:t>
+        </w:r>
+      </w:hyperlink>
+      <w:r>
+        <w:t xml:space="preserve">):</w:t>
+      </w:r>
+    </w:p>
+    <w:bookmarkStart w:id="49" w:name="fig-exampleB"/>
+    <w:bookmarkStart w:id="44" w:name="fig-sampleImage1"/>
+    <w:p>
+      <w:pPr>
+        <w:pStyle w:val="FigureWithNote"/>
+      </w:pPr>
+      <w:r>
+        <w:t xml:space="preserve">(A) Sample Image 1.</w:t>
+      </w:r>
+    </w:p>
+    <w:p>
+      <w:pPr>
+        <w:pStyle w:val="FigureWithNote"/>
+      </w:pPr>
+      <w:r>
+        <w:drawing>
+          <wp:inline>
+            <wp:extent cx="2971800" cy="2122714"/>
+            <wp:effectExtent b="0" l="0" r="0" t="0"/>
+            <wp:docPr descr="" title="" id="42" name="Picture"/>
+            <a:graphic>
+              <a:graphicData uri="http://schemas.openxmlformats.org/drawingml/2006/picture">
+                <pic:pic>
+                  <pic:nvPicPr>
+                    <pic:cNvPr descr="Figures/sampleImage1.png" id="43" name="Picture"/>
+                    <pic:cNvPicPr>
+                      <a:picLocks noChangeArrowheads="1" noChangeAspect="1"/>
+                    </pic:cNvPicPr>
+                  </pic:nvPicPr>
+                  <pic:blipFill>
+                    <a:blip r:embed="rId38"/>
+                    <a:stretch>
+                      <a:fillRect/>
+                    </a:stretch>
+                  </pic:blipFill>
+                  <pic:spPr bwMode="auto">
+                    <a:xfrm>
+                      <a:off x="0" y="0"/>
+                      <a:ext cx="2971800" cy="2122714"/>
+                    </a:xfrm>
+                    <a:prstGeom prst="rect">
+                      <a:avLst/>
+                    </a:prstGeom>
+                    <a:noFill/>
+                    <a:ln w="9525">
+                      <a:noFill/>
+                      <a:headEnd/>
+                      <a:tailEnd/>
+                    </a:ln>
+                  </pic:spPr>
+                </pic:pic>
+              </a:graphicData>
+            </a:graphic>
+          </wp:inline>
+        </w:drawing>
+      </w:r>
+    </w:p>
+    <w:bookmarkEnd w:id="44"/>
+    <w:p>
+      <w:pPr>
+        <w:pStyle w:val="FigureNote"/>
+      </w:pPr>
+      <w:r>
+        <w:rPr>
+          <w:i/>
+          <w:iCs/>
+        </w:rPr>
+        <w:t xml:space="preserve">Note</w:t>
+      </w:r>
+      <w:r>
+        <w:t xml:space="preserve">. Variable A indirectly causes Variable C.</w:t>
+      </w:r>
+    </w:p>
+    <w:p>
+      <w:pPr>
+        <w:framePr w:w="0" w:h="0" w:vAnchor="margin" w:hAnchor="margin" w:xAlign="right" w:yAlign="top"/>
+      </w:pPr>
+    </w:p>
+    <w:bookmarkStart w:id="48" w:name="fig-sampleImage2"/>
+    <w:p>
+      <w:pPr>
+        <w:pStyle w:val="FigureWithNote"/>
+      </w:pPr>
+      <w:r>
+        <w:t xml:space="preserve">(B) Sample Image 2.</w:t>
+      </w:r>
+    </w:p>
+    <w:p>
+      <w:pPr>
+        <w:pStyle w:val="FigureWithNote"/>
+      </w:pPr>
+      <w:r>
+        <w:drawing>
+          <wp:inline>
+            <wp:extent cx="2971800" cy="2122714"/>
+            <wp:effectExtent b="0" l="0" r="0" t="0"/>
+            <wp:docPr descr="" title="" id="46" name="Picture"/>
+            <a:graphic>
+              <a:graphicData uri="http://schemas.openxmlformats.org/drawingml/2006/picture">
+                <pic:pic>
+                  <pic:nvPicPr>
+                    <pic:cNvPr descr="Figures/sampleImage2.png" id="47" name="Picture"/>
+                    <pic:cNvPicPr>
+                      <a:picLocks noChangeArrowheads="1" noChangeAspect="1"/>
+                    </pic:cNvPicPr>
+                  </pic:nvPicPr>
+                  <pic:blipFill>
+                    <a:blip r:embed="rId45"/>
+                    <a:stretch>
+                      <a:fillRect/>
+                    </a:stretch>
+                  </pic:blipFill>
+                  <pic:spPr bwMode="auto">
+                    <a:xfrm>
+                      <a:off x="0" y="0"/>
+                      <a:ext cx="2971800" cy="2122714"/>
+                    </a:xfrm>
+                    <a:prstGeom prst="rect">
+                      <a:avLst/>
+                    </a:prstGeom>
+                    <a:noFill/>
+                    <a:ln w="9525">
+                      <a:noFill/>
+                      <a:headEnd/>
+                      <a:tailEnd/>
+                    </a:ln>
+                  </pic:spPr>
+                </pic:pic>
+              </a:graphicData>
+            </a:graphic>
+          </wp:inline>
+        </w:drawing>
+      </w:r>
+    </w:p>
+    <w:bookmarkEnd w:id="48"/>
+    <w:p>
+      <w:pPr>
+        <w:pStyle w:val="FigureNote"/>
+      </w:pPr>
+      <w:r>
+        <w:rPr>
+          <w:i/>
+          <w:iCs/>
+        </w:rPr>
+        <w:t xml:space="preserve">Note</w:t>
+      </w:r>
+      <w:r>
+        <w:t xml:space="preserve">. The distribution of a variable.</w:t>
+      </w:r>
+    </w:p>
+    <w:p>
+      <w:pPr>
+        <w:pStyle w:val="FigureWithNote"/>
+      </w:pPr>
+      <w:r>
+        <w:t xml:space="preserve">Figure 3</w:t>
+      </w:r>
+    </w:p>
+    <w:bookmarkEnd w:id="49"/>
+    <w:p>
+      <w:pPr>
+        <w:pStyle w:val="BodyText"/>
+      </w:pPr>
+      <w:r>
+        <w:t xml:space="preserve">This results in no error but doesn’t show the APA-style figure note (</w:t>
+      </w:r>
+      <w:hyperlink w:anchor="fig-exampleC">
+        <w:r>
+          <w:rPr>
+            <w:rStyle w:val="Hyperlink"/>
+          </w:rPr>
+          <w:t xml:space="preserve">Figure 4</w:t>
+        </w:r>
+      </w:hyperlink>
+      <w:r>
+        <w:t xml:space="preserve">):</w:t>
+      </w:r>
+    </w:p>
+    <w:bookmarkStart w:id="56" w:name="fig-exampleC"/>
+    <w:bookmarkStart w:id="52" w:name="fig-sampleImage1"/>
+    <w:p>
+      <w:pPr>
+        <w:pStyle w:val="FigureWithoutNote"/>
+      </w:pPr>
+      <w:r>
+        <w:t xml:space="preserve">(A) Sample Image 1.</w:t>
+      </w:r>
+    </w:p>
+    <w:p>
+      <w:pPr>
+        <w:pStyle w:val="FigureWithoutNote"/>
+      </w:pPr>
+      <w:r>
+        <w:drawing>
+          <wp:inline>
+            <wp:extent cx="2971800" cy="2122714"/>
+            <wp:effectExtent b="0" l="0" r="0" t="0"/>
+            <wp:docPr descr="" title="" id="50" name="Picture"/>
+            <a:graphic>
+              <a:graphicData uri="http://schemas.openxmlformats.org/drawingml/2006/picture">
+                <pic:pic>
+                  <pic:nvPicPr>
+                    <pic:cNvPr descr="Figures/sampleImage1.png" id="51" name="Picture"/>
+                    <pic:cNvPicPr>
+                      <a:picLocks noChangeArrowheads="1" noChangeAspect="1"/>
+                    </pic:cNvPicPr>
+                  </pic:nvPicPr>
+                  <pic:blipFill>
+                    <a:blip r:embed="rId38"/>
+                    <a:stretch>
+                      <a:fillRect/>
+                    </a:stretch>
+                  </pic:blipFill>
+                  <pic:spPr bwMode="auto">
+                    <a:xfrm>
+                      <a:off x="0" y="0"/>
+                      <a:ext cx="2971800" cy="2122714"/>
+                    </a:xfrm>
+                    <a:prstGeom prst="rect">
+                      <a:avLst/>
+                    </a:prstGeom>
+                    <a:noFill/>
+                    <a:ln w="9525">
+                      <a:noFill/>
+                      <a:headEnd/>
+                      <a:tailEnd/>
+                    </a:ln>
+                  </pic:spPr>
+                </pic:pic>
+              </a:graphicData>
+            </a:graphic>
+          </wp:inline>
+        </w:drawing>
+      </w:r>
+    </w:p>
+    <w:bookmarkEnd w:id="52"/>
+    <w:p>
+      <w:pPr>
+        <w:framePr w:w="0" w:h="0" w:vAnchor="margin" w:hAnchor="margin" w:xAlign="right" w:yAlign="top"/>
+      </w:pPr>
+    </w:p>
+    <w:bookmarkStart w:id="55" w:name="fig-sampleImage2"/>
+    <w:p>
+      <w:pPr>
+        <w:pStyle w:val="FigureWithoutNote"/>
+      </w:pPr>
+      <w:r>
+        <w:t xml:space="preserve">(B) Sample Image 2.</w:t>
+      </w:r>
+    </w:p>
+    <w:p>
+      <w:pPr>
+        <w:pStyle w:val="FigureWithoutNote"/>
+      </w:pPr>
+      <w:r>
+        <w:drawing>
+          <wp:inline>
+            <wp:extent cx="2971800" cy="2122714"/>
+            <wp:effectExtent b="0" l="0" r="0" t="0"/>
+            <wp:docPr descr="" title="" id="53" name="Picture"/>
+            <a:graphic>
+              <a:graphicData uri="http://schemas.openxmlformats.org/drawingml/2006/picture">
+                <pic:pic>
+                  <pic:nvPicPr>
+                    <pic:cNvPr descr="Figures/sampleImage2.png" id="54" name="Picture"/>
+                    <pic:cNvPicPr>
+                      <a:picLocks noChangeArrowheads="1" noChangeAspect="1"/>
+                    </pic:cNvPicPr>
+                  </pic:nvPicPr>
+                  <pic:blipFill>
+                    <a:blip r:embed="rId45"/>
+                    <a:stretch>
+                      <a:fillRect/>
+                    </a:stretch>
+                  </pic:blipFill>
+                  <pic:spPr bwMode="auto">
+                    <a:xfrm>
+                      <a:off x="0" y="0"/>
+                      <a:ext cx="2971800" cy="2122714"/>
+                    </a:xfrm>
+                    <a:prstGeom prst="rect">
+                      <a:avLst/>
+                    </a:prstGeom>
+                    <a:noFill/>
+                    <a:ln w="9525">
+                      <a:noFill/>
+                      <a:headEnd/>
+                      <a:tailEnd/>
+                    </a:ln>
+                  </pic:spPr>
+                </pic:pic>
+              </a:graphicData>
+            </a:graphic>
+          </wp:inline>
+        </w:drawing>
+      </w:r>
+    </w:p>
+    <w:bookmarkEnd w:id="55"/>
+    <w:p>
+      <w:pPr>
+        <w:pStyle w:val="FigureTitle"/>
+      </w:pPr>
+      <w:r>
+        <w:t xml:space="preserve">Figure 3</w:t>
+      </w:r>
+    </w:p>
+    <w:p>
+      <w:pPr>
+        <w:pStyle w:val="Caption"/>
+      </w:pPr>
+      <w:r>
+        <w:rPr>
+          <w:b/>
+          <w:bCs/>
+        </w:rPr>
+        <w:t xml:space="preserve">Panel A</w:t>
+      </w:r>
+      <w:r>
+        <w:t xml:space="preserve">: Insert description here.</w:t>
+      </w:r>
+      <w:r>
+        <w:t xml:space="preserve"> </w:t>
+      </w:r>
+      <w:r>
+        <w:rPr>
+          <w:b/>
+          <w:bCs/>
+        </w:rPr>
+        <w:t xml:space="preserve">Panel B</w:t>
+      </w:r>
+      <w:r>
+        <w:t xml:space="preserve">: Insert description here.</w:t>
+      </w:r>
+    </w:p>
+    <w:bookmarkEnd w:id="56"/>
+    <w:bookmarkEnd w:id="57"/>
+    <w:bookmarkEnd w:id="58"/>
     <w:sectPr>
       <w:headerReference r:id="rId8" w:type="even"/>
       <w:headerReference r:id="rId9" w:type="default"/>

--- a/index.docx
+++ b/index.docx
@@ -416,7 +416,7 @@
         <w:pStyle w:val="FirstParagraph"/>
       </w:pPr>
       <w:r>
-        <w:t xml:space="preserve">This works and gives no error (</w:t>
+        <w:t xml:space="preserve">A single figure (</w:t>
       </w:r>
       <w:hyperlink w:anchor="fig-exampleA">
         <w:r>
@@ -515,7 +515,7 @@
         <w:pStyle w:val="BodyText"/>
       </w:pPr>
       <w:r>
-        <w:t xml:space="preserve">This results in an error and/or no figure note (</w:t>
+        <w:t xml:space="preserve">Side-by-side figure using separate figure notes (</w:t>
       </w:r>
       <w:hyperlink w:anchor="fig-exampleB">
         <w:r>
@@ -693,7 +693,7 @@
         <w:pStyle w:val="BodyText"/>
       </w:pPr>
       <w:r>
-        <w:t xml:space="preserve">This results in no error but doesn’t show the APA-style figure note (</w:t>
+        <w:t xml:space="preserve">Side-by-side figure using a single figure note (</w:t>
       </w:r>
       <w:hyperlink w:anchor="fig-exampleC">
         <w:r>

--- a/index.docx
+++ b/index.docx
@@ -255,7 +255,7 @@
       </w:r>
     </w:p>
     <w:bookmarkEnd w:id="31"/>
-    <w:bookmarkStart w:id="58" w:name="firstheader"/>
+    <w:bookmarkStart w:id="64" w:name="firstheader"/>
     <w:p>
       <w:pPr>
         <w:pStyle w:val="Heading1"/>
@@ -264,7 +264,7 @@
         <w:t xml:space="preserve">Full Title</w:t>
       </w:r>
     </w:p>
-    <w:bookmarkStart w:id="37" w:name="section-in-introduction"/>
+    <w:bookmarkStart w:id="43" w:name="section-in-introduction"/>
     <w:p>
       <w:pPr>
         <w:pStyle w:val="Heading2"/>
@@ -401,24 +401,17 @@
         </w:r>
       </w:hyperlink>
     </w:p>
-    <w:bookmarkEnd w:id="37"/>
-    <w:bookmarkStart w:id="57" w:name="another-section"/>
-    <w:p>
-      <w:pPr>
-        <w:pStyle w:val="Heading2"/>
-      </w:pPr>
-      <w:r>
-        <w:t xml:space="preserve">Another Section</w:t>
-      </w:r>
-    </w:p>
-    <w:p>
-      <w:pPr>
-        <w:pStyle w:val="FirstParagraph"/>
-      </w:pPr>
-      <w:r>
-        <w:t xml:space="preserve">A single figure (</w:t>
-      </w:r>
-      <w:hyperlink w:anchor="fig-exampleA">
+    <w:p>
+      <w:pPr>
+        <w:pStyle w:val="BodyText"/>
+      </w:pPr>
+      <w:r>
+        <w:t xml:space="preserve">See</w:t>
+      </w:r>
+      <w:r>
+        <w:t xml:space="preserve"> </w:t>
+      </w:r>
+      <w:hyperlink w:anchor="fig-mtcars2">
         <w:r>
           <w:rPr>
             <w:rStyle w:val="Hyperlink"/>
@@ -427,10 +420,11 @@
         </w:r>
       </w:hyperlink>
       <w:r>
-        <w:t xml:space="preserve">):</w:t>
-      </w:r>
-    </w:p>
-    <w:bookmarkStart w:id="41" w:name="fig-exampleA"/>
+        <w:t xml:space="preserve">.</w:t>
+      </w:r>
+    </w:p>
+    <w:bookmarkStart w:id="42" w:name="cell-fig-mtcars2"/>
+    <w:bookmarkStart w:id="40" w:name="fig-mtcars2"/>
     <w:p>
       <w:pPr>
         <w:pStyle w:val="FigureTitle"/>
@@ -444,7 +438,7 @@
         <w:pStyle w:val="Caption"/>
       </w:pPr>
       <w:r>
-        <w:t xml:space="preserve">Sample Image 1.</w:t>
+        <w:t xml:space="preserve">My Figure Caption</w:t>
       </w:r>
     </w:p>
     <w:p>
@@ -454,20 +448,156 @@
       <w:r>
         <w:drawing>
           <wp:inline>
-            <wp:extent cx="5943600" cy="4245428"/>
+            <wp:extent cx="5943600" cy="5943600"/>
             <wp:effectExtent b="0" l="0" r="0" t="0"/>
-            <wp:docPr descr="" title="" id="39" name="Picture"/>
+            <wp:docPr descr="" title="" id="38" name="Picture"/>
             <a:graphic>
               <a:graphicData uri="http://schemas.openxmlformats.org/drawingml/2006/picture">
                 <pic:pic>
                   <pic:nvPicPr>
-                    <pic:cNvPr descr="Figures/sampleImage1.png" id="40" name="Picture"/>
+                    <pic:cNvPr descr="index_files/figure-docx/fig-mtcars2-1.png" id="39" name="Picture"/>
                     <pic:cNvPicPr>
                       <a:picLocks noChangeArrowheads="1" noChangeAspect="1"/>
                     </pic:cNvPicPr>
                   </pic:nvPicPr>
                   <pic:blipFill>
-                    <a:blip r:embed="rId38"/>
+                    <a:blip r:embed="rId37"/>
+                    <a:stretch>
+                      <a:fillRect/>
+                    </a:stretch>
+                  </pic:blipFill>
+                  <pic:spPr bwMode="auto">
+                    <a:xfrm>
+                      <a:off x="0" y="0"/>
+                      <a:ext cx="5943600" cy="5943600"/>
+                    </a:xfrm>
+                    <a:prstGeom prst="rect">
+                      <a:avLst/>
+                    </a:prstGeom>
+                    <a:noFill/>
+                    <a:ln w="9525">
+                      <a:noFill/>
+                      <a:headEnd/>
+                      <a:tailEnd/>
+                    </a:ln>
+                  </pic:spPr>
+                </pic:pic>
+              </a:graphicData>
+            </a:graphic>
+          </wp:inline>
+        </w:drawing>
+      </w:r>
+    </w:p>
+    <w:bookmarkEnd w:id="40"/>
+    <w:p>
+      <w:pPr>
+        <w:pStyle w:val="FigureWithNote"/>
+      </w:pPr>
+      <w:r>
+        <w:rPr>
+          <w:vertAlign w:val="subscript"/>
+        </w:rPr>
+        <w:t xml:space="preserve">Source:</w:t>
+      </w:r>
+      <w:r>
+        <w:rPr>
+          <w:vertAlign w:val="subscript"/>
+        </w:rPr>
+        <w:t xml:space="preserve"> </w:t>
+      </w:r>
+      <w:hyperlink r:id="rId41">
+        <w:r>
+          <w:rPr>
+            <w:rStyle w:val="Hyperlink"/>
+            <w:vertAlign w:val="subscript"/>
+          </w:rPr>
+          <w:t xml:space="preserve">Article Notebook</w:t>
+        </w:r>
+      </w:hyperlink>
+    </w:p>
+    <w:bookmarkEnd w:id="42"/>
+    <w:p>
+      <w:pPr>
+        <w:pStyle w:val="FigureNote"/>
+      </w:pPr>
+      <w:r>
+        <w:rPr>
+          <w:i/>
+          <w:iCs/>
+        </w:rPr>
+        <w:t xml:space="preserve">Note</w:t>
+      </w:r>
+      <w:r>
+        <w:t xml:space="preserve">. My APA-style figure note.</w:t>
+      </w:r>
+    </w:p>
+    <w:bookmarkEnd w:id="43"/>
+    <w:bookmarkStart w:id="63" w:name="another-section"/>
+    <w:p>
+      <w:pPr>
+        <w:pStyle w:val="Heading2"/>
+      </w:pPr>
+      <w:r>
+        <w:t xml:space="preserve">Another Section</w:t>
+      </w:r>
+    </w:p>
+    <w:p>
+      <w:pPr>
+        <w:pStyle w:val="FirstParagraph"/>
+      </w:pPr>
+      <w:r>
+        <w:t xml:space="preserve">A single figure (</w:t>
+      </w:r>
+      <w:hyperlink w:anchor="fig-exampleA">
+        <w:r>
+          <w:rPr>
+            <w:rStyle w:val="Hyperlink"/>
+          </w:rPr>
+          <w:t xml:space="preserve">Figure 3</w:t>
+        </w:r>
+      </w:hyperlink>
+      <w:r>
+        <w:t xml:space="preserve">):</w:t>
+      </w:r>
+    </w:p>
+    <w:bookmarkStart w:id="47" w:name="fig-exampleA"/>
+    <w:p>
+      <w:pPr>
+        <w:pStyle w:val="FigureTitle"/>
+      </w:pPr>
+      <w:r>
+        <w:t xml:space="preserve">Figure 3</w:t>
+      </w:r>
+    </w:p>
+    <w:p>
+      <w:pPr>
+        <w:pStyle w:val="Caption"/>
+      </w:pPr>
+      <w:r>
+        <w:t xml:space="preserve">Sample Image 1.</w:t>
+      </w:r>
+    </w:p>
+    <w:p>
+      <w:pPr>
+        <w:pStyle w:val="FigureWithNote"/>
+      </w:pPr>
+      <w:r>
+        <w:drawing>
+          <wp:inline>
+            <wp:extent cx="5943600" cy="4245428"/>
+            <wp:effectExtent b="0" l="0" r="0" t="0"/>
+            <wp:docPr descr="" title="" id="45" name="Picture"/>
+            <a:graphic>
+              <a:graphicData uri="http://schemas.openxmlformats.org/drawingml/2006/picture">
+                <pic:pic>
+                  <pic:nvPicPr>
+                    <pic:cNvPr descr="Figures/sampleImage1.png" id="46" name="Picture"/>
+                    <pic:cNvPicPr>
+                      <a:picLocks noChangeArrowheads="1" noChangeAspect="1"/>
+                    </pic:cNvPicPr>
+                  </pic:nvPicPr>
+                  <pic:blipFill>
+                    <a:blip r:embed="rId44"/>
                     <a:stretch>
                       <a:fillRect/>
                     </a:stretch>
@@ -494,7 +624,7 @@
         </w:drawing>
       </w:r>
     </w:p>
-    <w:bookmarkEnd w:id="41"/>
+    <w:bookmarkEnd w:id="47"/>
     <w:p>
       <w:pPr>
         <w:pStyle w:val="FigureNote"/>
@@ -522,15 +652,15 @@
           <w:rPr>
             <w:rStyle w:val="Hyperlink"/>
           </w:rPr>
-          <w:t xml:space="preserve">Figure 3</w:t>
+          <w:t xml:space="preserve">Figure 4</w:t>
         </w:r>
       </w:hyperlink>
       <w:r>
         <w:t xml:space="preserve">):</w:t>
       </w:r>
     </w:p>
-    <w:bookmarkStart w:id="49" w:name="fig-exampleB"/>
-    <w:bookmarkStart w:id="44" w:name="fig-sampleImage1"/>
+    <w:bookmarkStart w:id="55" w:name="fig-exampleB"/>
+    <w:bookmarkStart w:id="50" w:name="fig-sampleImage1"/>
     <w:p>
       <w:pPr>
         <w:pStyle w:val="FigureWithNote"/>
@@ -548,18 +678,18 @@
           <wp:inline>
             <wp:extent cx="2971800" cy="2122714"/>
             <wp:effectExtent b="0" l="0" r="0" t="0"/>
-            <wp:docPr descr="" title="" id="42" name="Picture"/>
+            <wp:docPr descr="" title="" id="48" name="Picture"/>
             <a:graphic>
               <a:graphicData uri="http://schemas.openxmlformats.org/drawingml/2006/picture">
                 <pic:pic>
                   <pic:nvPicPr>
-                    <pic:cNvPr descr="Figures/sampleImage1.png" id="43" name="Picture"/>
+                    <pic:cNvPr descr="Figures/sampleImage1.png" id="49" name="Picture"/>
                     <pic:cNvPicPr>
                       <a:picLocks noChangeArrowheads="1" noChangeAspect="1"/>
                     </pic:cNvPicPr>
                   </pic:nvPicPr>
                   <pic:blipFill>
-                    <a:blip r:embed="rId38"/>
+                    <a:blip r:embed="rId44"/>
                     <a:stretch>
                       <a:fillRect/>
                     </a:stretch>
@@ -586,7 +716,7 @@
         </w:drawing>
       </w:r>
     </w:p>
-    <w:bookmarkEnd w:id="44"/>
+    <w:bookmarkEnd w:id="50"/>
     <w:p>
       <w:pPr>
         <w:pStyle w:val="FigureNote"/>
@@ -607,7 +737,7 @@
         <w:framePr w:w="0" w:h="0" w:vAnchor="margin" w:hAnchor="margin" w:xAlign="right" w:yAlign="top"/>
       </w:pPr>
     </w:p>
-    <w:bookmarkStart w:id="48" w:name="fig-sampleImage2"/>
+    <w:bookmarkStart w:id="54" w:name="fig-sampleImage2"/>
     <w:p>
       <w:pPr>
         <w:pStyle w:val="FigureWithNote"/>
@@ -625,18 +755,18 @@
           <wp:inline>
             <wp:extent cx="2971800" cy="2122714"/>
             <wp:effectExtent b="0" l="0" r="0" t="0"/>
-            <wp:docPr descr="" title="" id="46" name="Picture"/>
+            <wp:docPr descr="" title="" id="52" name="Picture"/>
             <a:graphic>
               <a:graphicData uri="http://schemas.openxmlformats.org/drawingml/2006/picture">
                 <pic:pic>
                   <pic:nvPicPr>
-                    <pic:cNvPr descr="Figures/sampleImage2.png" id="47" name="Picture"/>
+                    <pic:cNvPr descr="Figures/sampleImage2.png" id="53" name="Picture"/>
                     <pic:cNvPicPr>
                       <a:picLocks noChangeArrowheads="1" noChangeAspect="1"/>
                     </pic:cNvPicPr>
                   </pic:nvPicPr>
                   <pic:blipFill>
-                    <a:blip r:embed="rId45"/>
+                    <a:blip r:embed="rId51"/>
                     <a:stretch>
                       <a:fillRect/>
                     </a:stretch>
@@ -663,7 +793,7 @@
         </w:drawing>
       </w:r>
     </w:p>
-    <w:bookmarkEnd w:id="48"/>
+    <w:bookmarkEnd w:id="54"/>
     <w:p>
       <w:pPr>
         <w:pStyle w:val="FigureNote"/>
@@ -684,10 +814,10 @@
         <w:pStyle w:val="FigureWithNote"/>
       </w:pPr>
       <w:r>
-        <w:t xml:space="preserve">Figure 3</w:t>
-      </w:r>
-    </w:p>
-    <w:bookmarkEnd w:id="49"/>
+        <w:t xml:space="preserve">Figure 4</w:t>
+      </w:r>
+    </w:p>
+    <w:bookmarkEnd w:id="55"/>
     <w:p>
       <w:pPr>
         <w:pStyle w:val="BodyText"/>
@@ -700,15 +830,15 @@
           <w:rPr>
             <w:rStyle w:val="Hyperlink"/>
           </w:rPr>
-          <w:t xml:space="preserve">Figure 4</w:t>
+          <w:t xml:space="preserve">Figure 5</w:t>
         </w:r>
       </w:hyperlink>
       <w:r>
         <w:t xml:space="preserve">):</w:t>
       </w:r>
     </w:p>
-    <w:bookmarkStart w:id="56" w:name="fig-exampleC"/>
-    <w:bookmarkStart w:id="52" w:name="fig-sampleImage1"/>
+    <w:bookmarkStart w:id="62" w:name="fig-exampleC"/>
+    <w:bookmarkStart w:id="58" w:name="fig-sampleImage1"/>
     <w:p>
       <w:pPr>
         <w:pStyle w:val="FigureWithoutNote"/>
@@ -726,18 +856,18 @@
           <wp:inline>
             <wp:extent cx="2971800" cy="2122714"/>
             <wp:effectExtent b="0" l="0" r="0" t="0"/>
-            <wp:docPr descr="" title="" id="50" name="Picture"/>
+            <wp:docPr descr="" title="" id="56" name="Picture"/>
             <a:graphic>
               <a:graphicData uri="http://schemas.openxmlformats.org/drawingml/2006/picture">
                 <pic:pic>
                   <pic:nvPicPr>
-                    <pic:cNvPr descr="Figures/sampleImage1.png" id="51" name="Picture"/>
+                    <pic:cNvPr descr="Figures/sampleImage1.png" id="57" name="Picture"/>
                     <pic:cNvPicPr>
                       <a:picLocks noChangeArrowheads="1" noChangeAspect="1"/>
                     </pic:cNvPicPr>
                   </pic:nvPicPr>
                   <pic:blipFill>
-                    <a:blip r:embed="rId38"/>
+                    <a:blip r:embed="rId44"/>
                     <a:stretch>
                       <a:fillRect/>
                     </a:stretch>
@@ -764,13 +894,13 @@
         </w:drawing>
       </w:r>
     </w:p>
-    <w:bookmarkEnd w:id="52"/>
+    <w:bookmarkEnd w:id="58"/>
     <w:p>
       <w:pPr>
         <w:framePr w:w="0" w:h="0" w:vAnchor="margin" w:hAnchor="margin" w:xAlign="right" w:yAlign="top"/>
       </w:pPr>
     </w:p>
-    <w:bookmarkStart w:id="55" w:name="fig-sampleImage2"/>
+    <w:bookmarkStart w:id="61" w:name="fig-sampleImage2"/>
     <w:p>
       <w:pPr>
         <w:pStyle w:val="FigureWithoutNote"/>
@@ -788,18 +918,18 @@
           <wp:inline>
             <wp:extent cx="2971800" cy="2122714"/>
             <wp:effectExtent b="0" l="0" r="0" t="0"/>
-            <wp:docPr descr="" title="" id="53" name="Picture"/>
+            <wp:docPr descr="" title="" id="59" name="Picture"/>
             <a:graphic>
               <a:graphicData uri="http://schemas.openxmlformats.org/drawingml/2006/picture">
                 <pic:pic>
                   <pic:nvPicPr>
-                    <pic:cNvPr descr="Figures/sampleImage2.png" id="54" name="Picture"/>
+                    <pic:cNvPr descr="Figures/sampleImage2.png" id="60" name="Picture"/>
                     <pic:cNvPicPr>
                       <a:picLocks noChangeArrowheads="1" noChangeAspect="1"/>
                     </pic:cNvPicPr>
                   </pic:nvPicPr>
                   <pic:blipFill>
-                    <a:blip r:embed="rId45"/>
+                    <a:blip r:embed="rId51"/>
                     <a:stretch>
                       <a:fillRect/>
                     </a:stretch>
@@ -826,13 +956,13 @@
         </w:drawing>
       </w:r>
     </w:p>
-    <w:bookmarkEnd w:id="55"/>
+    <w:bookmarkEnd w:id="61"/>
     <w:p>
       <w:pPr>
         <w:pStyle w:val="FigureTitle"/>
       </w:pPr>
       <w:r>
-        <w:t xml:space="preserve">Figure 3</w:t>
+        <w:t xml:space="preserve">Figure 4</w:t>
       </w:r>
     </w:p>
     <w:p>
@@ -863,9 +993,9 @@
         <w:t xml:space="preserve">: Insert description here.</w:t>
       </w:r>
     </w:p>
-    <w:bookmarkEnd w:id="56"/>
-    <w:bookmarkEnd w:id="57"/>
-    <w:bookmarkEnd w:id="58"/>
+    <w:bookmarkEnd w:id="62"/>
+    <w:bookmarkEnd w:id="63"/>
+    <w:bookmarkEnd w:id="64"/>
     <w:sectPr>
       <w:headerReference r:id="rId8" w:type="even"/>
       <w:headerReference r:id="rId9" w:type="default"/>

--- a/index.docx
+++ b/index.docx
@@ -255,7 +255,7 @@
       </w:r>
     </w:p>
     <w:bookmarkEnd w:id="31"/>
-    <w:bookmarkStart w:id="64" w:name="firstheader"/>
+    <w:bookmarkStart w:id="45" w:name="firstheader"/>
     <w:p>
       <w:pPr>
         <w:pStyle w:val="Heading1"/>
@@ -532,7 +532,7 @@
       </w:r>
     </w:p>
     <w:bookmarkEnd w:id="43"/>
-    <w:bookmarkStart w:id="63" w:name="another-section"/>
+    <w:bookmarkStart w:id="44" w:name="another-section"/>
     <w:p>
       <w:pPr>
         <w:pStyle w:val="Heading2"/>
@@ -541,461 +541,8 @@
         <w:t xml:space="preserve">Another Section</w:t>
       </w:r>
     </w:p>
-    <w:p>
-      <w:pPr>
-        <w:pStyle w:val="FirstParagraph"/>
-      </w:pPr>
-      <w:r>
-        <w:t xml:space="preserve">A single figure (</w:t>
-      </w:r>
-      <w:hyperlink w:anchor="fig-exampleA">
-        <w:r>
-          <w:rPr>
-            <w:rStyle w:val="Hyperlink"/>
-          </w:rPr>
-          <w:t xml:space="preserve">Figure 3</w:t>
-        </w:r>
-      </w:hyperlink>
-      <w:r>
-        <w:t xml:space="preserve">):</w:t>
-      </w:r>
-    </w:p>
-    <w:bookmarkStart w:id="47" w:name="fig-exampleA"/>
-    <w:p>
-      <w:pPr>
-        <w:pStyle w:val="FigureTitle"/>
-      </w:pPr>
-      <w:r>
-        <w:t xml:space="preserve">Figure 3</w:t>
-      </w:r>
-    </w:p>
-    <w:p>
-      <w:pPr>
-        <w:pStyle w:val="Caption"/>
-      </w:pPr>
-      <w:r>
-        <w:t xml:space="preserve">Sample Image 1.</w:t>
-      </w:r>
-    </w:p>
-    <w:p>
-      <w:pPr>
-        <w:pStyle w:val="FigureWithNote"/>
-      </w:pPr>
-      <w:r>
-        <w:drawing>
-          <wp:inline>
-            <wp:extent cx="5943600" cy="4245428"/>
-            <wp:effectExtent b="0" l="0" r="0" t="0"/>
-            <wp:docPr descr="" title="" id="45" name="Picture"/>
-            <a:graphic>
-              <a:graphicData uri="http://schemas.openxmlformats.org/drawingml/2006/picture">
-                <pic:pic>
-                  <pic:nvPicPr>
-                    <pic:cNvPr descr="Figures/sampleImage1.png" id="46" name="Picture"/>
-                    <pic:cNvPicPr>
-                      <a:picLocks noChangeArrowheads="1" noChangeAspect="1"/>
-                    </pic:cNvPicPr>
-                  </pic:nvPicPr>
-                  <pic:blipFill>
-                    <a:blip r:embed="rId44"/>
-                    <a:stretch>
-                      <a:fillRect/>
-                    </a:stretch>
-                  </pic:blipFill>
-                  <pic:spPr bwMode="auto">
-                    <a:xfrm>
-                      <a:off x="0" y="0"/>
-                      <a:ext cx="5943600" cy="4245428"/>
-                    </a:xfrm>
-                    <a:prstGeom prst="rect">
-                      <a:avLst/>
-                    </a:prstGeom>
-                    <a:noFill/>
-                    <a:ln w="9525">
-                      <a:noFill/>
-                      <a:headEnd/>
-                      <a:tailEnd/>
-                    </a:ln>
-                  </pic:spPr>
-                </pic:pic>
-              </a:graphicData>
-            </a:graphic>
-          </wp:inline>
-        </w:drawing>
-      </w:r>
-    </w:p>
-    <w:bookmarkEnd w:id="47"/>
-    <w:p>
-      <w:pPr>
-        <w:pStyle w:val="FigureNote"/>
-      </w:pPr>
-      <w:r>
-        <w:rPr>
-          <w:i/>
-          <w:iCs/>
-        </w:rPr>
-        <w:t xml:space="preserve">Note</w:t>
-      </w:r>
-      <w:r>
-        <w:t xml:space="preserve">. Variable A indirectly causes Variable C.</w:t>
-      </w:r>
-    </w:p>
-    <w:p>
-      <w:pPr>
-        <w:pStyle w:val="BodyText"/>
-      </w:pPr>
-      <w:r>
-        <w:t xml:space="preserve">Side-by-side figure using separate figure notes (</w:t>
-      </w:r>
-      <w:hyperlink w:anchor="fig-exampleB">
-        <w:r>
-          <w:rPr>
-            <w:rStyle w:val="Hyperlink"/>
-          </w:rPr>
-          <w:t xml:space="preserve">Figure 4</w:t>
-        </w:r>
-      </w:hyperlink>
-      <w:r>
-        <w:t xml:space="preserve">):</w:t>
-      </w:r>
-    </w:p>
-    <w:bookmarkStart w:id="55" w:name="fig-exampleB"/>
-    <w:bookmarkStart w:id="50" w:name="fig-sampleImage1"/>
-    <w:p>
-      <w:pPr>
-        <w:pStyle w:val="FigureWithNote"/>
-      </w:pPr>
-      <w:r>
-        <w:t xml:space="preserve">(A) Sample Image 1.</w:t>
-      </w:r>
-    </w:p>
-    <w:p>
-      <w:pPr>
-        <w:pStyle w:val="FigureWithNote"/>
-      </w:pPr>
-      <w:r>
-        <w:drawing>
-          <wp:inline>
-            <wp:extent cx="2971800" cy="2122714"/>
-            <wp:effectExtent b="0" l="0" r="0" t="0"/>
-            <wp:docPr descr="" title="" id="48" name="Picture"/>
-            <a:graphic>
-              <a:graphicData uri="http://schemas.openxmlformats.org/drawingml/2006/picture">
-                <pic:pic>
-                  <pic:nvPicPr>
-                    <pic:cNvPr descr="Figures/sampleImage1.png" id="49" name="Picture"/>
-                    <pic:cNvPicPr>
-                      <a:picLocks noChangeArrowheads="1" noChangeAspect="1"/>
-                    </pic:cNvPicPr>
-                  </pic:nvPicPr>
-                  <pic:blipFill>
-                    <a:blip r:embed="rId44"/>
-                    <a:stretch>
-                      <a:fillRect/>
-                    </a:stretch>
-                  </pic:blipFill>
-                  <pic:spPr bwMode="auto">
-                    <a:xfrm>
-                      <a:off x="0" y="0"/>
-                      <a:ext cx="2971800" cy="2122714"/>
-                    </a:xfrm>
-                    <a:prstGeom prst="rect">
-                      <a:avLst/>
-                    </a:prstGeom>
-                    <a:noFill/>
-                    <a:ln w="9525">
-                      <a:noFill/>
-                      <a:headEnd/>
-                      <a:tailEnd/>
-                    </a:ln>
-                  </pic:spPr>
-                </pic:pic>
-              </a:graphicData>
-            </a:graphic>
-          </wp:inline>
-        </w:drawing>
-      </w:r>
-    </w:p>
-    <w:bookmarkEnd w:id="50"/>
-    <w:p>
-      <w:pPr>
-        <w:pStyle w:val="FigureNote"/>
-      </w:pPr>
-      <w:r>
-        <w:rPr>
-          <w:i/>
-          <w:iCs/>
-        </w:rPr>
-        <w:t xml:space="preserve">Note</w:t>
-      </w:r>
-      <w:r>
-        <w:t xml:space="preserve">. Variable A indirectly causes Variable C.</w:t>
-      </w:r>
-    </w:p>
-    <w:p>
-      <w:pPr>
-        <w:framePr w:w="0" w:h="0" w:vAnchor="margin" w:hAnchor="margin" w:xAlign="right" w:yAlign="top"/>
-      </w:pPr>
-    </w:p>
-    <w:bookmarkStart w:id="54" w:name="fig-sampleImage2"/>
-    <w:p>
-      <w:pPr>
-        <w:pStyle w:val="FigureWithNote"/>
-      </w:pPr>
-      <w:r>
-        <w:t xml:space="preserve">(B) Sample Image 2.</w:t>
-      </w:r>
-    </w:p>
-    <w:p>
-      <w:pPr>
-        <w:pStyle w:val="FigureWithNote"/>
-      </w:pPr>
-      <w:r>
-        <w:drawing>
-          <wp:inline>
-            <wp:extent cx="2971800" cy="2122714"/>
-            <wp:effectExtent b="0" l="0" r="0" t="0"/>
-            <wp:docPr descr="" title="" id="52" name="Picture"/>
-            <a:graphic>
-              <a:graphicData uri="http://schemas.openxmlformats.org/drawingml/2006/picture">
-                <pic:pic>
-                  <pic:nvPicPr>
-                    <pic:cNvPr descr="Figures/sampleImage2.png" id="53" name="Picture"/>
-                    <pic:cNvPicPr>
-                      <a:picLocks noChangeArrowheads="1" noChangeAspect="1"/>
-                    </pic:cNvPicPr>
-                  </pic:nvPicPr>
-                  <pic:blipFill>
-                    <a:blip r:embed="rId51"/>
-                    <a:stretch>
-                      <a:fillRect/>
-                    </a:stretch>
-                  </pic:blipFill>
-                  <pic:spPr bwMode="auto">
-                    <a:xfrm>
-                      <a:off x="0" y="0"/>
-                      <a:ext cx="2971800" cy="2122714"/>
-                    </a:xfrm>
-                    <a:prstGeom prst="rect">
-                      <a:avLst/>
-                    </a:prstGeom>
-                    <a:noFill/>
-                    <a:ln w="9525">
-                      <a:noFill/>
-                      <a:headEnd/>
-                      <a:tailEnd/>
-                    </a:ln>
-                  </pic:spPr>
-                </pic:pic>
-              </a:graphicData>
-            </a:graphic>
-          </wp:inline>
-        </w:drawing>
-      </w:r>
-    </w:p>
-    <w:bookmarkEnd w:id="54"/>
-    <w:p>
-      <w:pPr>
-        <w:pStyle w:val="FigureNote"/>
-      </w:pPr>
-      <w:r>
-        <w:rPr>
-          <w:i/>
-          <w:iCs/>
-        </w:rPr>
-        <w:t xml:space="preserve">Note</w:t>
-      </w:r>
-      <w:r>
-        <w:t xml:space="preserve">. The distribution of a variable.</w:t>
-      </w:r>
-    </w:p>
-    <w:p>
-      <w:pPr>
-        <w:pStyle w:val="FigureWithNote"/>
-      </w:pPr>
-      <w:r>
-        <w:t xml:space="preserve">Figure 4</w:t>
-      </w:r>
-    </w:p>
-    <w:bookmarkEnd w:id="55"/>
-    <w:p>
-      <w:pPr>
-        <w:pStyle w:val="BodyText"/>
-      </w:pPr>
-      <w:r>
-        <w:t xml:space="preserve">Side-by-side figure using a single figure note (</w:t>
-      </w:r>
-      <w:hyperlink w:anchor="fig-exampleC">
-        <w:r>
-          <w:rPr>
-            <w:rStyle w:val="Hyperlink"/>
-          </w:rPr>
-          <w:t xml:space="preserve">Figure 5</w:t>
-        </w:r>
-      </w:hyperlink>
-      <w:r>
-        <w:t xml:space="preserve">):</w:t>
-      </w:r>
-    </w:p>
-    <w:bookmarkStart w:id="62" w:name="fig-exampleC"/>
-    <w:bookmarkStart w:id="58" w:name="fig-sampleImage1"/>
-    <w:p>
-      <w:pPr>
-        <w:pStyle w:val="FigureWithoutNote"/>
-      </w:pPr>
-      <w:r>
-        <w:t xml:space="preserve">(A) Sample Image 1.</w:t>
-      </w:r>
-    </w:p>
-    <w:p>
-      <w:pPr>
-        <w:pStyle w:val="FigureWithoutNote"/>
-      </w:pPr>
-      <w:r>
-        <w:drawing>
-          <wp:inline>
-            <wp:extent cx="2971800" cy="2122714"/>
-            <wp:effectExtent b="0" l="0" r="0" t="0"/>
-            <wp:docPr descr="" title="" id="56" name="Picture"/>
-            <a:graphic>
-              <a:graphicData uri="http://schemas.openxmlformats.org/drawingml/2006/picture">
-                <pic:pic>
-                  <pic:nvPicPr>
-                    <pic:cNvPr descr="Figures/sampleImage1.png" id="57" name="Picture"/>
-                    <pic:cNvPicPr>
-                      <a:picLocks noChangeArrowheads="1" noChangeAspect="1"/>
-                    </pic:cNvPicPr>
-                  </pic:nvPicPr>
-                  <pic:blipFill>
-                    <a:blip r:embed="rId44"/>
-                    <a:stretch>
-                      <a:fillRect/>
-                    </a:stretch>
-                  </pic:blipFill>
-                  <pic:spPr bwMode="auto">
-                    <a:xfrm>
-                      <a:off x="0" y="0"/>
-                      <a:ext cx="2971800" cy="2122714"/>
-                    </a:xfrm>
-                    <a:prstGeom prst="rect">
-                      <a:avLst/>
-                    </a:prstGeom>
-                    <a:noFill/>
-                    <a:ln w="9525">
-                      <a:noFill/>
-                      <a:headEnd/>
-                      <a:tailEnd/>
-                    </a:ln>
-                  </pic:spPr>
-                </pic:pic>
-              </a:graphicData>
-            </a:graphic>
-          </wp:inline>
-        </w:drawing>
-      </w:r>
-    </w:p>
-    <w:bookmarkEnd w:id="58"/>
-    <w:p>
-      <w:pPr>
-        <w:framePr w:w="0" w:h="0" w:vAnchor="margin" w:hAnchor="margin" w:xAlign="right" w:yAlign="top"/>
-      </w:pPr>
-    </w:p>
-    <w:bookmarkStart w:id="61" w:name="fig-sampleImage2"/>
-    <w:p>
-      <w:pPr>
-        <w:pStyle w:val="FigureWithoutNote"/>
-      </w:pPr>
-      <w:r>
-        <w:t xml:space="preserve">(B) Sample Image 2.</w:t>
-      </w:r>
-    </w:p>
-    <w:p>
-      <w:pPr>
-        <w:pStyle w:val="FigureWithoutNote"/>
-      </w:pPr>
-      <w:r>
-        <w:drawing>
-          <wp:inline>
-            <wp:extent cx="2971800" cy="2122714"/>
-            <wp:effectExtent b="0" l="0" r="0" t="0"/>
-            <wp:docPr descr="" title="" id="59" name="Picture"/>
-            <a:graphic>
-              <a:graphicData uri="http://schemas.openxmlformats.org/drawingml/2006/picture">
-                <pic:pic>
-                  <pic:nvPicPr>
-                    <pic:cNvPr descr="Figures/sampleImage2.png" id="60" name="Picture"/>
-                    <pic:cNvPicPr>
-                      <a:picLocks noChangeArrowheads="1" noChangeAspect="1"/>
-                    </pic:cNvPicPr>
-                  </pic:nvPicPr>
-                  <pic:blipFill>
-                    <a:blip r:embed="rId51"/>
-                    <a:stretch>
-                      <a:fillRect/>
-                    </a:stretch>
-                  </pic:blipFill>
-                  <pic:spPr bwMode="auto">
-                    <a:xfrm>
-                      <a:off x="0" y="0"/>
-                      <a:ext cx="2971800" cy="2122714"/>
-                    </a:xfrm>
-                    <a:prstGeom prst="rect">
-                      <a:avLst/>
-                    </a:prstGeom>
-                    <a:noFill/>
-                    <a:ln w="9525">
-                      <a:noFill/>
-                      <a:headEnd/>
-                      <a:tailEnd/>
-                    </a:ln>
-                  </pic:spPr>
-                </pic:pic>
-              </a:graphicData>
-            </a:graphic>
-          </wp:inline>
-        </w:drawing>
-      </w:r>
-    </w:p>
-    <w:bookmarkEnd w:id="61"/>
-    <w:p>
-      <w:pPr>
-        <w:pStyle w:val="FigureTitle"/>
-      </w:pPr>
-      <w:r>
-        <w:t xml:space="preserve">Figure 4</w:t>
-      </w:r>
-    </w:p>
-    <w:p>
-      <w:pPr>
-        <w:pStyle w:val="Caption"/>
-      </w:pPr>
-      <w:r>
-        <w:rPr>
-          <w:b/>
-          <w:bCs/>
-        </w:rPr>
-        <w:t xml:space="preserve">Panel A</w:t>
-      </w:r>
-      <w:r>
-        <w:t xml:space="preserve">: Insert description here.</w:t>
-      </w:r>
-      <w:r>
-        <w:t xml:space="preserve"> </w:t>
-      </w:r>
-      <w:r>
-        <w:rPr>
-          <w:b/>
-          <w:bCs/>
-        </w:rPr>
-        <w:t xml:space="preserve">Panel B</w:t>
-      </w:r>
-      <w:r>
-        <w:t xml:space="preserve">: Insert description here.</w:t>
-      </w:r>
-    </w:p>
-    <w:bookmarkEnd w:id="62"/>
-    <w:bookmarkEnd w:id="63"/>
-    <w:bookmarkEnd w:id="64"/>
+    <w:bookmarkEnd w:id="44"/>
+    <w:bookmarkEnd w:id="45"/>
     <w:sectPr>
       <w:headerReference r:id="rId8" w:type="even"/>
       <w:headerReference r:id="rId9" w:type="default"/>

--- a/index.docx
+++ b/index.docx
@@ -278,7 +278,7 @@
         <w:pStyle w:val="FirstParagraph"/>
       </w:pPr>
       <w:r>
-        <w:t xml:space="preserve">See</w:t>
+        <w:t xml:space="preserve">This works (the APA-style figure note shows correctly;</w:t>
       </w:r>
       <w:r>
         <w:t xml:space="preserve"> </w:t>
@@ -292,7 +292,7 @@
         </w:r>
       </w:hyperlink>
       <w:r>
-        <w:t xml:space="preserve">.</w:t>
+        <w:t xml:space="preserve">).</w:t>
       </w:r>
     </w:p>
     <w:bookmarkStart w:id="35" w:name="fig-mtcars"/>
@@ -406,7 +406,7 @@
         <w:pStyle w:val="BodyText"/>
       </w:pPr>
       <w:r>
-        <w:t xml:space="preserve">See</w:t>
+        <w:t xml:space="preserve">This doesn’t work (the APA-style figure note does not show;</w:t>
       </w:r>
       <w:r>
         <w:t xml:space="preserve"> </w:t>
@@ -420,7 +420,7 @@
         </w:r>
       </w:hyperlink>
       <w:r>
-        <w:t xml:space="preserve">.</w:t>
+        <w:t xml:space="preserve">).</w:t>
       </w:r>
     </w:p>
     <w:bookmarkStart w:id="42" w:name="cell-fig-mtcars2"/>

--- a/index.docx
+++ b/index.docx
@@ -278,7 +278,7 @@
         <w:pStyle w:val="FirstParagraph"/>
       </w:pPr>
       <w:r>
-        <w:t xml:space="preserve">This works (the APA-style figure note shows correctly;</w:t>
+        <w:t xml:space="preserve">This doesn’t work (the APA-style figure note does not show;</w:t>
       </w:r>
       <w:r>
         <w:t xml:space="preserve"> </w:t>
@@ -406,7 +406,7 @@
         <w:pStyle w:val="BodyText"/>
       </w:pPr>
       <w:r>
-        <w:t xml:space="preserve">This doesn’t work (the APA-style figure note does not show;</w:t>
+        <w:t xml:space="preserve">This works (the APA-style figure note shows correctly;</w:t>
       </w:r>
       <w:r>
         <w:t xml:space="preserve"> </w:t>

--- a/index.docx
+++ b/index.docx
@@ -255,7 +255,7 @@
       </w:r>
     </w:p>
     <w:bookmarkEnd w:id="31"/>
-    <w:bookmarkStart w:id="45" w:name="firstheader"/>
+    <w:bookmarkStart w:id="55" w:name="firstheader"/>
     <w:p>
       <w:pPr>
         <w:pStyle w:val="Heading1"/>
@@ -264,7 +264,7 @@
         <w:t xml:space="preserve">Full Title</w:t>
       </w:r>
     </w:p>
-    <w:bookmarkStart w:id="43" w:name="section-in-introduction"/>
+    <w:bookmarkStart w:id="53" w:name="section-in-introduction"/>
     <w:p>
       <w:pPr>
         <w:pStyle w:val="Heading2"/>
@@ -278,12 +278,12 @@
         <w:pStyle w:val="FirstParagraph"/>
       </w:pPr>
       <w:r>
-        <w:t xml:space="preserve">This doesn’t work (the APA-style figure note does not show;</w:t>
+        <w:t xml:space="preserve">This works (the APA-style figure note shows correctly;</w:t>
       </w:r>
       <w:r>
         <w:t xml:space="preserve"> </w:t>
       </w:r>
-      <w:hyperlink w:anchor="fig-mtcars">
+      <w:hyperlink w:anchor="fig-mtcars2">
         <w:r>
           <w:rPr>
             <w:rStyle w:val="Hyperlink"/>
@@ -292,10 +292,25 @@
         </w:r>
       </w:hyperlink>
       <w:r>
+        <w:t xml:space="preserve">;</w:t>
+      </w:r>
+      <w:r>
+        <w:t xml:space="preserve"> </w:t>
+      </w:r>
+      <w:hyperlink w:anchor="fig-example1">
+        <w:r>
+          <w:rPr>
+            <w:rStyle w:val="Hyperlink"/>
+          </w:rPr>
+          <w:t xml:space="preserve">Figure 2</w:t>
+        </w:r>
+      </w:hyperlink>
+      <w:r>
         <w:t xml:space="preserve">).</w:t>
       </w:r>
     </w:p>
-    <w:bookmarkStart w:id="35" w:name="fig-mtcars"/>
+    <w:bookmarkStart w:id="37" w:name="cell-fig-mtcars2"/>
+    <w:bookmarkStart w:id="35" w:name="fig-mtcars2"/>
     <w:p>
       <w:pPr>
         <w:pStyle w:val="FigureTitle"/>
@@ -319,20 +334,127 @@
       <w:r>
         <w:drawing>
           <wp:inline>
-            <wp:extent cx="5943600" cy="4245428"/>
+            <wp:extent cx="5943600" cy="5943600"/>
             <wp:effectExtent b="0" l="0" r="0" t="0"/>
             <wp:docPr descr="" title="" id="33" name="Picture"/>
             <a:graphic>
               <a:graphicData uri="http://schemas.openxmlformats.org/drawingml/2006/picture">
                 <pic:pic>
                   <pic:nvPicPr>
-                    <pic:cNvPr descr="index_files/figure-docx/notebooks-analyses-fig-mtcars-output-1.png" id="34" name="Picture"/>
+                    <pic:cNvPr descr="index_files/figure-docx/fig-mtcars2-1.png" id="34" name="Picture"/>
                     <pic:cNvPicPr>
                       <a:picLocks noChangeArrowheads="1" noChangeAspect="1"/>
                     </pic:cNvPicPr>
                   </pic:nvPicPr>
                   <pic:blipFill>
                     <a:blip r:embed="rId32"/>
+                    <a:stretch>
+                      <a:fillRect/>
+                    </a:stretch>
+                  </pic:blipFill>
+                  <pic:spPr bwMode="auto">
+                    <a:xfrm>
+                      <a:off x="0" y="0"/>
+                      <a:ext cx="5943600" cy="5943600"/>
+                    </a:xfrm>
+                    <a:prstGeom prst="rect">
+                      <a:avLst/>
+                    </a:prstGeom>
+                    <a:noFill/>
+                    <a:ln w="9525">
+                      <a:noFill/>
+                      <a:headEnd/>
+                      <a:tailEnd/>
+                    </a:ln>
+                  </pic:spPr>
+                </pic:pic>
+              </a:graphicData>
+            </a:graphic>
+          </wp:inline>
+        </w:drawing>
+      </w:r>
+    </w:p>
+    <w:bookmarkEnd w:id="35"/>
+    <w:p>
+      <w:pPr>
+        <w:pStyle w:val="FigureWithNote"/>
+      </w:pPr>
+      <w:r>
+        <w:rPr>
+          <w:vertAlign w:val="subscript"/>
+        </w:rPr>
+        <w:t xml:space="preserve">Source:</w:t>
+      </w:r>
+      <w:r>
+        <w:rPr>
+          <w:vertAlign w:val="subscript"/>
+        </w:rPr>
+        <w:t xml:space="preserve"> </w:t>
+      </w:r>
+      <w:hyperlink r:id="rId36">
+        <w:r>
+          <w:rPr>
+            <w:rStyle w:val="Hyperlink"/>
+            <w:vertAlign w:val="subscript"/>
+          </w:rPr>
+          <w:t xml:space="preserve">Article Notebook</w:t>
+        </w:r>
+      </w:hyperlink>
+    </w:p>
+    <w:bookmarkEnd w:id="37"/>
+    <w:p>
+      <w:pPr>
+        <w:pStyle w:val="FigureNote"/>
+      </w:pPr>
+      <w:r>
+        <w:rPr>
+          <w:i/>
+          <w:iCs/>
+        </w:rPr>
+        <w:t xml:space="preserve">Note</w:t>
+      </w:r>
+      <w:r>
+        <w:t xml:space="preserve">. My APA-style figure note.</w:t>
+      </w:r>
+    </w:p>
+    <w:bookmarkStart w:id="41" w:name="fig-example1"/>
+    <w:p>
+      <w:pPr>
+        <w:pStyle w:val="FigureTitle"/>
+      </w:pPr>
+      <w:r>
+        <w:t xml:space="preserve">Figure 2</w:t>
+      </w:r>
+    </w:p>
+    <w:p>
+      <w:pPr>
+        <w:pStyle w:val="Caption"/>
+      </w:pPr>
+      <w:r>
+        <w:t xml:space="preserve">Sample Image 1.</w:t>
+      </w:r>
+    </w:p>
+    <w:p>
+      <w:pPr>
+        <w:pStyle w:val="FigureWithNote"/>
+      </w:pPr>
+      <w:r>
+        <w:drawing>
+          <wp:inline>
+            <wp:extent cx="5943600" cy="4245428"/>
+            <wp:effectExtent b="0" l="0" r="0" t="0"/>
+            <wp:docPr descr="" title="" id="39" name="Picture"/>
+            <a:graphic>
+              <a:graphicData uri="http://schemas.openxmlformats.org/drawingml/2006/picture">
+                <pic:pic>
+                  <pic:nvPicPr>
+                    <pic:cNvPr descr="Figures/sampleImage1.png" id="40" name="Picture"/>
+                    <pic:cNvPicPr>
+                      <a:picLocks noChangeArrowheads="1" noChangeAspect="1"/>
+                    </pic:cNvPicPr>
+                  </pic:nvPicPr>
+                  <pic:blipFill>
+                    <a:blip r:embed="rId38"/>
                     <a:stretch>
                       <a:fillRect/>
                     </a:stretch>
@@ -359,7 +481,7 @@
         </w:drawing>
       </w:r>
     </w:p>
-    <w:bookmarkEnd w:id="35"/>
+    <w:bookmarkEnd w:id="41"/>
     <w:p>
       <w:pPr>
         <w:pStyle w:val="FigureNote"/>
@@ -372,65 +494,52 @@
         <w:t xml:space="preserve">Note</w:t>
       </w:r>
       <w:r>
-        <w:t xml:space="preserve">. My APA-style figure note.</w:t>
-      </w:r>
-    </w:p>
-    <w:p>
-      <w:pPr>
-        <w:pStyle w:val="FigureWithNote"/>
-      </w:pPr>
-      <w:r>
-        <w:rPr>
-          <w:vertAlign w:val="subscript"/>
-        </w:rPr>
-        <w:t xml:space="preserve">Source:</w:t>
-      </w:r>
-      <w:r>
-        <w:rPr>
-          <w:vertAlign w:val="subscript"/>
-        </w:rPr>
+        <w:t xml:space="preserve">. Variable A indirectly causes Variable C.</w:t>
+      </w:r>
+    </w:p>
+    <w:p>
+      <w:pPr>
+        <w:pStyle w:val="BodyText"/>
+      </w:pPr>
+      <w:r>
+        <w:t xml:space="preserve">This doesn’t work (the APA-style figure note does not show;</w:t>
+      </w:r>
+      <w:r>
         <w:t xml:space="preserve"> </w:t>
       </w:r>
-      <w:hyperlink r:id="rId36">
-        <w:r>
-          <w:rPr>
-            <w:rStyle w:val="Hyperlink"/>
-            <w:vertAlign w:val="subscript"/>
-          </w:rPr>
-          <w:t xml:space="preserve">Analyses</w:t>
-        </w:r>
-      </w:hyperlink>
-    </w:p>
-    <w:p>
-      <w:pPr>
-        <w:pStyle w:val="BodyText"/>
-      </w:pPr>
-      <w:r>
-        <w:t xml:space="preserve">This works (the APA-style figure note shows correctly;</w:t>
-      </w:r>
-      <w:r>
-        <w:t xml:space="preserve"> </w:t>
-      </w:r>
-      <w:hyperlink w:anchor="fig-mtcars2">
+      <w:hyperlink w:anchor="fig-mtcars">
         <w:r>
           <w:rPr>
             <w:rStyle w:val="Hyperlink"/>
           </w:rPr>
-          <w:t xml:space="preserve">Figure 2</w:t>
+          <w:t xml:space="preserve">Figure 3</w:t>
         </w:r>
       </w:hyperlink>
       <w:r>
+        <w:t xml:space="preserve">;</w:t>
+      </w:r>
+      <w:r>
+        <w:t xml:space="preserve"> </w:t>
+      </w:r>
+      <w:hyperlink w:anchor="fig-example2">
+        <w:r>
+          <w:rPr>
+            <w:rStyle w:val="Hyperlink"/>
+          </w:rPr>
+          <w:t xml:space="preserve">Figure 4</w:t>
+        </w:r>
+      </w:hyperlink>
+      <w:r>
         <w:t xml:space="preserve">).</w:t>
       </w:r>
     </w:p>
-    <w:bookmarkStart w:id="42" w:name="cell-fig-mtcars2"/>
-    <w:bookmarkStart w:id="40" w:name="fig-mtcars2"/>
+    <w:bookmarkStart w:id="45" w:name="fig-mtcars"/>
     <w:p>
       <w:pPr>
         <w:pStyle w:val="FigureTitle"/>
       </w:pPr>
       <w:r>
-        <w:t xml:space="preserve">Figure 2</w:t>
+        <w:t xml:space="preserve">Figure 3</w:t>
       </w:r>
     </w:p>
     <w:p>
@@ -448,20 +557,20 @@
       <w:r>
         <w:drawing>
           <wp:inline>
-            <wp:extent cx="5943600" cy="5943600"/>
+            <wp:extent cx="5943600" cy="4245428"/>
             <wp:effectExtent b="0" l="0" r="0" t="0"/>
-            <wp:docPr descr="" title="" id="38" name="Picture"/>
+            <wp:docPr descr="" title="" id="43" name="Picture"/>
             <a:graphic>
               <a:graphicData uri="http://schemas.openxmlformats.org/drawingml/2006/picture">
                 <pic:pic>
                   <pic:nvPicPr>
-                    <pic:cNvPr descr="index_files/figure-docx/fig-mtcars2-1.png" id="39" name="Picture"/>
+                    <pic:cNvPr descr="index_files/figure-docx/notebooks-analyses-fig-mtcars-output-1.png" id="44" name="Picture"/>
                     <pic:cNvPicPr>
                       <a:picLocks noChangeArrowheads="1" noChangeAspect="1"/>
                     </pic:cNvPicPr>
                   </pic:nvPicPr>
                   <pic:blipFill>
-                    <a:blip r:embed="rId37"/>
+                    <a:blip r:embed="rId42"/>
                     <a:stretch>
                       <a:fillRect/>
                     </a:stretch>
@@ -469,7 +578,7 @@
                   <pic:spPr bwMode="auto">
                     <a:xfrm>
                       <a:off x="0" y="0"/>
-                      <a:ext cx="5943600" cy="5943600"/>
+                      <a:ext cx="5943600" cy="4245428"/>
                     </a:xfrm>
                     <a:prstGeom prst="rect">
                       <a:avLst/>
@@ -488,7 +597,22 @@
         </w:drawing>
       </w:r>
     </w:p>
-    <w:bookmarkEnd w:id="40"/>
+    <w:bookmarkEnd w:id="45"/>
+    <w:p>
+      <w:pPr>
+        <w:pStyle w:val="FigureNote"/>
+      </w:pPr>
+      <w:r>
+        <w:rPr>
+          <w:i/>
+          <w:iCs/>
+        </w:rPr>
+        <w:t xml:space="preserve">Note</w:t>
+      </w:r>
+      <w:r>
+        <w:t xml:space="preserve">. My APA-style figure note.</w:t>
+      </w:r>
+    </w:p>
     <w:p>
       <w:pPr>
         <w:pStyle w:val="FigureWithNote"/>
@@ -505,20 +629,19 @@
         </w:rPr>
         <w:t xml:space="preserve"> </w:t>
       </w:r>
-      <w:hyperlink r:id="rId41">
+      <w:hyperlink r:id="rId46">
         <w:r>
           <w:rPr>
             <w:rStyle w:val="Hyperlink"/>
             <w:vertAlign w:val="subscript"/>
           </w:rPr>
-          <w:t xml:space="preserve">Article Notebook</w:t>
+          <w:t xml:space="preserve">Analyses</w:t>
         </w:r>
       </w:hyperlink>
     </w:p>
-    <w:bookmarkEnd w:id="42"/>
-    <w:p>
-      <w:pPr>
-        <w:pStyle w:val="FigureNote"/>
+    <w:p>
+      <w:pPr>
+        <w:pStyle w:val="FigureWithNote"/>
       </w:pPr>
       <w:r>
         <w:rPr>
@@ -531,8 +654,124 @@
         <w:t xml:space="preserve">. My APA-style figure note.</w:t>
       </w:r>
     </w:p>
-    <w:bookmarkEnd w:id="43"/>
-    <w:bookmarkStart w:id="44" w:name="another-section"/>
+    <w:bookmarkStart w:id="50" w:name="fig-example2"/>
+    <w:p>
+      <w:pPr>
+        <w:pStyle w:val="FigureTitle"/>
+      </w:pPr>
+      <w:r>
+        <w:t xml:space="preserve">Figure 4</w:t>
+      </w:r>
+    </w:p>
+    <w:p>
+      <w:pPr>
+        <w:pStyle w:val="Caption"/>
+      </w:pPr>
+      <w:r>
+        <w:t xml:space="preserve">Sample Image 1.</w:t>
+      </w:r>
+    </w:p>
+    <w:p>
+      <w:pPr>
+        <w:pStyle w:val="FigureWithNote"/>
+      </w:pPr>
+      <w:r>
+        <w:drawing>
+          <wp:inline>
+            <wp:extent cx="5943600" cy="4245428"/>
+            <wp:effectExtent b="0" l="0" r="0" t="0"/>
+            <wp:docPr descr="" title="" id="48" name="Picture"/>
+            <a:graphic>
+              <a:graphicData uri="http://schemas.openxmlformats.org/drawingml/2006/picture">
+                <pic:pic>
+                  <pic:nvPicPr>
+                    <pic:cNvPr descr="index_files/figure-docx/9e78b4cc-36ca-42a2-a053-d80fd7525c8f-1-../Figures/sampleImage1.png" id="49" name="Picture"/>
+                    <pic:cNvPicPr>
+                      <a:picLocks noChangeArrowheads="1" noChangeAspect="1"/>
+                    </pic:cNvPicPr>
+                  </pic:nvPicPr>
+                  <pic:blipFill>
+                    <a:blip r:embed="rId47"/>
+                    <a:stretch>
+                      <a:fillRect/>
+                    </a:stretch>
+                  </pic:blipFill>
+                  <pic:spPr bwMode="auto">
+                    <a:xfrm>
+                      <a:off x="0" y="0"/>
+                      <a:ext cx="5943600" cy="4245428"/>
+                    </a:xfrm>
+                    <a:prstGeom prst="rect">
+                      <a:avLst/>
+                    </a:prstGeom>
+                    <a:noFill/>
+                    <a:ln w="9525">
+                      <a:noFill/>
+                      <a:headEnd/>
+                      <a:tailEnd/>
+                    </a:ln>
+                  </pic:spPr>
+                </pic:pic>
+              </a:graphicData>
+            </a:graphic>
+          </wp:inline>
+        </w:drawing>
+      </w:r>
+    </w:p>
+    <w:bookmarkEnd w:id="50"/>
+    <w:p>
+      <w:pPr>
+        <w:pStyle w:val="FigureNote"/>
+      </w:pPr>
+      <w:r>
+        <w:rPr>
+          <w:i/>
+          <w:iCs/>
+        </w:rPr>
+        <w:t xml:space="preserve">Note</w:t>
+      </w:r>
+      <w:r>
+        <w:t xml:space="preserve">. Variable A indirectly causes Variable C.</w:t>
+      </w:r>
+    </w:p>
+    <w:bookmarkStart w:id="52" w:name="session-info"/>
+    <w:p>
+      <w:pPr>
+        <w:pStyle w:val="Heading1"/>
+      </w:pPr>
+      <w:r>
+        <w:t xml:space="preserve">Session Info</w:t>
+      </w:r>
+    </w:p>
+    <w:p>
+      <w:pPr>
+        <w:pStyle w:val="FigureWithNote"/>
+      </w:pPr>
+      <w:r>
+        <w:rPr>
+          <w:vertAlign w:val="subscript"/>
+        </w:rPr>
+        <w:t xml:space="preserve">Source:</w:t>
+      </w:r>
+      <w:r>
+        <w:rPr>
+          <w:vertAlign w:val="subscript"/>
+        </w:rPr>
+        <w:t xml:space="preserve"> </w:t>
+      </w:r>
+      <w:hyperlink r:id="rId51">
+        <w:r>
+          <w:rPr>
+            <w:rStyle w:val="Hyperlink"/>
+            <w:vertAlign w:val="subscript"/>
+          </w:rPr>
+          <w:t xml:space="preserve">Analyses</w:t>
+        </w:r>
+      </w:hyperlink>
+    </w:p>
+    <w:bookmarkEnd w:id="52"/>
+    <w:bookmarkEnd w:id="53"/>
+    <w:bookmarkStart w:id="54" w:name="another-section"/>
     <w:p>
       <w:pPr>
         <w:pStyle w:val="Heading2"/>
@@ -541,8 +780,8 @@
         <w:t xml:space="preserve">Another Section</w:t>
       </w:r>
     </w:p>
-    <w:bookmarkEnd w:id="44"/>
-    <w:bookmarkEnd w:id="45"/>
+    <w:bookmarkEnd w:id="54"/>
+    <w:bookmarkEnd w:id="55"/>
     <w:sectPr>
       <w:headerReference r:id="rId8" w:type="even"/>
       <w:headerReference r:id="rId9" w:type="default"/>

--- a/index.docx
+++ b/index.docx
@@ -283,7 +283,7 @@
       <w:r>
         <w:t xml:space="preserve"> </w:t>
       </w:r>
-      <w:hyperlink w:anchor="fig-mtcars2">
+      <w:hyperlink w:anchor="fig-mtcars">
         <w:r>
           <w:rPr>
             <w:rStyle w:val="Hyperlink"/>
@@ -309,8 +309,8 @@
         <w:t xml:space="preserve">).</w:t>
       </w:r>
     </w:p>
-    <w:bookmarkStart w:id="37" w:name="cell-fig-mtcars2"/>
-    <w:bookmarkStart w:id="35" w:name="fig-mtcars2"/>
+    <w:bookmarkStart w:id="37" w:name="cell-fig-mtcars"/>
+    <w:bookmarkStart w:id="35" w:name="fig-mtcars"/>
     <w:p>
       <w:pPr>
         <w:pStyle w:val="FigureTitle"/>
@@ -341,7 +341,7 @@
               <a:graphicData uri="http://schemas.openxmlformats.org/drawingml/2006/picture">
                 <pic:pic>
                   <pic:nvPicPr>
-                    <pic:cNvPr descr="index_files/figure-docx/fig-mtcars2-1.png" id="34" name="Picture"/>
+                    <pic:cNvPr descr="index_files/figure-docx/fig-mtcars-1.png" id="34" name="Picture"/>
                     <pic:cNvPicPr>
                       <a:picLocks noChangeArrowheads="1" noChangeAspect="1"/>
                     </pic:cNvPicPr>
@@ -507,7 +507,7 @@
       <w:r>
         <w:t xml:space="preserve"> </w:t>
       </w:r>
-      <w:hyperlink w:anchor="fig-mtcars">
+      <w:hyperlink w:anchor="fig-mtcars2">
         <w:r>
           <w:rPr>
             <w:rStyle w:val="Hyperlink"/>
@@ -533,7 +533,7 @@
         <w:t xml:space="preserve">).</w:t>
       </w:r>
     </w:p>
-    <w:bookmarkStart w:id="45" w:name="fig-mtcars"/>
+    <w:bookmarkStart w:id="45" w:name="fig-mtcars2"/>
     <w:p>
       <w:pPr>
         <w:pStyle w:val="FigureTitle"/>
@@ -564,7 +564,7 @@
               <a:graphicData uri="http://schemas.openxmlformats.org/drawingml/2006/picture">
                 <pic:pic>
                   <pic:nvPicPr>
-                    <pic:cNvPr descr="index_files/figure-docx/notebooks-analyses-fig-mtcars-output-1.png" id="44" name="Picture"/>
+                    <pic:cNvPr descr="index_files/figure-docx/notebooks-analyses-fig-mtcars2-output-1.png" id="44" name="Picture"/>
                     <pic:cNvPicPr>
                       <a:picLocks noChangeArrowheads="1" noChangeAspect="1"/>
                     </pic:cNvPicPr>
@@ -668,7 +668,7 @@
         <w:pStyle w:val="Caption"/>
       </w:pPr>
       <w:r>
-        <w:t xml:space="preserve">Sample Image 1.</w:t>
+        <w:t xml:space="preserve">Sample Image 2.</w:t>
       </w:r>
     </w:p>
     <w:p>
@@ -685,7 +685,7 @@
               <a:graphicData uri="http://schemas.openxmlformats.org/drawingml/2006/picture">
                 <pic:pic>
                   <pic:nvPicPr>
-                    <pic:cNvPr descr="index_files/figure-docx/9e78b4cc-36ca-42a2-a053-d80fd7525c8f-1-../Figures/sampleImage1.png" id="49" name="Picture"/>
+                    <pic:cNvPr descr="index_files/figure-docx/e888d4a3-d345-40fa-a780-a9823d3b5311-1-../Figures/sampleImage2.png" id="49" name="Picture"/>
                     <pic:cNvPicPr>
                       <a:picLocks noChangeArrowheads="1" noChangeAspect="1"/>
                     </pic:cNvPicPr>

--- a/index.docx
+++ b/index.docx
@@ -255,7 +255,7 @@
       </w:r>
     </w:p>
     <w:bookmarkEnd w:id="31"/>
-    <w:bookmarkStart w:id="55" w:name="firstheader"/>
+    <w:bookmarkStart w:id="45" w:name="firstheader"/>
     <w:p>
       <w:pPr>
         <w:pStyle w:val="Heading1"/>
@@ -264,7 +264,7 @@
         <w:t xml:space="preserve">Full Title</w:t>
       </w:r>
     </w:p>
-    <w:bookmarkStart w:id="53" w:name="section-in-introduction"/>
+    <w:bookmarkStart w:id="43" w:name="section-in-introduction"/>
     <w:p>
       <w:pPr>
         <w:pStyle w:val="Heading2"/>
@@ -297,14 +297,13 @@
       <w:r>
         <w:t xml:space="preserve"> </w:t>
       </w:r>
-      <w:hyperlink w:anchor="fig-example1">
-        <w:r>
-          <w:rPr>
-            <w:rStyle w:val="Hyperlink"/>
-          </w:rPr>
-          <w:t xml:space="preserve">Figure 2</w:t>
-        </w:r>
-      </w:hyperlink>
+      <w:r>
+        <w:rPr>
+          <w:b/>
+          <w:bCs/>
+        </w:rPr>
+        <w:t xml:space="preserve">?@fig-example1</w:t>
+      </w:r>
       <w:r>
         <w:t xml:space="preserve">).</w:t>
       </w:r>
@@ -417,7 +416,42 @@
         <w:t xml:space="preserve">. My APA-style figure note.</w:t>
       </w:r>
     </w:p>
-    <w:bookmarkStart w:id="41" w:name="fig-example1"/>
+    <w:p>
+      <w:pPr>
+        <w:pStyle w:val="BodyText"/>
+      </w:pPr>
+      <w:r>
+        <w:t xml:space="preserve">This doesn’t work (the APA-style figure note does not show;</w:t>
+      </w:r>
+      <w:r>
+        <w:t xml:space="preserve"> </w:t>
+      </w:r>
+      <w:hyperlink w:anchor="fig-mtcars2">
+        <w:r>
+          <w:rPr>
+            <w:rStyle w:val="Hyperlink"/>
+          </w:rPr>
+          <w:t xml:space="preserve">Figure 2</w:t>
+        </w:r>
+      </w:hyperlink>
+      <w:r>
+        <w:t xml:space="preserve">;</w:t>
+      </w:r>
+      <w:r>
+        <w:t xml:space="preserve"> </w:t>
+      </w:r>
+      <w:r>
+        <w:rPr>
+          <w:b/>
+          <w:bCs/>
+        </w:rPr>
+        <w:t xml:space="preserve">?@fig-example2</w:t>
+      </w:r>
+      <w:r>
+        <w:t xml:space="preserve">).</w:t>
+      </w:r>
+    </w:p>
+    <w:bookmarkStart w:id="41" w:name="fig-mtcars2"/>
     <w:p>
       <w:pPr>
         <w:pStyle w:val="FigureTitle"/>
@@ -431,7 +465,7 @@
         <w:pStyle w:val="Caption"/>
       </w:pPr>
       <w:r>
-        <w:t xml:space="preserve">Sample Image 1.</w:t>
+        <w:t xml:space="preserve">My Figure Caption</w:t>
       </w:r>
     </w:p>
     <w:p>
@@ -448,7 +482,7 @@
               <a:graphicData uri="http://schemas.openxmlformats.org/drawingml/2006/picture">
                 <pic:pic>
                   <pic:nvPicPr>
-                    <pic:cNvPr descr="Figures/sampleImage1.png" id="40" name="Picture"/>
+                    <pic:cNvPr descr="index_files/figure-docx/notebooks-analyses-fig-mtcars2-output-1.png" id="40" name="Picture"/>
                     <pic:cNvPicPr>
                       <a:picLocks noChangeArrowheads="1" noChangeAspect="1"/>
                     </pic:cNvPicPr>
@@ -494,122 +528,6 @@
         <w:t xml:space="preserve">Note</w:t>
       </w:r>
       <w:r>
-        <w:t xml:space="preserve">. Variable A indirectly causes Variable C.</w:t>
-      </w:r>
-    </w:p>
-    <w:p>
-      <w:pPr>
-        <w:pStyle w:val="BodyText"/>
-      </w:pPr>
-      <w:r>
-        <w:t xml:space="preserve">This doesn’t work (the APA-style figure note does not show;</w:t>
-      </w:r>
-      <w:r>
-        <w:t xml:space="preserve"> </w:t>
-      </w:r>
-      <w:hyperlink w:anchor="fig-mtcars2">
-        <w:r>
-          <w:rPr>
-            <w:rStyle w:val="Hyperlink"/>
-          </w:rPr>
-          <w:t xml:space="preserve">Figure 3</w:t>
-        </w:r>
-      </w:hyperlink>
-      <w:r>
-        <w:t xml:space="preserve">;</w:t>
-      </w:r>
-      <w:r>
-        <w:t xml:space="preserve"> </w:t>
-      </w:r>
-      <w:hyperlink w:anchor="fig-example2">
-        <w:r>
-          <w:rPr>
-            <w:rStyle w:val="Hyperlink"/>
-          </w:rPr>
-          <w:t xml:space="preserve">Figure 4</w:t>
-        </w:r>
-      </w:hyperlink>
-      <w:r>
-        <w:t xml:space="preserve">).</w:t>
-      </w:r>
-    </w:p>
-    <w:bookmarkStart w:id="45" w:name="fig-mtcars2"/>
-    <w:p>
-      <w:pPr>
-        <w:pStyle w:val="FigureTitle"/>
-      </w:pPr>
-      <w:r>
-        <w:t xml:space="preserve">Figure 3</w:t>
-      </w:r>
-    </w:p>
-    <w:p>
-      <w:pPr>
-        <w:pStyle w:val="Caption"/>
-      </w:pPr>
-      <w:r>
-        <w:t xml:space="preserve">My Figure Caption</w:t>
-      </w:r>
-    </w:p>
-    <w:p>
-      <w:pPr>
-        <w:pStyle w:val="FigureWithNote"/>
-      </w:pPr>
-      <w:r>
-        <w:drawing>
-          <wp:inline>
-            <wp:extent cx="5943600" cy="4245428"/>
-            <wp:effectExtent b="0" l="0" r="0" t="0"/>
-            <wp:docPr descr="" title="" id="43" name="Picture"/>
-            <a:graphic>
-              <a:graphicData uri="http://schemas.openxmlformats.org/drawingml/2006/picture">
-                <pic:pic>
-                  <pic:nvPicPr>
-                    <pic:cNvPr descr="index_files/figure-docx/notebooks-analyses-fig-mtcars2-output-1.png" id="44" name="Picture"/>
-                    <pic:cNvPicPr>
-                      <a:picLocks noChangeArrowheads="1" noChangeAspect="1"/>
-                    </pic:cNvPicPr>
-                  </pic:nvPicPr>
-                  <pic:blipFill>
-                    <a:blip r:embed="rId42"/>
-                    <a:stretch>
-                      <a:fillRect/>
-                    </a:stretch>
-                  </pic:blipFill>
-                  <pic:spPr bwMode="auto">
-                    <a:xfrm>
-                      <a:off x="0" y="0"/>
-                      <a:ext cx="5943600" cy="4245428"/>
-                    </a:xfrm>
-                    <a:prstGeom prst="rect">
-                      <a:avLst/>
-                    </a:prstGeom>
-                    <a:noFill/>
-                    <a:ln w="9525">
-                      <a:noFill/>
-                      <a:headEnd/>
-                      <a:tailEnd/>
-                    </a:ln>
-                  </pic:spPr>
-                </pic:pic>
-              </a:graphicData>
-            </a:graphic>
-          </wp:inline>
-        </w:drawing>
-      </w:r>
-    </w:p>
-    <w:bookmarkEnd w:id="45"/>
-    <w:p>
-      <w:pPr>
-        <w:pStyle w:val="FigureNote"/>
-      </w:pPr>
-      <w:r>
-        <w:rPr>
-          <w:i/>
-          <w:iCs/>
-        </w:rPr>
-        <w:t xml:space="preserve">Note</w:t>
-      </w:r>
-      <w:r>
         <w:t xml:space="preserve">. My APA-style figure note.</w:t>
       </w:r>
     </w:p>
@@ -629,7 +547,7 @@
         </w:rPr>
         <w:t xml:space="preserve"> </w:t>
       </w:r>
-      <w:hyperlink r:id="rId46">
+      <w:hyperlink r:id="rId42">
         <w:r>
           <w:rPr>
             <w:rStyle w:val="Hyperlink"/>
@@ -639,139 +557,8 @@
         </w:r>
       </w:hyperlink>
     </w:p>
-    <w:p>
-      <w:pPr>
-        <w:pStyle w:val="FigureWithNote"/>
-      </w:pPr>
-      <w:r>
-        <w:rPr>
-          <w:i/>
-          <w:iCs/>
-        </w:rPr>
-        <w:t xml:space="preserve">Note</w:t>
-      </w:r>
-      <w:r>
-        <w:t xml:space="preserve">. My APA-style figure note.</w:t>
-      </w:r>
-    </w:p>
-    <w:bookmarkStart w:id="50" w:name="fig-example2"/>
-    <w:p>
-      <w:pPr>
-        <w:pStyle w:val="FigureTitle"/>
-      </w:pPr>
-      <w:r>
-        <w:t xml:space="preserve">Figure 4</w:t>
-      </w:r>
-    </w:p>
-    <w:p>
-      <w:pPr>
-        <w:pStyle w:val="Caption"/>
-      </w:pPr>
-      <w:r>
-        <w:t xml:space="preserve">Sample Image 2.</w:t>
-      </w:r>
-    </w:p>
-    <w:p>
-      <w:pPr>
-        <w:pStyle w:val="FigureWithNote"/>
-      </w:pPr>
-      <w:r>
-        <w:drawing>
-          <wp:inline>
-            <wp:extent cx="5943600" cy="4245428"/>
-            <wp:effectExtent b="0" l="0" r="0" t="0"/>
-            <wp:docPr descr="" title="" id="48" name="Picture"/>
-            <a:graphic>
-              <a:graphicData uri="http://schemas.openxmlformats.org/drawingml/2006/picture">
-                <pic:pic>
-                  <pic:nvPicPr>
-                    <pic:cNvPr descr="index_files/figure-docx/e888d4a3-d345-40fa-a780-a9823d3b5311-1-../Figures/sampleImage2.png" id="49" name="Picture"/>
-                    <pic:cNvPicPr>
-                      <a:picLocks noChangeArrowheads="1" noChangeAspect="1"/>
-                    </pic:cNvPicPr>
-                  </pic:nvPicPr>
-                  <pic:blipFill>
-                    <a:blip r:embed="rId47"/>
-                    <a:stretch>
-                      <a:fillRect/>
-                    </a:stretch>
-                  </pic:blipFill>
-                  <pic:spPr bwMode="auto">
-                    <a:xfrm>
-                      <a:off x="0" y="0"/>
-                      <a:ext cx="5943600" cy="4245428"/>
-                    </a:xfrm>
-                    <a:prstGeom prst="rect">
-                      <a:avLst/>
-                    </a:prstGeom>
-                    <a:noFill/>
-                    <a:ln w="9525">
-                      <a:noFill/>
-                      <a:headEnd/>
-                      <a:tailEnd/>
-                    </a:ln>
-                  </pic:spPr>
-                </pic:pic>
-              </a:graphicData>
-            </a:graphic>
-          </wp:inline>
-        </w:drawing>
-      </w:r>
-    </w:p>
-    <w:bookmarkEnd w:id="50"/>
-    <w:p>
-      <w:pPr>
-        <w:pStyle w:val="FigureNote"/>
-      </w:pPr>
-      <w:r>
-        <w:rPr>
-          <w:i/>
-          <w:iCs/>
-        </w:rPr>
-        <w:t xml:space="preserve">Note</w:t>
-      </w:r>
-      <w:r>
-        <w:t xml:space="preserve">. Variable A indirectly causes Variable C.</w:t>
-      </w:r>
-    </w:p>
-    <w:bookmarkStart w:id="52" w:name="session-info"/>
-    <w:p>
-      <w:pPr>
-        <w:pStyle w:val="Heading1"/>
-      </w:pPr>
-      <w:r>
-        <w:t xml:space="preserve">Session Info</w:t>
-      </w:r>
-    </w:p>
-    <w:p>
-      <w:pPr>
-        <w:pStyle w:val="FigureWithNote"/>
-      </w:pPr>
-      <w:r>
-        <w:rPr>
-          <w:vertAlign w:val="subscript"/>
-        </w:rPr>
-        <w:t xml:space="preserve">Source:</w:t>
-      </w:r>
-      <w:r>
-        <w:rPr>
-          <w:vertAlign w:val="subscript"/>
-        </w:rPr>
-        <w:t xml:space="preserve"> </w:t>
-      </w:r>
-      <w:hyperlink r:id="rId51">
-        <w:r>
-          <w:rPr>
-            <w:rStyle w:val="Hyperlink"/>
-            <w:vertAlign w:val="subscript"/>
-          </w:rPr>
-          <w:t xml:space="preserve">Analyses</w:t>
-        </w:r>
-      </w:hyperlink>
-    </w:p>
-    <w:bookmarkEnd w:id="52"/>
-    <w:bookmarkEnd w:id="53"/>
-    <w:bookmarkStart w:id="54" w:name="another-section"/>
+    <w:bookmarkEnd w:id="43"/>
+    <w:bookmarkStart w:id="44" w:name="another-section"/>
     <w:p>
       <w:pPr>
         <w:pStyle w:val="Heading2"/>
@@ -780,8 +567,8 @@
         <w:t xml:space="preserve">Another Section</w:t>
       </w:r>
     </w:p>
-    <w:bookmarkEnd w:id="54"/>
-    <w:bookmarkEnd w:id="55"/>
+    <w:bookmarkEnd w:id="44"/>
+    <w:bookmarkEnd w:id="45"/>
     <w:sectPr>
       <w:headerReference r:id="rId8" w:type="even"/>
       <w:headerReference r:id="rId9" w:type="default"/>

--- a/index.docx
+++ b/index.docx
@@ -255,7 +255,7 @@
       </w:r>
     </w:p>
     <w:bookmarkEnd w:id="31"/>
-    <w:bookmarkStart w:id="45" w:name="firstheader"/>
+    <w:bookmarkStart w:id="51" w:name="firstheader"/>
     <w:p>
       <w:pPr>
         <w:pStyle w:val="Heading1"/>
@@ -264,7 +264,7 @@
         <w:t xml:space="preserve">Full Title</w:t>
       </w:r>
     </w:p>
-    <w:bookmarkStart w:id="43" w:name="section-in-introduction"/>
+    <w:bookmarkStart w:id="49" w:name="section-in-introduction"/>
     <w:p>
       <w:pPr>
         <w:pStyle w:val="Heading2"/>
@@ -440,13 +440,14 @@
       <w:r>
         <w:t xml:space="preserve"> </w:t>
       </w:r>
-      <w:r>
-        <w:rPr>
-          <w:b/>
-          <w:bCs/>
-        </w:rPr>
-        <w:t xml:space="preserve">?@fig-example2</w:t>
-      </w:r>
+      <w:hyperlink w:anchor="fig-example2">
+        <w:r>
+          <w:rPr>
+            <w:rStyle w:val="Hyperlink"/>
+          </w:rPr>
+          <w:t xml:space="preserve">Figure 3</w:t>
+        </w:r>
+      </w:hyperlink>
       <w:r>
         <w:t xml:space="preserve">).</w:t>
       </w:r>
@@ -557,8 +558,139 @@
         </w:r>
       </w:hyperlink>
     </w:p>
-    <w:bookmarkEnd w:id="43"/>
-    <w:bookmarkStart w:id="44" w:name="another-section"/>
+    <w:p>
+      <w:pPr>
+        <w:pStyle w:val="FigureWithNote"/>
+      </w:pPr>
+      <w:r>
+        <w:rPr>
+          <w:i/>
+          <w:iCs/>
+        </w:rPr>
+        <w:t xml:space="preserve">Note</w:t>
+      </w:r>
+      <w:r>
+        <w:t xml:space="preserve">. My APA-style figure note.</w:t>
+      </w:r>
+    </w:p>
+    <w:bookmarkStart w:id="46" w:name="fig-example2"/>
+    <w:p>
+      <w:pPr>
+        <w:pStyle w:val="FigureTitle"/>
+      </w:pPr>
+      <w:r>
+        <w:t xml:space="preserve">Figure 3</w:t>
+      </w:r>
+    </w:p>
+    <w:p>
+      <w:pPr>
+        <w:pStyle w:val="Caption"/>
+      </w:pPr>
+      <w:r>
+        <w:t xml:space="preserve">Sample Image 2.</w:t>
+      </w:r>
+    </w:p>
+    <w:p>
+      <w:pPr>
+        <w:pStyle w:val="FigureWithNote"/>
+      </w:pPr>
+      <w:r>
+        <w:drawing>
+          <wp:inline>
+            <wp:extent cx="5943600" cy="4245428"/>
+            <wp:effectExtent b="0" l="0" r="0" t="0"/>
+            <wp:docPr descr="" title="" id="44" name="Picture"/>
+            <a:graphic>
+              <a:graphicData uri="http://schemas.openxmlformats.org/drawingml/2006/picture">
+                <pic:pic>
+                  <pic:nvPicPr>
+                    <pic:cNvPr descr="index_files/figure-docx/a38f739e-eb19-4bcf-bcf2-ace61d0cb085-1-../Figures/sampleImage2.png" id="45" name="Picture"/>
+                    <pic:cNvPicPr>
+                      <a:picLocks noChangeArrowheads="1" noChangeAspect="1"/>
+                    </pic:cNvPicPr>
+                  </pic:nvPicPr>
+                  <pic:blipFill>
+                    <a:blip r:embed="rId43"/>
+                    <a:stretch>
+                      <a:fillRect/>
+                    </a:stretch>
+                  </pic:blipFill>
+                  <pic:spPr bwMode="auto">
+                    <a:xfrm>
+                      <a:off x="0" y="0"/>
+                      <a:ext cx="5943600" cy="4245428"/>
+                    </a:xfrm>
+                    <a:prstGeom prst="rect">
+                      <a:avLst/>
+                    </a:prstGeom>
+                    <a:noFill/>
+                    <a:ln w="9525">
+                      <a:noFill/>
+                      <a:headEnd/>
+                      <a:tailEnd/>
+                    </a:ln>
+                  </pic:spPr>
+                </pic:pic>
+              </a:graphicData>
+            </a:graphic>
+          </wp:inline>
+        </w:drawing>
+      </w:r>
+    </w:p>
+    <w:bookmarkEnd w:id="46"/>
+    <w:p>
+      <w:pPr>
+        <w:pStyle w:val="FigureNote"/>
+      </w:pPr>
+      <w:r>
+        <w:rPr>
+          <w:i/>
+          <w:iCs/>
+        </w:rPr>
+        <w:t xml:space="preserve">Note</w:t>
+      </w:r>
+      <w:r>
+        <w:t xml:space="preserve">. Variable A indirectly causes Variable C.</w:t>
+      </w:r>
+    </w:p>
+    <w:bookmarkStart w:id="48" w:name="session-info"/>
+    <w:p>
+      <w:pPr>
+        <w:pStyle w:val="Heading1"/>
+      </w:pPr>
+      <w:r>
+        <w:t xml:space="preserve">Session Info</w:t>
+      </w:r>
+    </w:p>
+    <w:p>
+      <w:pPr>
+        <w:pStyle w:val="FigureWithNote"/>
+      </w:pPr>
+      <w:r>
+        <w:rPr>
+          <w:vertAlign w:val="subscript"/>
+        </w:rPr>
+        <w:t xml:space="preserve">Source:</w:t>
+      </w:r>
+      <w:r>
+        <w:rPr>
+          <w:vertAlign w:val="subscript"/>
+        </w:rPr>
+        <w:t xml:space="preserve"> </w:t>
+      </w:r>
+      <w:hyperlink r:id="rId47">
+        <w:r>
+          <w:rPr>
+            <w:rStyle w:val="Hyperlink"/>
+            <w:vertAlign w:val="subscript"/>
+          </w:rPr>
+          <w:t xml:space="preserve">Analyses</w:t>
+        </w:r>
+      </w:hyperlink>
+    </w:p>
+    <w:bookmarkEnd w:id="48"/>
+    <w:bookmarkEnd w:id="49"/>
+    <w:bookmarkStart w:id="50" w:name="another-section"/>
     <w:p>
       <w:pPr>
         <w:pStyle w:val="Heading2"/>
@@ -567,8 +699,8 @@
         <w:t xml:space="preserve">Another Section</w:t>
       </w:r>
     </w:p>
-    <w:bookmarkEnd w:id="44"/>
-    <w:bookmarkEnd w:id="45"/>
+    <w:bookmarkEnd w:id="50"/>
+    <w:bookmarkEnd w:id="51"/>
     <w:sectPr>
       <w:headerReference r:id="rId8" w:type="even"/>
       <w:headerReference r:id="rId9" w:type="default"/>

--- a/index.docx
+++ b/index.docx
@@ -255,7 +255,7 @@
       </w:r>
     </w:p>
     <w:bookmarkEnd w:id="31"/>
-    <w:bookmarkStart w:id="51" w:name="firstheader"/>
+    <w:bookmarkStart w:id="45" w:name="firstheader"/>
     <w:p>
       <w:pPr>
         <w:pStyle w:val="Heading1"/>
@@ -264,7 +264,7 @@
         <w:t xml:space="preserve">Full Title</w:t>
       </w:r>
     </w:p>
-    <w:bookmarkStart w:id="49" w:name="section-in-introduction"/>
+    <w:bookmarkStart w:id="43" w:name="section-in-introduction"/>
     <w:p>
       <w:pPr>
         <w:pStyle w:val="Heading2"/>
@@ -291,19 +291,6 @@
           <w:t xml:space="preserve">Figure 1</w:t>
         </w:r>
       </w:hyperlink>
-      <w:r>
-        <w:t xml:space="preserve">;</w:t>
-      </w:r>
-      <w:r>
-        <w:t xml:space="preserve"> </w:t>
-      </w:r>
-      <w:r>
-        <w:rPr>
-          <w:b/>
-          <w:bCs/>
-        </w:rPr>
-        <w:t xml:space="preserve">?@fig-example1</w:t>
-      </w:r>
       <w:r>
         <w:t xml:space="preserve">).</w:t>
       </w:r>
@@ -435,20 +422,6 @@
         </w:r>
       </w:hyperlink>
       <w:r>
-        <w:t xml:space="preserve">;</w:t>
-      </w:r>
-      <w:r>
-        <w:t xml:space="preserve"> </w:t>
-      </w:r>
-      <w:hyperlink w:anchor="fig-example2">
-        <w:r>
-          <w:rPr>
-            <w:rStyle w:val="Hyperlink"/>
-          </w:rPr>
-          <w:t xml:space="preserve">Figure 3</w:t>
-        </w:r>
-      </w:hyperlink>
-      <w:r>
         <w:t xml:space="preserve">).</w:t>
       </w:r>
     </w:p>
@@ -558,139 +531,8 @@
         </w:r>
       </w:hyperlink>
     </w:p>
-    <w:p>
-      <w:pPr>
-        <w:pStyle w:val="FigureWithNote"/>
-      </w:pPr>
-      <w:r>
-        <w:rPr>
-          <w:i/>
-          <w:iCs/>
-        </w:rPr>
-        <w:t xml:space="preserve">Note</w:t>
-      </w:r>
-      <w:r>
-        <w:t xml:space="preserve">. My APA-style figure note.</w:t>
-      </w:r>
-    </w:p>
-    <w:bookmarkStart w:id="46" w:name="fig-example2"/>
-    <w:p>
-      <w:pPr>
-        <w:pStyle w:val="FigureTitle"/>
-      </w:pPr>
-      <w:r>
-        <w:t xml:space="preserve">Figure 3</w:t>
-      </w:r>
-    </w:p>
-    <w:p>
-      <w:pPr>
-        <w:pStyle w:val="Caption"/>
-      </w:pPr>
-      <w:r>
-        <w:t xml:space="preserve">Sample Image 2.</w:t>
-      </w:r>
-    </w:p>
-    <w:p>
-      <w:pPr>
-        <w:pStyle w:val="FigureWithNote"/>
-      </w:pPr>
-      <w:r>
-        <w:drawing>
-          <wp:inline>
-            <wp:extent cx="5943600" cy="4245428"/>
-            <wp:effectExtent b="0" l="0" r="0" t="0"/>
-            <wp:docPr descr="" title="" id="44" name="Picture"/>
-            <a:graphic>
-              <a:graphicData uri="http://schemas.openxmlformats.org/drawingml/2006/picture">
-                <pic:pic>
-                  <pic:nvPicPr>
-                    <pic:cNvPr descr="index_files/figure-docx/a38f739e-eb19-4bcf-bcf2-ace61d0cb085-1-../Figures/sampleImage2.png" id="45" name="Picture"/>
-                    <pic:cNvPicPr>
-                      <a:picLocks noChangeArrowheads="1" noChangeAspect="1"/>
-                    </pic:cNvPicPr>
-                  </pic:nvPicPr>
-                  <pic:blipFill>
-                    <a:blip r:embed="rId43"/>
-                    <a:stretch>
-                      <a:fillRect/>
-                    </a:stretch>
-                  </pic:blipFill>
-                  <pic:spPr bwMode="auto">
-                    <a:xfrm>
-                      <a:off x="0" y="0"/>
-                      <a:ext cx="5943600" cy="4245428"/>
-                    </a:xfrm>
-                    <a:prstGeom prst="rect">
-                      <a:avLst/>
-                    </a:prstGeom>
-                    <a:noFill/>
-                    <a:ln w="9525">
-                      <a:noFill/>
-                      <a:headEnd/>
-                      <a:tailEnd/>
-                    </a:ln>
-                  </pic:spPr>
-                </pic:pic>
-              </a:graphicData>
-            </a:graphic>
-          </wp:inline>
-        </w:drawing>
-      </w:r>
-    </w:p>
-    <w:bookmarkEnd w:id="46"/>
-    <w:p>
-      <w:pPr>
-        <w:pStyle w:val="FigureNote"/>
-      </w:pPr>
-      <w:r>
-        <w:rPr>
-          <w:i/>
-          <w:iCs/>
-        </w:rPr>
-        <w:t xml:space="preserve">Note</w:t>
-      </w:r>
-      <w:r>
-        <w:t xml:space="preserve">. Variable A indirectly causes Variable C.</w:t>
-      </w:r>
-    </w:p>
-    <w:bookmarkStart w:id="48" w:name="session-info"/>
-    <w:p>
-      <w:pPr>
-        <w:pStyle w:val="Heading1"/>
-      </w:pPr>
-      <w:r>
-        <w:t xml:space="preserve">Session Info</w:t>
-      </w:r>
-    </w:p>
-    <w:p>
-      <w:pPr>
-        <w:pStyle w:val="FigureWithNote"/>
-      </w:pPr>
-      <w:r>
-        <w:rPr>
-          <w:vertAlign w:val="subscript"/>
-        </w:rPr>
-        <w:t xml:space="preserve">Source:</w:t>
-      </w:r>
-      <w:r>
-        <w:rPr>
-          <w:vertAlign w:val="subscript"/>
-        </w:rPr>
-        <w:t xml:space="preserve"> </w:t>
-      </w:r>
-      <w:hyperlink r:id="rId47">
-        <w:r>
-          <w:rPr>
-            <w:rStyle w:val="Hyperlink"/>
-            <w:vertAlign w:val="subscript"/>
-          </w:rPr>
-          <w:t xml:space="preserve">Analyses</w:t>
-        </w:r>
-      </w:hyperlink>
-    </w:p>
-    <w:bookmarkEnd w:id="48"/>
-    <w:bookmarkEnd w:id="49"/>
-    <w:bookmarkStart w:id="50" w:name="another-section"/>
+    <w:bookmarkEnd w:id="43"/>
+    <w:bookmarkStart w:id="44" w:name="another-section"/>
     <w:p>
       <w:pPr>
         <w:pStyle w:val="Heading2"/>
@@ -699,8 +541,8 @@
         <w:t xml:space="preserve">Another Section</w:t>
       </w:r>
     </w:p>
-    <w:bookmarkEnd w:id="50"/>
-    <w:bookmarkEnd w:id="51"/>
+    <w:bookmarkEnd w:id="44"/>
+    <w:bookmarkEnd w:id="45"/>
     <w:sectPr>
       <w:headerReference r:id="rId8" w:type="even"/>
       <w:headerReference r:id="rId9" w:type="default"/>

--- a/index.docx
+++ b/index.docx
@@ -363,6 +363,21 @@
     <w:bookmarkEnd w:id="35"/>
     <w:p>
       <w:pPr>
+        <w:pStyle w:val="FigureNote"/>
+      </w:pPr>
+      <w:r>
+        <w:rPr>
+          <w:i/>
+          <w:iCs/>
+        </w:rPr>
+        <w:t xml:space="preserve">Note</w:t>
+      </w:r>
+      <w:r>
+        <w:t xml:space="preserve">. My APA-style figure note.</w:t>
+      </w:r>
+    </w:p>
+    <w:p>
+      <w:pPr>
         <w:pStyle w:val="FigureWithNote"/>
       </w:pPr>
       <w:r>
@@ -388,21 +403,6 @@
       </w:hyperlink>
     </w:p>
     <w:bookmarkEnd w:id="37"/>
-    <w:p>
-      <w:pPr>
-        <w:pStyle w:val="FigureNote"/>
-      </w:pPr>
-      <w:r>
-        <w:rPr>
-          <w:i/>
-          <w:iCs/>
-        </w:rPr>
-        <w:t xml:space="preserve">Note</w:t>
-      </w:r>
-      <w:r>
-        <w:t xml:space="preserve">. My APA-style figure note.</w:t>
-      </w:r>
-    </w:p>
     <w:p>
       <w:pPr>
         <w:pStyle w:val="BodyText"/>

--- a/index.docx
+++ b/index.docx
@@ -255,7 +255,7 @@
       </w:r>
     </w:p>
     <w:bookmarkEnd w:id="31"/>
-    <w:bookmarkStart w:id="45" w:name="firstheader"/>
+    <w:bookmarkStart w:id="53" w:name="firstheader"/>
     <w:p>
       <w:pPr>
         <w:pStyle w:val="Heading1"/>
@@ -264,7 +264,7 @@
         <w:t xml:space="preserve">Full Title</w:t>
       </w:r>
     </w:p>
-    <w:bookmarkStart w:id="43" w:name="section-in-introduction"/>
+    <w:bookmarkStart w:id="32" w:name="section-in-introduction"/>
     <w:p>
       <w:pPr>
         <w:pStyle w:val="Heading2"/>
@@ -273,17 +273,24 @@
         <w:t xml:space="preserve">Section in Introduction</w:t>
       </w:r>
     </w:p>
+    <w:bookmarkEnd w:id="32"/>
+    <w:bookmarkStart w:id="52" w:name="another-section"/>
+    <w:p>
+      <w:pPr>
+        <w:pStyle w:val="Heading2"/>
+      </w:pPr>
+      <w:r>
+        <w:t xml:space="preserve">Another Section</w:t>
+      </w:r>
+    </w:p>
     <w:p>
       <w:pPr>
         <w:pStyle w:val="FirstParagraph"/>
       </w:pPr>
       <w:r>
-        <w:t xml:space="preserve">This works (the APA-style figure note shows correctly;</w:t>
-      </w:r>
-      <w:r>
-        <w:t xml:space="preserve"> </w:t>
-      </w:r>
-      <w:hyperlink w:anchor="fig-mtcars">
+        <w:t xml:space="preserve">A single figure (</w:t>
+      </w:r>
+      <w:hyperlink w:anchor="fig-exampleA">
         <w:r>
           <w:rPr>
             <w:rStyle w:val="Hyperlink"/>
@@ -292,11 +299,10 @@
         </w:r>
       </w:hyperlink>
       <w:r>
-        <w:t xml:space="preserve">).</w:t>
-      </w:r>
-    </w:p>
-    <w:bookmarkStart w:id="37" w:name="cell-fig-mtcars"/>
-    <w:bookmarkStart w:id="35" w:name="fig-mtcars"/>
+        <w:t xml:space="preserve">):</w:t>
+      </w:r>
+    </w:p>
+    <w:bookmarkStart w:id="36" w:name="fig-exampleA"/>
     <w:p>
       <w:pPr>
         <w:pStyle w:val="FigureTitle"/>
@@ -310,7 +316,7 @@
         <w:pStyle w:val="Caption"/>
       </w:pPr>
       <w:r>
-        <w:t xml:space="preserve">My Figure Caption</w:t>
+        <w:t xml:space="preserve">Sample Image 1.</w:t>
       </w:r>
     </w:p>
     <w:p>
@@ -320,149 +326,20 @@
       <w:r>
         <w:drawing>
           <wp:inline>
-            <wp:extent cx="5943600" cy="5943600"/>
+            <wp:extent cx="5943600" cy="4245428"/>
             <wp:effectExtent b="0" l="0" r="0" t="0"/>
-            <wp:docPr descr="" title="" id="33" name="Picture"/>
+            <wp:docPr descr="" title="" id="34" name="Picture"/>
             <a:graphic>
               <a:graphicData uri="http://schemas.openxmlformats.org/drawingml/2006/picture">
                 <pic:pic>
                   <pic:nvPicPr>
-                    <pic:cNvPr descr="index_files/figure-docx/fig-mtcars-1.png" id="34" name="Picture"/>
+                    <pic:cNvPr descr="Figures/sampleImage1.png" id="35" name="Picture"/>
                     <pic:cNvPicPr>
                       <a:picLocks noChangeArrowheads="1" noChangeAspect="1"/>
                     </pic:cNvPicPr>
                   </pic:nvPicPr>
                   <pic:blipFill>
-                    <a:blip r:embed="rId32"/>
-                    <a:stretch>
-                      <a:fillRect/>
-                    </a:stretch>
-                  </pic:blipFill>
-                  <pic:spPr bwMode="auto">
-                    <a:xfrm>
-                      <a:off x="0" y="0"/>
-                      <a:ext cx="5943600" cy="5943600"/>
-                    </a:xfrm>
-                    <a:prstGeom prst="rect">
-                      <a:avLst/>
-                    </a:prstGeom>
-                    <a:noFill/>
-                    <a:ln w="9525">
-                      <a:noFill/>
-                      <a:headEnd/>
-                      <a:tailEnd/>
-                    </a:ln>
-                  </pic:spPr>
-                </pic:pic>
-              </a:graphicData>
-            </a:graphic>
-          </wp:inline>
-        </w:drawing>
-      </w:r>
-    </w:p>
-    <w:bookmarkEnd w:id="35"/>
-    <w:p>
-      <w:pPr>
-        <w:pStyle w:val="FigureNote"/>
-      </w:pPr>
-      <w:r>
-        <w:rPr>
-          <w:i/>
-          <w:iCs/>
-        </w:rPr>
-        <w:t xml:space="preserve">Note</w:t>
-      </w:r>
-      <w:r>
-        <w:t xml:space="preserve">. My APA-style figure note.</w:t>
-      </w:r>
-    </w:p>
-    <w:p>
-      <w:pPr>
-        <w:pStyle w:val="FigureWithNote"/>
-      </w:pPr>
-      <w:r>
-        <w:rPr>
-          <w:vertAlign w:val="subscript"/>
-        </w:rPr>
-        <w:t xml:space="preserve">Source:</w:t>
-      </w:r>
-      <w:r>
-        <w:rPr>
-          <w:vertAlign w:val="subscript"/>
-        </w:rPr>
-        <w:t xml:space="preserve"> </w:t>
-      </w:r>
-      <w:hyperlink r:id="rId36">
-        <w:r>
-          <w:rPr>
-            <w:rStyle w:val="Hyperlink"/>
-            <w:vertAlign w:val="subscript"/>
-          </w:rPr>
-          <w:t xml:space="preserve">Article Notebook</w:t>
-        </w:r>
-      </w:hyperlink>
-    </w:p>
-    <w:bookmarkEnd w:id="37"/>
-    <w:p>
-      <w:pPr>
-        <w:pStyle w:val="BodyText"/>
-      </w:pPr>
-      <w:r>
-        <w:t xml:space="preserve">This doesn’t work (the APA-style figure note does not show;</w:t>
-      </w:r>
-      <w:r>
-        <w:t xml:space="preserve"> </w:t>
-      </w:r>
-      <w:hyperlink w:anchor="fig-mtcars2">
-        <w:r>
-          <w:rPr>
-            <w:rStyle w:val="Hyperlink"/>
-          </w:rPr>
-          <w:t xml:space="preserve">Figure 2</w:t>
-        </w:r>
-      </w:hyperlink>
-      <w:r>
-        <w:t xml:space="preserve">).</w:t>
-      </w:r>
-    </w:p>
-    <w:bookmarkStart w:id="41" w:name="fig-mtcars2"/>
-    <w:p>
-      <w:pPr>
-        <w:pStyle w:val="FigureTitle"/>
-      </w:pPr>
-      <w:r>
-        <w:t xml:space="preserve">Figure 2</w:t>
-      </w:r>
-    </w:p>
-    <w:p>
-      <w:pPr>
-        <w:pStyle w:val="Caption"/>
-      </w:pPr>
-      <w:r>
-        <w:t xml:space="preserve">My Figure Caption</w:t>
-      </w:r>
-    </w:p>
-    <w:p>
-      <w:pPr>
-        <w:pStyle w:val="FigureWithNote"/>
-      </w:pPr>
-      <w:r>
-        <w:drawing>
-          <wp:inline>
-            <wp:extent cx="5943600" cy="4245428"/>
-            <wp:effectExtent b="0" l="0" r="0" t="0"/>
-            <wp:docPr descr="" title="" id="39" name="Picture"/>
-            <a:graphic>
-              <a:graphicData uri="http://schemas.openxmlformats.org/drawingml/2006/picture">
-                <pic:pic>
-                  <pic:nvPicPr>
-                    <pic:cNvPr descr="index_files/figure-docx/notebooks-analyses-fig-mtcars2-output-1.png" id="40" name="Picture"/>
-                    <pic:cNvPicPr>
-                      <a:picLocks noChangeArrowheads="1" noChangeAspect="1"/>
-                    </pic:cNvPicPr>
-                  </pic:nvPicPr>
-                  <pic:blipFill>
-                    <a:blip r:embed="rId38"/>
+                    <a:blip r:embed="rId33"/>
                     <a:stretch>
                       <a:fillRect/>
                     </a:stretch>
@@ -489,7 +366,7 @@
         </w:drawing>
       </w:r>
     </w:p>
-    <w:bookmarkEnd w:id="41"/>
+    <w:bookmarkEnd w:id="36"/>
     <w:p>
       <w:pPr>
         <w:pStyle w:val="FigureNote"/>
@@ -502,47 +379,365 @@
         <w:t xml:space="preserve">Note</w:t>
       </w:r>
       <w:r>
-        <w:t xml:space="preserve">. My APA-style figure note.</w:t>
-      </w:r>
-    </w:p>
-    <w:p>
-      <w:pPr>
-        <w:pStyle w:val="FigureWithNote"/>
-      </w:pPr>
-      <w:r>
-        <w:rPr>
-          <w:vertAlign w:val="subscript"/>
-        </w:rPr>
-        <w:t xml:space="preserve">Source:</w:t>
-      </w:r>
-      <w:r>
-        <w:rPr>
-          <w:vertAlign w:val="subscript"/>
-        </w:rPr>
-        <w:t xml:space="preserve"> </w:t>
-      </w:r>
-      <w:hyperlink r:id="rId42">
+        <w:t xml:space="preserve">. Variable A indirectly causes Variable C.</w:t>
+      </w:r>
+    </w:p>
+    <w:p>
+      <w:pPr>
+        <w:pStyle w:val="BodyText"/>
+      </w:pPr>
+      <w:r>
+        <w:t xml:space="preserve">Side-by-side figure using separate figure notes (</w:t>
+      </w:r>
+      <w:hyperlink w:anchor="fig-exampleB">
         <w:r>
           <w:rPr>
             <w:rStyle w:val="Hyperlink"/>
-            <w:vertAlign w:val="subscript"/>
           </w:rPr>
-          <w:t xml:space="preserve">Analyses</w:t>
+          <w:t xml:space="preserve">Figure 2</w:t>
         </w:r>
       </w:hyperlink>
+      <w:r>
+        <w:t xml:space="preserve">):</w:t>
+      </w:r>
+    </w:p>
+    <w:bookmarkStart w:id="44" w:name="fig-exampleB"/>
+    <w:bookmarkStart w:id="39" w:name="fig-sampleImage1"/>
+    <w:p>
+      <w:pPr>
+        <w:pStyle w:val="FigureWithNote"/>
+      </w:pPr>
+      <w:r>
+        <w:t xml:space="preserve">(A) Sample Image 1.</w:t>
+      </w:r>
+    </w:p>
+    <w:p>
+      <w:pPr>
+        <w:pStyle w:val="FigureWithNote"/>
+      </w:pPr>
+      <w:r>
+        <w:drawing>
+          <wp:inline>
+            <wp:extent cx="2971800" cy="2122714"/>
+            <wp:effectExtent b="0" l="0" r="0" t="0"/>
+            <wp:docPr descr="" title="" id="37" name="Picture"/>
+            <a:graphic>
+              <a:graphicData uri="http://schemas.openxmlformats.org/drawingml/2006/picture">
+                <pic:pic>
+                  <pic:nvPicPr>
+                    <pic:cNvPr descr="Figures/sampleImage1.png" id="38" name="Picture"/>
+                    <pic:cNvPicPr>
+                      <a:picLocks noChangeArrowheads="1" noChangeAspect="1"/>
+                    </pic:cNvPicPr>
+                  </pic:nvPicPr>
+                  <pic:blipFill>
+                    <a:blip r:embed="rId33"/>
+                    <a:stretch>
+                      <a:fillRect/>
+                    </a:stretch>
+                  </pic:blipFill>
+                  <pic:spPr bwMode="auto">
+                    <a:xfrm>
+                      <a:off x="0" y="0"/>
+                      <a:ext cx="2971800" cy="2122714"/>
+                    </a:xfrm>
+                    <a:prstGeom prst="rect">
+                      <a:avLst/>
+                    </a:prstGeom>
+                    <a:noFill/>
+                    <a:ln w="9525">
+                      <a:noFill/>
+                      <a:headEnd/>
+                      <a:tailEnd/>
+                    </a:ln>
+                  </pic:spPr>
+                </pic:pic>
+              </a:graphicData>
+            </a:graphic>
+          </wp:inline>
+        </w:drawing>
+      </w:r>
+    </w:p>
+    <w:bookmarkEnd w:id="39"/>
+    <w:p>
+      <w:pPr>
+        <w:pStyle w:val="FigureNote"/>
+      </w:pPr>
+      <w:r>
+        <w:rPr>
+          <w:i/>
+          <w:iCs/>
+        </w:rPr>
+        <w:t xml:space="preserve">Note</w:t>
+      </w:r>
+      <w:r>
+        <w:t xml:space="preserve">. Variable A indirectly causes Variable C.</w:t>
+      </w:r>
+    </w:p>
+    <w:p>
+      <w:pPr>
+        <w:framePr w:w="0" w:h="0" w:vAnchor="margin" w:hAnchor="margin" w:xAlign="right" w:yAlign="top"/>
+      </w:pPr>
+    </w:p>
+    <w:bookmarkStart w:id="43" w:name="fig-sampleImage2"/>
+    <w:p>
+      <w:pPr>
+        <w:pStyle w:val="FigureWithNote"/>
+      </w:pPr>
+      <w:r>
+        <w:t xml:space="preserve">(B) Sample Image 2.</w:t>
+      </w:r>
+    </w:p>
+    <w:p>
+      <w:pPr>
+        <w:pStyle w:val="FigureWithNote"/>
+      </w:pPr>
+      <w:r>
+        <w:drawing>
+          <wp:inline>
+            <wp:extent cx="2971800" cy="2122714"/>
+            <wp:effectExtent b="0" l="0" r="0" t="0"/>
+            <wp:docPr descr="" title="" id="41" name="Picture"/>
+            <a:graphic>
+              <a:graphicData uri="http://schemas.openxmlformats.org/drawingml/2006/picture">
+                <pic:pic>
+                  <pic:nvPicPr>
+                    <pic:cNvPr descr="Figures/sampleImage2.png" id="42" name="Picture"/>
+                    <pic:cNvPicPr>
+                      <a:picLocks noChangeArrowheads="1" noChangeAspect="1"/>
+                    </pic:cNvPicPr>
+                  </pic:nvPicPr>
+                  <pic:blipFill>
+                    <a:blip r:embed="rId40"/>
+                    <a:stretch>
+                      <a:fillRect/>
+                    </a:stretch>
+                  </pic:blipFill>
+                  <pic:spPr bwMode="auto">
+                    <a:xfrm>
+                      <a:off x="0" y="0"/>
+                      <a:ext cx="2971800" cy="2122714"/>
+                    </a:xfrm>
+                    <a:prstGeom prst="rect">
+                      <a:avLst/>
+                    </a:prstGeom>
+                    <a:noFill/>
+                    <a:ln w="9525">
+                      <a:noFill/>
+                      <a:headEnd/>
+                      <a:tailEnd/>
+                    </a:ln>
+                  </pic:spPr>
+                </pic:pic>
+              </a:graphicData>
+            </a:graphic>
+          </wp:inline>
+        </w:drawing>
+      </w:r>
     </w:p>
     <w:bookmarkEnd w:id="43"/>
-    <w:bookmarkStart w:id="44" w:name="another-section"/>
-    <w:p>
-      <w:pPr>
-        <w:pStyle w:val="Heading2"/>
-      </w:pPr>
-      <w:r>
-        <w:t xml:space="preserve">Another Section</w:t>
+    <w:p>
+      <w:pPr>
+        <w:pStyle w:val="FigureNote"/>
+      </w:pPr>
+      <w:r>
+        <w:rPr>
+          <w:i/>
+          <w:iCs/>
+        </w:rPr>
+        <w:t xml:space="preserve">Note</w:t>
+      </w:r>
+      <w:r>
+        <w:t xml:space="preserve">. The distribution of a variable.</w:t>
+      </w:r>
+    </w:p>
+    <w:p>
+      <w:pPr>
+        <w:pStyle w:val="FigureWithNote"/>
+      </w:pPr>
+      <w:r>
+        <w:t xml:space="preserve">Figure 2</w:t>
       </w:r>
     </w:p>
     <w:bookmarkEnd w:id="44"/>
-    <w:bookmarkEnd w:id="45"/>
+    <w:p>
+      <w:pPr>
+        <w:pStyle w:val="BodyText"/>
+      </w:pPr>
+      <w:r>
+        <w:t xml:space="preserve">Side-by-side figure using a single figure note (</w:t>
+      </w:r>
+      <w:hyperlink w:anchor="fig-exampleC">
+        <w:r>
+          <w:rPr>
+            <w:rStyle w:val="Hyperlink"/>
+          </w:rPr>
+          <w:t xml:space="preserve">Figure 3</w:t>
+        </w:r>
+      </w:hyperlink>
+      <w:r>
+        <w:t xml:space="preserve">):</w:t>
+      </w:r>
+    </w:p>
+    <w:bookmarkStart w:id="51" w:name="fig-exampleC"/>
+    <w:bookmarkStart w:id="47" w:name="fig-sampleImage1"/>
+    <w:p>
+      <w:pPr>
+        <w:pStyle w:val="FigureWithoutNote"/>
+      </w:pPr>
+      <w:r>
+        <w:t xml:space="preserve">(A) Sample Image 1.</w:t>
+      </w:r>
+    </w:p>
+    <w:p>
+      <w:pPr>
+        <w:pStyle w:val="FigureWithoutNote"/>
+      </w:pPr>
+      <w:r>
+        <w:drawing>
+          <wp:inline>
+            <wp:extent cx="2971800" cy="2122714"/>
+            <wp:effectExtent b="0" l="0" r="0" t="0"/>
+            <wp:docPr descr="" title="" id="45" name="Picture"/>
+            <a:graphic>
+              <a:graphicData uri="http://schemas.openxmlformats.org/drawingml/2006/picture">
+                <pic:pic>
+                  <pic:nvPicPr>
+                    <pic:cNvPr descr="Figures/sampleImage1.png" id="46" name="Picture"/>
+                    <pic:cNvPicPr>
+                      <a:picLocks noChangeArrowheads="1" noChangeAspect="1"/>
+                    </pic:cNvPicPr>
+                  </pic:nvPicPr>
+                  <pic:blipFill>
+                    <a:blip r:embed="rId33"/>
+                    <a:stretch>
+                      <a:fillRect/>
+                    </a:stretch>
+                  </pic:blipFill>
+                  <pic:spPr bwMode="auto">
+                    <a:xfrm>
+                      <a:off x="0" y="0"/>
+                      <a:ext cx="2971800" cy="2122714"/>
+                    </a:xfrm>
+                    <a:prstGeom prst="rect">
+                      <a:avLst/>
+                    </a:prstGeom>
+                    <a:noFill/>
+                    <a:ln w="9525">
+                      <a:noFill/>
+                      <a:headEnd/>
+                      <a:tailEnd/>
+                    </a:ln>
+                  </pic:spPr>
+                </pic:pic>
+              </a:graphicData>
+            </a:graphic>
+          </wp:inline>
+        </w:drawing>
+      </w:r>
+    </w:p>
+    <w:bookmarkEnd w:id="47"/>
+    <w:p>
+      <w:pPr>
+        <w:framePr w:w="0" w:h="0" w:vAnchor="margin" w:hAnchor="margin" w:xAlign="right" w:yAlign="top"/>
+      </w:pPr>
+    </w:p>
+    <w:bookmarkStart w:id="50" w:name="fig-sampleImage2"/>
+    <w:p>
+      <w:pPr>
+        <w:pStyle w:val="FigureWithoutNote"/>
+      </w:pPr>
+      <w:r>
+        <w:t xml:space="preserve">(B) Sample Image 2.</w:t>
+      </w:r>
+    </w:p>
+    <w:p>
+      <w:pPr>
+        <w:pStyle w:val="FigureWithoutNote"/>
+      </w:pPr>
+      <w:r>
+        <w:drawing>
+          <wp:inline>
+            <wp:extent cx="2971800" cy="2122714"/>
+            <wp:effectExtent b="0" l="0" r="0" t="0"/>
+            <wp:docPr descr="" title="" id="48" name="Picture"/>
+            <a:graphic>
+              <a:graphicData uri="http://schemas.openxmlformats.org/drawingml/2006/picture">
+                <pic:pic>
+                  <pic:nvPicPr>
+                    <pic:cNvPr descr="Figures/sampleImage2.png" id="49" name="Picture"/>
+                    <pic:cNvPicPr>
+                      <a:picLocks noChangeArrowheads="1" noChangeAspect="1"/>
+                    </pic:cNvPicPr>
+                  </pic:nvPicPr>
+                  <pic:blipFill>
+                    <a:blip r:embed="rId40"/>
+                    <a:stretch>
+                      <a:fillRect/>
+                    </a:stretch>
+                  </pic:blipFill>
+                  <pic:spPr bwMode="auto">
+                    <a:xfrm>
+                      <a:off x="0" y="0"/>
+                      <a:ext cx="2971800" cy="2122714"/>
+                    </a:xfrm>
+                    <a:prstGeom prst="rect">
+                      <a:avLst/>
+                    </a:prstGeom>
+                    <a:noFill/>
+                    <a:ln w="9525">
+                      <a:noFill/>
+                      <a:headEnd/>
+                      <a:tailEnd/>
+                    </a:ln>
+                  </pic:spPr>
+                </pic:pic>
+              </a:graphicData>
+            </a:graphic>
+          </wp:inline>
+        </w:drawing>
+      </w:r>
+    </w:p>
+    <w:bookmarkEnd w:id="50"/>
+    <w:p>
+      <w:pPr>
+        <w:pStyle w:val="FigureTitle"/>
+      </w:pPr>
+      <w:r>
+        <w:t xml:space="preserve">Figure 2</w:t>
+      </w:r>
+    </w:p>
+    <w:p>
+      <w:pPr>
+        <w:pStyle w:val="Caption"/>
+      </w:pPr>
+      <w:r>
+        <w:rPr>
+          <w:b/>
+          <w:bCs/>
+        </w:rPr>
+        <w:t xml:space="preserve">Panel A</w:t>
+      </w:r>
+      <w:r>
+        <w:t xml:space="preserve">: Insert description here.</w:t>
+      </w:r>
+      <w:r>
+        <w:t xml:space="preserve"> </w:t>
+      </w:r>
+      <w:r>
+        <w:rPr>
+          <w:b/>
+          <w:bCs/>
+        </w:rPr>
+        <w:t xml:space="preserve">Panel B</w:t>
+      </w:r>
+      <w:r>
+        <w:t xml:space="preserve">: Insert description here.</w:t>
+      </w:r>
+    </w:p>
+    <w:bookmarkEnd w:id="51"/>
+    <w:bookmarkEnd w:id="52"/>
+    <w:bookmarkEnd w:id="53"/>
     <w:sectPr>
       <w:headerReference r:id="rId8" w:type="even"/>
       <w:headerReference r:id="rId9" w:type="default"/>

--- a/index.docx
+++ b/index.docx
@@ -255,7 +255,7 @@
       </w:r>
     </w:p>
     <w:bookmarkEnd w:id="31"/>
-    <w:bookmarkStart w:id="53" w:name="firstheader"/>
+    <w:bookmarkStart w:id="39" w:name="firstheader"/>
     <w:p>
       <w:pPr>
         <w:pStyle w:val="Heading1"/>
@@ -264,7 +264,7 @@
         <w:t xml:space="preserve">Full Title</w:t>
       </w:r>
     </w:p>
-    <w:bookmarkStart w:id="32" w:name="section-in-introduction"/>
+    <w:bookmarkStart w:id="37" w:name="section-in-introduction"/>
     <w:p>
       <w:pPr>
         <w:pStyle w:val="Heading2"/>
@@ -273,24 +273,17 @@
         <w:t xml:space="preserve">Section in Introduction</w:t>
       </w:r>
     </w:p>
-    <w:bookmarkEnd w:id="32"/>
-    <w:bookmarkStart w:id="52" w:name="another-section"/>
-    <w:p>
-      <w:pPr>
-        <w:pStyle w:val="Heading2"/>
-      </w:pPr>
-      <w:r>
-        <w:t xml:space="preserve">Another Section</w:t>
-      </w:r>
-    </w:p>
     <w:p>
       <w:pPr>
         <w:pStyle w:val="FirstParagraph"/>
       </w:pPr>
       <w:r>
-        <w:t xml:space="preserve">A single figure (</w:t>
-      </w:r>
-      <w:hyperlink w:anchor="fig-exampleA">
+        <w:t xml:space="preserve">See multi-panel figure note in</w:t>
+      </w:r>
+      <w:r>
+        <w:t xml:space="preserve"> </w:t>
+      </w:r>
+      <w:hyperlink w:anchor="fig-mtcars">
         <w:r>
           <w:rPr>
             <w:rStyle w:val="Hyperlink"/>
@@ -299,10 +292,10 @@
         </w:r>
       </w:hyperlink>
       <w:r>
-        <w:t xml:space="preserve">):</w:t>
-      </w:r>
-    </w:p>
-    <w:bookmarkStart w:id="36" w:name="fig-exampleA"/>
+        <w:t xml:space="preserve">:</w:t>
+      </w:r>
+    </w:p>
+    <w:bookmarkStart w:id="35" w:name="fig-mtcars"/>
     <w:p>
       <w:pPr>
         <w:pStyle w:val="FigureTitle"/>
@@ -316,7 +309,7 @@
         <w:pStyle w:val="Caption"/>
       </w:pPr>
       <w:r>
-        <w:t xml:space="preserve">Sample Image 1.</w:t>
+        <w:t xml:space="preserve">My Figure Caption</w:t>
       </w:r>
     </w:p>
     <w:p>
@@ -328,18 +321,18 @@
           <wp:inline>
             <wp:extent cx="5943600" cy="4245428"/>
             <wp:effectExtent b="0" l="0" r="0" t="0"/>
-            <wp:docPr descr="" title="" id="34" name="Picture"/>
+            <wp:docPr descr="" title="" id="33" name="Picture"/>
             <a:graphic>
               <a:graphicData uri="http://schemas.openxmlformats.org/drawingml/2006/picture">
                 <pic:pic>
                   <pic:nvPicPr>
-                    <pic:cNvPr descr="Figures/sampleImage1.png" id="35" name="Picture"/>
+                    <pic:cNvPr descr="index_files/figure-docx/notebooks-analyses-fig-mtcars-output-1.png" id="34" name="Picture"/>
                     <pic:cNvPicPr>
                       <a:picLocks noChangeArrowheads="1" noChangeAspect="1"/>
                     </pic:cNvPicPr>
                   </pic:nvPicPr>
                   <pic:blipFill>
-                    <a:blip r:embed="rId33"/>
+                    <a:blip r:embed="rId32"/>
                     <a:stretch>
                       <a:fillRect/>
                     </a:stretch>
@@ -366,7 +359,7 @@
         </w:drawing>
       </w:r>
     </w:p>
-    <w:bookmarkEnd w:id="36"/>
+    <w:bookmarkEnd w:id="35"/>
     <w:p>
       <w:pPr>
         <w:pStyle w:val="FigureNote"/>
@@ -379,338 +372,11 @@
         <w:t xml:space="preserve">Note</w:t>
       </w:r>
       <w:r>
-        <w:t xml:space="preserve">. Variable A indirectly causes Variable C.</w:t>
-      </w:r>
-    </w:p>
-    <w:p>
-      <w:pPr>
-        <w:pStyle w:val="BodyText"/>
-      </w:pPr>
-      <w:r>
-        <w:t xml:space="preserve">Side-by-side figure using separate figure notes (</w:t>
-      </w:r>
-      <w:hyperlink w:anchor="fig-exampleB">
-        <w:r>
-          <w:rPr>
-            <w:rStyle w:val="Hyperlink"/>
-          </w:rPr>
-          <w:t xml:space="preserve">Figure 2</w:t>
-        </w:r>
-      </w:hyperlink>
-      <w:r>
-        <w:t xml:space="preserve">):</w:t>
-      </w:r>
-    </w:p>
-    <w:bookmarkStart w:id="44" w:name="fig-exampleB"/>
-    <w:bookmarkStart w:id="39" w:name="fig-sampleImage1"/>
-    <w:p>
-      <w:pPr>
-        <w:pStyle w:val="FigureWithNote"/>
-      </w:pPr>
-      <w:r>
-        <w:t xml:space="preserve">(A) Sample Image 1.</w:t>
-      </w:r>
-    </w:p>
-    <w:p>
-      <w:pPr>
-        <w:pStyle w:val="FigureWithNote"/>
-      </w:pPr>
-      <w:r>
-        <w:drawing>
-          <wp:inline>
-            <wp:extent cx="2971800" cy="2122714"/>
-            <wp:effectExtent b="0" l="0" r="0" t="0"/>
-            <wp:docPr descr="" title="" id="37" name="Picture"/>
-            <a:graphic>
-              <a:graphicData uri="http://schemas.openxmlformats.org/drawingml/2006/picture">
-                <pic:pic>
-                  <pic:nvPicPr>
-                    <pic:cNvPr descr="Figures/sampleImage1.png" id="38" name="Picture"/>
-                    <pic:cNvPicPr>
-                      <a:picLocks noChangeArrowheads="1" noChangeAspect="1"/>
-                    </pic:cNvPicPr>
-                  </pic:nvPicPr>
-                  <pic:blipFill>
-                    <a:blip r:embed="rId33"/>
-                    <a:stretch>
-                      <a:fillRect/>
-                    </a:stretch>
-                  </pic:blipFill>
-                  <pic:spPr bwMode="auto">
-                    <a:xfrm>
-                      <a:off x="0" y="0"/>
-                      <a:ext cx="2971800" cy="2122714"/>
-                    </a:xfrm>
-                    <a:prstGeom prst="rect">
-                      <a:avLst/>
-                    </a:prstGeom>
-                    <a:noFill/>
-                    <a:ln w="9525">
-                      <a:noFill/>
-                      <a:headEnd/>
-                      <a:tailEnd/>
-                    </a:ln>
-                  </pic:spPr>
-                </pic:pic>
-              </a:graphicData>
-            </a:graphic>
-          </wp:inline>
-        </w:drawing>
-      </w:r>
-    </w:p>
-    <w:bookmarkEnd w:id="39"/>
-    <w:p>
-      <w:pPr>
-        <w:pStyle w:val="FigureNote"/>
-      </w:pPr>
-      <w:r>
-        <w:rPr>
-          <w:i/>
-          <w:iCs/>
-        </w:rPr>
-        <w:t xml:space="preserve">Note</w:t>
-      </w:r>
-      <w:r>
-        <w:t xml:space="preserve">. Variable A indirectly causes Variable C.</w:t>
-      </w:r>
-    </w:p>
-    <w:p>
-      <w:pPr>
-        <w:framePr w:w="0" w:h="0" w:vAnchor="margin" w:hAnchor="margin" w:xAlign="right" w:yAlign="top"/>
-      </w:pPr>
-    </w:p>
-    <w:bookmarkStart w:id="43" w:name="fig-sampleImage2"/>
-    <w:p>
-      <w:pPr>
-        <w:pStyle w:val="FigureWithNote"/>
-      </w:pPr>
-      <w:r>
-        <w:t xml:space="preserve">(B) Sample Image 2.</w:t>
-      </w:r>
-    </w:p>
-    <w:p>
-      <w:pPr>
-        <w:pStyle w:val="FigureWithNote"/>
-      </w:pPr>
-      <w:r>
-        <w:drawing>
-          <wp:inline>
-            <wp:extent cx="2971800" cy="2122714"/>
-            <wp:effectExtent b="0" l="0" r="0" t="0"/>
-            <wp:docPr descr="" title="" id="41" name="Picture"/>
-            <a:graphic>
-              <a:graphicData uri="http://schemas.openxmlformats.org/drawingml/2006/picture">
-                <pic:pic>
-                  <pic:nvPicPr>
-                    <pic:cNvPr descr="Figures/sampleImage2.png" id="42" name="Picture"/>
-                    <pic:cNvPicPr>
-                      <a:picLocks noChangeArrowheads="1" noChangeAspect="1"/>
-                    </pic:cNvPicPr>
-                  </pic:nvPicPr>
-                  <pic:blipFill>
-                    <a:blip r:embed="rId40"/>
-                    <a:stretch>
-                      <a:fillRect/>
-                    </a:stretch>
-                  </pic:blipFill>
-                  <pic:spPr bwMode="auto">
-                    <a:xfrm>
-                      <a:off x="0" y="0"/>
-                      <a:ext cx="2971800" cy="2122714"/>
-                    </a:xfrm>
-                    <a:prstGeom prst="rect">
-                      <a:avLst/>
-                    </a:prstGeom>
-                    <a:noFill/>
-                    <a:ln w="9525">
-                      <a:noFill/>
-                      <a:headEnd/>
-                      <a:tailEnd/>
-                    </a:ln>
-                  </pic:spPr>
-                </pic:pic>
-              </a:graphicData>
-            </a:graphic>
-          </wp:inline>
-        </w:drawing>
-      </w:r>
-    </w:p>
-    <w:bookmarkEnd w:id="43"/>
-    <w:p>
-      <w:pPr>
-        <w:pStyle w:val="FigureNote"/>
-      </w:pPr>
-      <w:r>
-        <w:rPr>
-          <w:i/>
-          <w:iCs/>
-        </w:rPr>
-        <w:t xml:space="preserve">Note</w:t>
-      </w:r>
-      <w:r>
-        <w:t xml:space="preserve">. The distribution of a variable.</w:t>
-      </w:r>
-    </w:p>
-    <w:p>
-      <w:pPr>
-        <w:pStyle w:val="FigureWithNote"/>
-      </w:pPr>
-      <w:r>
-        <w:t xml:space="preserve">Figure 2</w:t>
-      </w:r>
-    </w:p>
-    <w:bookmarkEnd w:id="44"/>
-    <w:p>
-      <w:pPr>
-        <w:pStyle w:val="BodyText"/>
-      </w:pPr>
-      <w:r>
-        <w:t xml:space="preserve">Side-by-side figure using a single figure note (</w:t>
-      </w:r>
-      <w:hyperlink w:anchor="fig-exampleC">
-        <w:r>
-          <w:rPr>
-            <w:rStyle w:val="Hyperlink"/>
-          </w:rPr>
-          <w:t xml:space="preserve">Figure 3</w:t>
-        </w:r>
-      </w:hyperlink>
-      <w:r>
-        <w:t xml:space="preserve">):</w:t>
-      </w:r>
-    </w:p>
-    <w:bookmarkStart w:id="51" w:name="fig-exampleC"/>
-    <w:bookmarkStart w:id="47" w:name="fig-sampleImage1"/>
-    <w:p>
-      <w:pPr>
-        <w:pStyle w:val="FigureWithoutNote"/>
-      </w:pPr>
-      <w:r>
-        <w:t xml:space="preserve">(A) Sample Image 1.</w:t>
-      </w:r>
-    </w:p>
-    <w:p>
-      <w:pPr>
-        <w:pStyle w:val="FigureWithoutNote"/>
-      </w:pPr>
-      <w:r>
-        <w:drawing>
-          <wp:inline>
-            <wp:extent cx="2971800" cy="2122714"/>
-            <wp:effectExtent b="0" l="0" r="0" t="0"/>
-            <wp:docPr descr="" title="" id="45" name="Picture"/>
-            <a:graphic>
-              <a:graphicData uri="http://schemas.openxmlformats.org/drawingml/2006/picture">
-                <pic:pic>
-                  <pic:nvPicPr>
-                    <pic:cNvPr descr="Figures/sampleImage1.png" id="46" name="Picture"/>
-                    <pic:cNvPicPr>
-                      <a:picLocks noChangeArrowheads="1" noChangeAspect="1"/>
-                    </pic:cNvPicPr>
-                  </pic:nvPicPr>
-                  <pic:blipFill>
-                    <a:blip r:embed="rId33"/>
-                    <a:stretch>
-                      <a:fillRect/>
-                    </a:stretch>
-                  </pic:blipFill>
-                  <pic:spPr bwMode="auto">
-                    <a:xfrm>
-                      <a:off x="0" y="0"/>
-                      <a:ext cx="2971800" cy="2122714"/>
-                    </a:xfrm>
-                    <a:prstGeom prst="rect">
-                      <a:avLst/>
-                    </a:prstGeom>
-                    <a:noFill/>
-                    <a:ln w="9525">
-                      <a:noFill/>
-                      <a:headEnd/>
-                      <a:tailEnd/>
-                    </a:ln>
-                  </pic:spPr>
-                </pic:pic>
-              </a:graphicData>
-            </a:graphic>
-          </wp:inline>
-        </w:drawing>
-      </w:r>
-    </w:p>
-    <w:bookmarkEnd w:id="47"/>
-    <w:p>
-      <w:pPr>
-        <w:framePr w:w="0" w:h="0" w:vAnchor="margin" w:hAnchor="margin" w:xAlign="right" w:yAlign="top"/>
-      </w:pPr>
-    </w:p>
-    <w:bookmarkStart w:id="50" w:name="fig-sampleImage2"/>
-    <w:p>
-      <w:pPr>
-        <w:pStyle w:val="FigureWithoutNote"/>
-      </w:pPr>
-      <w:r>
-        <w:t xml:space="preserve">(B) Sample Image 2.</w:t>
-      </w:r>
-    </w:p>
-    <w:p>
-      <w:pPr>
-        <w:pStyle w:val="FigureWithoutNote"/>
-      </w:pPr>
-      <w:r>
-        <w:drawing>
-          <wp:inline>
-            <wp:extent cx="2971800" cy="2122714"/>
-            <wp:effectExtent b="0" l="0" r="0" t="0"/>
-            <wp:docPr descr="" title="" id="48" name="Picture"/>
-            <a:graphic>
-              <a:graphicData uri="http://schemas.openxmlformats.org/drawingml/2006/picture">
-                <pic:pic>
-                  <pic:nvPicPr>
-                    <pic:cNvPr descr="Figures/sampleImage2.png" id="49" name="Picture"/>
-                    <pic:cNvPicPr>
-                      <a:picLocks noChangeArrowheads="1" noChangeAspect="1"/>
-                    </pic:cNvPicPr>
-                  </pic:nvPicPr>
-                  <pic:blipFill>
-                    <a:blip r:embed="rId40"/>
-                    <a:stretch>
-                      <a:fillRect/>
-                    </a:stretch>
-                  </pic:blipFill>
-                  <pic:spPr bwMode="auto">
-                    <a:xfrm>
-                      <a:off x="0" y="0"/>
-                      <a:ext cx="2971800" cy="2122714"/>
-                    </a:xfrm>
-                    <a:prstGeom prst="rect">
-                      <a:avLst/>
-                    </a:prstGeom>
-                    <a:noFill/>
-                    <a:ln w="9525">
-                      <a:noFill/>
-                      <a:headEnd/>
-                      <a:tailEnd/>
-                    </a:ln>
-                  </pic:spPr>
-                </pic:pic>
-              </a:graphicData>
-            </a:graphic>
-          </wp:inline>
-        </w:drawing>
-      </w:r>
-    </w:p>
-    <w:bookmarkEnd w:id="50"/>
-    <w:p>
-      <w:pPr>
-        <w:pStyle w:val="FigureTitle"/>
-      </w:pPr>
-      <w:r>
-        <w:t xml:space="preserve">Figure 2</w:t>
-      </w:r>
-    </w:p>
-    <w:p>
-      <w:pPr>
-        <w:pStyle w:val="Caption"/>
-      </w:pPr>
+        <w:t xml:space="preserve">. - </w:t>
+      </w:r>
+      <w:r>
+        <w:t xml:space="preserve">“</w:t>
+      </w:r>
       <w:r>
         <w:rPr>
           <w:b/>
@@ -719,10 +385,19 @@
         <w:t xml:space="preserve">Panel A</w:t>
       </w:r>
       <w:r>
-        <w:t xml:space="preserve">: Insert description here.</w:t>
+        <w:t xml:space="preserve">: Insert figure note here.”</w:t>
       </w:r>
       <w:r>
         <w:t xml:space="preserve"> </w:t>
+      </w:r>
+      <w:r>
+        <w:t xml:space="preserve">-</w:t>
+      </w:r>
+      <w:r>
+        <w:t xml:space="preserve"> </w:t>
+      </w:r>
+      <w:r>
+        <w:t xml:space="preserve">“</w:t>
       </w:r>
       <w:r>
         <w:rPr>
@@ -732,12 +407,47 @@
         <w:t xml:space="preserve">Panel B</w:t>
       </w:r>
       <w:r>
-        <w:t xml:space="preserve">: Insert description here.</w:t>
-      </w:r>
-    </w:p>
-    <w:bookmarkEnd w:id="51"/>
-    <w:bookmarkEnd w:id="52"/>
-    <w:bookmarkEnd w:id="53"/>
+        <w:t xml:space="preserve">: Insert figure note here.”</w:t>
+      </w:r>
+    </w:p>
+    <w:p>
+      <w:pPr>
+        <w:pStyle w:val="FigureWithNote"/>
+      </w:pPr>
+      <w:r>
+        <w:rPr>
+          <w:vertAlign w:val="subscript"/>
+        </w:rPr>
+        <w:t xml:space="preserve">Source:</w:t>
+      </w:r>
+      <w:r>
+        <w:rPr>
+          <w:vertAlign w:val="subscript"/>
+        </w:rPr>
+        <w:t xml:space="preserve"> </w:t>
+      </w:r>
+      <w:hyperlink r:id="rId36">
+        <w:r>
+          <w:rPr>
+            <w:rStyle w:val="Hyperlink"/>
+            <w:vertAlign w:val="subscript"/>
+          </w:rPr>
+          <w:t xml:space="preserve">Analyses</w:t>
+        </w:r>
+      </w:hyperlink>
+    </w:p>
+    <w:bookmarkEnd w:id="37"/>
+    <w:bookmarkStart w:id="38" w:name="another-section"/>
+    <w:p>
+      <w:pPr>
+        <w:pStyle w:val="Heading2"/>
+      </w:pPr>
+      <w:r>
+        <w:t xml:space="preserve">Another Section</w:t>
+      </w:r>
+    </w:p>
+    <w:bookmarkEnd w:id="38"/>
+    <w:bookmarkEnd w:id="39"/>
     <w:sectPr>
       <w:headerReference r:id="rId8" w:type="even"/>
       <w:headerReference r:id="rId9" w:type="default"/>

--- a/index.docx
+++ b/index.docx
@@ -18,15 +18,22 @@
         <w:t xml:space="preserve"> </w:t>
       </w:r>
     </w:p>
-    <w:bookmarkStart w:id="22" w:name="title"/>
-    <w:p>
-      <w:pPr>
-        <w:pStyle w:val="Heading1"/>
-      </w:pPr>
-      <w:r>
-        <w:t xml:space="preserve">Full Title</w:t>
-      </w:r>
-    </w:p>
+    <w:bookmarkStart w:id="90001" w:name="title"/>
+    <w:p>
+      <w:pPr>
+        <w:pStyle w:val="ApaUnlistedHeading1"/>
+      </w:pPr>
+      <w:r>
+        <w:t xml:space="preserve">Full</w:t>
+      </w:r>
+      <w:r>
+        <w:t xml:space="preserve"> </w:t>
+      </w:r>
+      <w:r>
+        <w:t xml:space="preserve">Title</w:t>
+      </w:r>
+    </w:p>
+    <w:bookmarkEnd w:id="90001"/>
     <w:p>
       <w:pPr>
         <w:pStyle w:val="Author"/>
@@ -67,19 +74,25 @@
         <w:t xml:space="preserve"> </w:t>
       </w:r>
     </w:p>
-    <w:bookmarkEnd w:id="22"/>
-    <w:bookmarkStart w:id="29" w:name="author-note"/>
-    <w:p>
-      <w:pPr>
-        <w:pStyle w:val="Heading1"/>
-      </w:pPr>
-      <w:r>
-        <w:t xml:space="preserve">Author Note</w:t>
-      </w:r>
-    </w:p>
-    <w:p>
-      <w:pPr>
-        <w:pStyle w:val="FirstParagraph"/>
+    <w:bookmarkStart w:id="90002" w:name="author-note"/>
+    <w:p>
+      <w:pPr>
+        <w:pStyle w:val="ApaUnlistedHeading1"/>
+      </w:pPr>
+      <w:r>
+        <w:t xml:space="preserve">Author</w:t>
+      </w:r>
+      <w:r>
+        <w:t xml:space="preserve"> </w:t>
+      </w:r>
+      <w:r>
+        <w:t xml:space="preserve">Note</w:t>
+      </w:r>
+    </w:p>
+    <w:bookmarkEnd w:id="90002"/>
+    <w:p>
+      <w:pPr>
+        <w:pStyle w:val="BodyText"/>
       </w:pPr>
       <w:r>
         <w:t xml:space="preserve">Isaac T. Petersen</w:t>
@@ -87,30 +100,30 @@
       <w:r>
         <w:t xml:space="preserve"> </w:t>
       </w:r>
-      <w:bookmarkStart w:id="27" w:name="orcid"/>
+      <w:bookmarkStart w:id="26" w:name="orcid"/>
       <w:r>
         <w:drawing>
           <wp:inline>
             <wp:extent cx="152279" cy="152279"/>
             <wp:effectExtent b="0" l="0" r="0" t="0"/>
-            <wp:docPr descr="Orcid ID Logo: A green circle with white letters ID" title="" id="24" name="Picture"/>
+            <wp:docPr descr="Orcid ID Logo: A green circle with white letters ID" title="" id="23" name="Picture"/>
             <a:graphic>
               <a:graphicData uri="http://schemas.openxmlformats.org/drawingml/2006/picture">
                 <pic:pic>
                   <pic:nvPicPr>
-                    <pic:cNvPr descr="_extensions/wjschne/apaquarto/ORCID-iD_icon-vector.svg" id="25" name="Picture"/>
+                    <pic:cNvPr descr="_extensions/wjschne/apaquarto/ORCID-iD_icon-vector.svg" id="24" name="Picture"/>
                     <pic:cNvPicPr>
                       <a:picLocks noChangeArrowheads="1" noChangeAspect="1"/>
                     </pic:cNvPicPr>
                   </pic:nvPicPr>
                   <pic:blipFill>
-                    <a:blip r:embed="rId26">
+                    <a:blip r:embed="rId25">
                       <a:extLst>
                         <a:ext uri="{28A0092B-C50C-407E-A947-70E740481C1C}">
                           <a14:useLocalDpi xmlns:a14="http://schemas.microsoft.com/office/drawing/2010/main" val="0"/>
                         </a:ext>
                         <a:ext uri="{96DAC541-7B7A-43D3-8B79-37D633B846F1}">
-                          <asvg:svgBlip xmlns:asvg="http://schemas.microsoft.com/office/drawing/2016/SVG/main" r:embed="rId23"/>
+                          <asvg:svgBlip xmlns:asvg="http://schemas.microsoft.com/office/drawing/2016/SVG/main" r:embed="rId22"/>
                         </a:ext>
                       </a:extLst>
                     </a:blip>
@@ -139,11 +152,11 @@
           </wp:inline>
         </w:drawing>
       </w:r>
-      <w:bookmarkEnd w:id="27"/>
+      <w:bookmarkEnd w:id="26"/>
       <w:r>
         <w:t xml:space="preserve"> </w:t>
       </w:r>
-      <w:hyperlink r:id="rId28">
+      <w:hyperlink r:id="rId27">
         <w:r>
           <w:rPr>
             <w:rStyle w:val="Hyperlink"/>
@@ -198,16 +211,16 @@
         <w:br w:type="page"/>
       </w:r>
     </w:p>
-    <w:bookmarkEnd w:id="29"/>
-    <w:bookmarkStart w:id="30" w:name="abstract"/>
-    <w:p>
-      <w:pPr>
-        <w:pStyle w:val="Heading1"/>
+    <w:bookmarkStart w:id="90003" w:name="abstract"/>
+    <w:p>
+      <w:pPr>
+        <w:pStyle w:val="ApaUnlistedHeading1"/>
       </w:pPr>
       <w:r>
         <w:t xml:space="preserve">Abstract</w:t>
       </w:r>
     </w:p>
+    <w:bookmarkEnd w:id="90003"/>
     <w:p>
       <w:pPr>
         <w:pStyle w:val="AbstractFirstParagraph"/>
@@ -216,16 +229,22 @@
         <w:t xml:space="preserve">INSERT ABSTRACT HERE.</w:t>
       </w:r>
     </w:p>
-    <w:bookmarkEnd w:id="30"/>
-    <w:bookmarkStart w:id="31" w:name="impact"/>
-    <w:p>
-      <w:pPr>
-        <w:pStyle w:val="Heading1"/>
-      </w:pPr>
-      <w:r>
-        <w:t xml:space="preserve">Impact Statement</w:t>
-      </w:r>
-    </w:p>
+    <w:bookmarkStart w:id="90004" w:name="impact"/>
+    <w:p>
+      <w:pPr>
+        <w:pStyle w:val="ApaUnlistedHeading1"/>
+      </w:pPr>
+      <w:r>
+        <w:t xml:space="preserve">Impact</w:t>
+      </w:r>
+      <w:r>
+        <w:t xml:space="preserve"> </w:t>
+      </w:r>
+      <w:r>
+        <w:t xml:space="preserve">Statement</w:t>
+      </w:r>
+    </w:p>
+    <w:bookmarkEnd w:id="90004"/>
     <w:p>
       <w:pPr>
         <w:pStyle w:val="AbstractFirstParagraph"/>
@@ -254,8 +273,7 @@
         <w:br w:type="page"/>
       </w:r>
     </w:p>
-    <w:bookmarkEnd w:id="31"/>
-    <w:bookmarkStart w:id="39" w:name="firstheader"/>
+    <w:bookmarkStart w:id="35" w:name="firstheader"/>
     <w:p>
       <w:pPr>
         <w:pStyle w:val="Heading1"/>
@@ -264,7 +282,7 @@
         <w:t xml:space="preserve">Full Title</w:t>
       </w:r>
     </w:p>
-    <w:bookmarkStart w:id="37" w:name="section-in-introduction"/>
+    <w:bookmarkStart w:id="32" w:name="section-in-introduction"/>
     <w:p>
       <w:pPr>
         <w:pStyle w:val="Heading2"/>
@@ -273,29 +291,7 @@
         <w:t xml:space="preserve">Section in Introduction</w:t>
       </w:r>
     </w:p>
-    <w:p>
-      <w:pPr>
-        <w:pStyle w:val="FirstParagraph"/>
-      </w:pPr>
-      <w:r>
-        <w:t xml:space="preserve">See multi-panel figure note in</w:t>
-      </w:r>
-      <w:r>
-        <w:t xml:space="preserve"> </w:t>
-      </w:r>
-      <w:hyperlink w:anchor="fig-mtcars">
-        <w:r>
-          <w:rPr>
-            <w:rStyle w:val="Hyperlink"/>
-          </w:rPr>
-          <w:t xml:space="preserve">Figure 1</w:t>
-        </w:r>
-      </w:hyperlink>
-      <w:r>
-        <w:t xml:space="preserve">:</w:t>
-      </w:r>
-    </w:p>
-    <w:bookmarkStart w:id="35" w:name="fig-mtcars"/>
+    <w:bookmarkStart w:id="31" w:name="fig-exampleA"/>
     <w:p>
       <w:pPr>
         <w:pStyle w:val="FigureTitle"/>
@@ -309,7 +305,7 @@
         <w:pStyle w:val="Caption"/>
       </w:pPr>
       <w:r>
-        <w:t xml:space="preserve">My Figure Caption</w:t>
+        <w:t xml:space="preserve">Sample Image 1.</w:t>
       </w:r>
     </w:p>
     <w:p>
@@ -321,18 +317,18 @@
           <wp:inline>
             <wp:extent cx="5943600" cy="4245428"/>
             <wp:effectExtent b="0" l="0" r="0" t="0"/>
-            <wp:docPr descr="" title="" id="33" name="Picture"/>
+            <wp:docPr descr="" title="" id="29" name="Picture"/>
             <a:graphic>
               <a:graphicData uri="http://schemas.openxmlformats.org/drawingml/2006/picture">
                 <pic:pic>
                   <pic:nvPicPr>
-                    <pic:cNvPr descr="index_files/figure-docx/notebooks-analyses-fig-mtcars-output-1.png" id="34" name="Picture"/>
+                    <pic:cNvPr descr="Figures/sampleImage1.png" id="30" name="Picture"/>
                     <pic:cNvPicPr>
                       <a:picLocks noChangeArrowheads="1" noChangeAspect="1"/>
                     </pic:cNvPicPr>
                   </pic:nvPicPr>
                   <pic:blipFill>
-                    <a:blip r:embed="rId32"/>
+                    <a:blip r:embed="rId28"/>
                     <a:stretch>
                       <a:fillRect/>
                     </a:stretch>
@@ -359,7 +355,7 @@
         </w:drawing>
       </w:r>
     </w:p>
-    <w:bookmarkEnd w:id="35"/>
+    <w:bookmarkEnd w:id="31"/>
     <w:p>
       <w:pPr>
         <w:pStyle w:val="FigureNote"/>
@@ -372,82 +368,31 @@
         <w:t xml:space="preserve">Note</w:t>
       </w:r>
       <w:r>
-        <w:t xml:space="preserve">. - </w:t>
-      </w:r>
-      <w:r>
-        <w:t xml:space="preserve">“</w:t>
-      </w:r>
-      <w:r>
-        <w:rPr>
-          <w:b/>
-          <w:bCs/>
-        </w:rPr>
-        <w:t xml:space="preserve">Panel A</w:t>
-      </w:r>
-      <w:r>
-        <w:t xml:space="preserve">: Insert figure note here.”</w:t>
-      </w:r>
-      <w:r>
-        <w:t xml:space="preserve"> </w:t>
-      </w:r>
-      <w:r>
-        <w:t xml:space="preserve">-</w:t>
-      </w:r>
-      <w:r>
-        <w:t xml:space="preserve"> </w:t>
-      </w:r>
-      <w:r>
-        <w:t xml:space="preserve">“</w:t>
-      </w:r>
-      <w:r>
-        <w:rPr>
-          <w:b/>
-          <w:bCs/>
-        </w:rPr>
-        <w:t xml:space="preserve">Panel B</w:t>
-      </w:r>
-      <w:r>
-        <w:t xml:space="preserve">: Insert figure note here.”</w:t>
-      </w:r>
-    </w:p>
-    <w:p>
-      <w:pPr>
-        <w:pStyle w:val="FigureWithNote"/>
-      </w:pPr>
-      <w:r>
-        <w:rPr>
-          <w:vertAlign w:val="subscript"/>
-        </w:rPr>
-        <w:t xml:space="preserve">Source:</w:t>
-      </w:r>
-      <w:r>
-        <w:rPr>
-          <w:vertAlign w:val="subscript"/>
-        </w:rPr>
-        <w:t xml:space="preserve"> </w:t>
-      </w:r>
-      <w:hyperlink r:id="rId36">
-        <w:r>
-          <w:rPr>
-            <w:rStyle w:val="Hyperlink"/>
-            <w:vertAlign w:val="subscript"/>
-          </w:rPr>
-          <w:t xml:space="preserve">Analyses</w:t>
-        </w:r>
-      </w:hyperlink>
-    </w:p>
-    <w:bookmarkEnd w:id="37"/>
-    <w:bookmarkStart w:id="38" w:name="another-section"/>
+        <w:t xml:space="preserve">. Variable A indirectly causes Variable C.</w:t>
+      </w:r>
+    </w:p>
+    <w:bookmarkEnd w:id="32"/>
+    <w:bookmarkStart w:id="33" w:name="another-section-a"/>
     <w:p>
       <w:pPr>
         <w:pStyle w:val="Heading2"/>
       </w:pPr>
       <w:r>
-        <w:t xml:space="preserve">Another Section</w:t>
-      </w:r>
-    </w:p>
-    <w:bookmarkEnd w:id="38"/>
-    <w:bookmarkEnd w:id="39"/>
+        <w:t xml:space="preserve">Another Section A</w:t>
+      </w:r>
+    </w:p>
+    <w:bookmarkEnd w:id="33"/>
+    <w:bookmarkStart w:id="34" w:name="another-section-b"/>
+    <w:p>
+      <w:pPr>
+        <w:pStyle w:val="Heading2"/>
+      </w:pPr>
+      <w:r>
+        <w:t xml:space="preserve">Another Section B</w:t>
+      </w:r>
+    </w:p>
+    <w:bookmarkEnd w:id="34"/>
+    <w:bookmarkEnd w:id="35"/>
     <w:sectPr>
       <w:headerReference r:id="rId8" w:type="even"/>
       <w:headerReference r:id="rId9" w:type="default"/>
@@ -455,7 +400,7 @@
       <w:footerReference r:id="rId11" w:type="default"/>
       <w:headerReference r:id="rId12" w:type="first"/>
       <w:footerReference r:id="rId13" w:type="first"/>
-      <w:pgSz w:h="15840" w:w="12240"/>
+      <w:pgSz w:code="1" w:h="15840" w:w="12240"/>
       <w:pgMar w:bottom="1440" w:footer="720" w:gutter="0" w:header="720" w:left="1440" w:right="1440" w:top="1440"/>
       <w:cols w:space="720"/>
     </w:sectPr>
@@ -1694,6 +1639,10 @@
     <w:uiPriority w:val="9"/>
     <w:unhideWhenUsed/>
     <w:qFormat/>
+    <w:rsid w:val="00780A8B"/>
+    <w:pPr>
+      <w:spacing w:line="240" w:lineRule="auto"/>
+    </w:pPr>
   </w:style>
   <w:style w:customStyle="1" w:styleId="Table" w:type="table">
     <w:name w:val="Table"/>
@@ -2298,7 +2247,6 @@
       <w:keepNext/>
       <w:keepLines/>
       <w:spacing w:line="480" w:lineRule="auto"/>
-      <w:outlineLvl w:val="0"/>
     </w:pPr>
     <w:rPr>
       <w:b/>
@@ -2499,6 +2447,70 @@
     <w:rPr>
       <w:szCs w:val="20"/>
     </w:rPr>
+  </w:style>
+  <w:style w:customStyle="1" w:styleId="SubPanelNote" w:type="paragraph">
+    <w:name w:val="SubPanelNote"/>
+    <w:basedOn w:val="FigureNote"/>
+    <w:link w:val="SubPanelNoteChar"/>
+    <w:qFormat/>
+    <w:rsid w:val="00BD5312"/>
+    <w:pPr>
+      <w:jc w:val="center"/>
+    </w:pPr>
+  </w:style>
+  <w:style w:customStyle="1" w:styleId="SubPanelNoteChar" w:type="character">
+    <w:name w:val="SubPanelNote Char"/>
+    <w:basedOn w:val="FigureNoteChar"/>
+    <w:link w:val="SubPanelNote"/>
+    <w:rsid w:val="00BD5312"/>
+  </w:style>
+  <w:style w:customStyle="1" w:styleId="ApaUnlistedHeading1" w:type="paragraph">
+    <w:name w:val="Apa Unlisted Heading 1"/>
+    <w:basedOn w:val="Heading1"/>
+    <w:qFormat/>
+    <w:pPr>
+      <w:outlineLvl w:val="9"/>
+    </w:pPr>
+  </w:style>
+  <w:style w:customStyle="1" w:styleId="ApaUnlistedHeading2" w:type="paragraph">
+    <w:name w:val="Apa Unlisted Heading 2"/>
+    <w:basedOn w:val="Heading2"/>
+    <w:qFormat/>
+    <w:pPr>
+      <w:outlineLvl w:val="9"/>
+    </w:pPr>
+  </w:style>
+  <w:style w:customStyle="1" w:styleId="ApaUnlistedHeading3" w:type="paragraph">
+    <w:name w:val="Apa Unlisted Heading 3"/>
+    <w:basedOn w:val="Heading3"/>
+    <w:qFormat/>
+    <w:pPr>
+      <w:outlineLvl w:val="9"/>
+    </w:pPr>
+  </w:style>
+  <w:style w:customStyle="1" w:styleId="ApaUnlistedHeading4" w:type="paragraph">
+    <w:name w:val="Apa Unlisted Heading 4"/>
+    <w:basedOn w:val="Heading4"/>
+    <w:qFormat/>
+    <w:pPr>
+      <w:outlineLvl w:val="9"/>
+    </w:pPr>
+  </w:style>
+  <w:style w:customStyle="1" w:styleId="ApaUnlistedHeading5" w:type="paragraph">
+    <w:name w:val="Apa Unlisted Heading 5"/>
+    <w:basedOn w:val="Heading5"/>
+    <w:qFormat/>
+    <w:pPr>
+      <w:outlineLvl w:val="9"/>
+    </w:pPr>
+  </w:style>
+  <w:style w:customStyle="1" w:styleId="ApaUnlistedHeading6" w:type="paragraph">
+    <w:name w:val="Apa Unlisted Heading 6"/>
+    <w:basedOn w:val="Heading6"/>
+    <w:qFormat/>
+    <w:pPr>
+      <w:outlineLvl w:val="9"/>
+    </w:pPr>
   </w:style>
 </w:styles>
 </file>

--- a/index.docx
+++ b/index.docx
@@ -178,7 +178,7 @@
         <w:pStyle w:val="BodyText"/>
       </w:pPr>
       <w:r>
-        <w:t xml:space="preserve">Author roles were classified using the Contributor Role Taxonomy (CRediT; https://credit.niso.org/) as follows: </w:t>
+        <w:t xml:space="preserve">Author roles were classified using the Contributor Role Taxonomy (CRediT; https://credit.niso.org) as follows: </w:t>
       </w:r>
       <w:r>
         <w:rPr>
@@ -355,10 +355,9 @@
         </w:drawing>
       </w:r>
     </w:p>
-    <w:bookmarkEnd w:id="31"/>
-    <w:p>
-      <w:pPr>
-        <w:pStyle w:val="FigureNote"/>
+    <w:p>
+      <w:pPr>
+        <w:pStyle w:val="FigureWithNote"/>
       </w:pPr>
       <w:r>
         <w:rPr>
@@ -370,6 +369,16 @@
       <w:r>
         <w:t xml:space="preserve">. Variable A indirectly causes Variable C.</w:t>
       </w:r>
+    </w:p>
+    <w:bookmarkEnd w:id="31"/>
+    <w:p>
+      <w:pPr>
+        <w:keepNext/>
+        <w:spacing w:before="552" w:after="0" w:line="20" w:lineRule="exact"/>
+        <w:rPr>
+          <w:sz w:val="2"/>
+        </w:rPr>
+      </w:pPr>
     </w:p>
     <w:bookmarkEnd w:id="32"/>
     <w:bookmarkStart w:id="33" w:name="another-section-a"/>
@@ -1628,9 +1637,9 @@
     <w:uiPriority w:val="9"/>
     <w:unhideWhenUsed/>
     <w:qFormat/>
-    <w:rsid w:val="0017682D"/>
-    <w:pPr>
-      <w:ind w:firstLine="0" w:left="720" w:right="720"/>
+    <w:rsid w:val="0056007C"/>
+    <w:pPr>
+      <w:ind w:firstLine="0" w:left="720"/>
     </w:pPr>
   </w:style>
   <w:style w:styleId="FootnoteText" w:type="paragraph">
@@ -1651,7 +1660,7 @@
     <w:qFormat/>
     <w:rsid w:val="00387689"/>
     <w:pPr>
-      <w:spacing w:after="60" w:before="60"/>
+      <w:spacing w:after="0" w:before="0"/>
     </w:pPr>
     <w:tblPr>
       <w:tblInd w:type="dxa" w:w="0"/>
@@ -1659,14 +1668,14 @@
         <w:bottom w:color="auto" w:space="0" w:sz="4" w:val="single"/>
       </w:tblBorders>
       <w:tblCellMar>
-        <w:top w:type="dxa" w:w="58"/>
+        <w:top w:type="dxa" w:w="138"/>
         <w:left w:type="dxa" w:w="58"/>
-        <w:bottom w:type="dxa" w:w="58"/>
+        <w:bottom w:type="dxa" w:w="138"/>
         <w:right w:type="dxa" w:w="58"/>
       </w:tblCellMar>
     </w:tblPr>
     <w:tcPr>
-      <w:vAlign w:val="center"/>
+      <w:vAlign w:val="top"/>
     </w:tcPr>
     <w:tblStylePr w:type="firstRow">
       <w:tblPr/>
@@ -1681,6 +1690,11 @@
           <w:tl2br w:val="nil"/>
           <w:tr2bl w:val="nil"/>
         </w:tcBorders>
+        <w:tcMar>
+          <w:top w:type="dxa" w:w="186"/>
+          <w:bottom w:type="dxa" w:w="138"/>
+        </w:tcMar>
+        <w:vAlign w:val="bottom"/>
       </w:tcPr>
     </w:tblStylePr>
   </w:style>
@@ -1708,7 +1722,7 @@
     <w:pPr>
       <w:keepNext/>
       <w:keepLines/>
-      <w:spacing w:after="120"/>
+      <w:spacing w:after="0"/>
     </w:pPr>
     <w:rPr>
       <w:i/>
@@ -1717,6 +1731,9 @@
   <w:style w:customStyle="1" w:styleId="TableCaption" w:type="paragraph">
     <w:name w:val="Table Caption"/>
     <w:basedOn w:val="Caption"/>
+    <w:pPr>
+      <w:spacing w:after="0"/>
+    </w:pPr>
   </w:style>
   <w:style w:customStyle="1" w:styleId="ImageCaption" w:type="paragraph">
     <w:name w:val="Image Caption"/>
@@ -2246,7 +2263,7 @@
     <w:pPr>
       <w:keepNext/>
       <w:keepLines/>
-      <w:spacing w:line="480" w:lineRule="auto"/>
+      <w:spacing w:before="552" w:line="480" w:lineRule="auto"/>
     </w:pPr>
     <w:rPr>
       <w:b/>
@@ -2274,7 +2291,7 @@
     <w:qFormat/>
     <w:rsid w:val="00A946AC"/>
     <w:pPr>
-      <w:spacing w:before="60"/>
+      <w:spacing w:before="260"/>
       <w:ind w:firstLine="0"/>
     </w:pPr>
   </w:style>
@@ -2313,7 +2330,7 @@
     <w:qFormat/>
     <w:rsid w:val="00C304F7"/>
     <w:pPr>
-      <w:spacing w:after="240"/>
+      <w:spacing w:after="0"/>
     </w:pPr>
   </w:style>
   <w:style w:customStyle="1" w:styleId="FigureWithoutNoteChar" w:type="character">
@@ -2342,7 +2359,7 @@
     <w:qFormat/>
     <w:rsid w:val="00BB3FEC"/>
     <w:pPr>
-      <w:spacing w:before="240"/>
+      <w:spacing w:before="552"/>
     </w:pPr>
   </w:style>
   <w:style w:customStyle="1" w:styleId="AfterWithoutNoteChar" w:type="character">
@@ -2382,7 +2399,7 @@
     <w:basedOn w:val="BodyTextChar"/>
     <w:link w:val="BlockText"/>
     <w:uiPriority w:val="9"/>
-    <w:rsid w:val="00065938"/>
+    <w:rsid w:val="0056007C"/>
   </w:style>
   <w:style w:customStyle="1" w:styleId="NextBlockTextChar" w:type="character">
     <w:name w:val="NextBlockText Char"/>
@@ -2510,6 +2527,13 @@
     <w:qFormat/>
     <w:pPr>
       <w:outlineLvl w:val="9"/>
+    </w:pPr>
+  </w:style>
+  <w:style w:customStyle="1" w:styleId="QuoteAttribution" w:type="paragraph">
+    <w:name w:val="QuoteAttribution"/>
+    <w:basedOn w:val="BlockText"/>
+    <w:pPr>
+      <w:jc w:val="right"/>
     </w:pPr>
   </w:style>
 </w:styles>
